--- a/docs/tables/whole/sec7_aki_c30_surv.docx
+++ b/docs/tables/whole/sec7_aki_c30_surv.docx
@@ -19,12 +19,12 @@
       <w:tblGrid>
         <w:gridCol w:w="2869"/>
         <w:gridCol w:w="778"/>
-        <w:gridCol w:w="1084"/>
-        <w:gridCol w:w="1756"/>
+        <w:gridCol w:w="839"/>
+        <w:gridCol w:w="1389"/>
         <w:gridCol w:w="1181"/>
         <w:gridCol w:w="778"/>
-        <w:gridCol w:w="1206"/>
-        <w:gridCol w:w="2001"/>
+        <w:gridCol w:w="839"/>
+        <w:gridCol w:w="1389"/>
         <w:gridCol w:w="1181"/>
       </w:tblGrid>
       <w:tr>
@@ -2069,113 +2069,113 @@
                 <w:szCs w:val="22"/>
                 <w:color w:val="000000"/>
               </w:rPr>
-              <w:t xml:space="preserve">0.52</w:t>
-            </w:r>
-          </w:p>
-        </w:tc>
-        <w:tc>
-          <w:tcPr>
-            <w:tcBorders>
-              <w:bottom w:val="none" w:sz="0" w:space="0" w:color="000000"/>
-              <w:top w:val="none" w:sz="0" w:space="0" w:color="000000"/>
-              <w:left w:val="none" w:sz="0" w:space="0" w:color="000000"/>
-              <w:right w:val="none" w:sz="0" w:space="0" w:color="000000"/>
-            </w:tcBorders>
-            <w:shd w:val="clear" w:color="auto" w:fill="FFFFFF"/>
-            <w:tcMar>
-              <w:top w:w="0" w:type="dxa"/>
-              <w:bottom w:w="0" w:type="dxa"/>
-              <w:left w:w="0" w:type="dxa"/>
-              <w:right w:w="0" w:type="dxa"/>
-            </w:tcMar>
-            <w:vAlign w:val="top"/>
-          </w:tcPr>
-          <w:p>
-            <w:pPr>
-              <w:pStyle w:val="Normal"/>
-              <w:jc w:val="center"/>
-              <w:pBdr>
-                <w:bottom w:val="none" w:sz="0" w:space="0" w:color="000000"/>
-                <w:top w:val="none" w:sz="0" w:space="0" w:color="000000"/>
-                <w:left w:val="none" w:sz="0" w:space="0" w:color="000000"/>
-                <w:right w:val="none" w:sz="0" w:space="0" w:color="000000"/>
-              </w:pBdr>
-              <w:spacing w:after="100" w:before="100" w:line="240"/>
-              <w:ind w:left="100" w:right="100" w:firstLine="0" w:firstLineChars="0"/>
-              <w:rPr>
-                <w:rFonts w:ascii="Helvetica" w:hAnsi="Helvetica" w:eastAsia="Helvetica" w:cs="Helvetica"/>
-                <w:i w:val="false"/>
-                <w:b w:val="false"/>
-                <w:u w:val="none"/>
-                <w:sz w:val="22"/>
-                <w:szCs w:val="22"/>
-                <w:color w:val="000000"/>
-              </w:rPr>
-            </w:pPr>
-            <w:r>
-              <w:rPr>
-                <w:rFonts w:ascii="Helvetica" w:hAnsi="Helvetica" w:eastAsia="Helvetica" w:cs="Helvetica"/>
-                <w:i w:val="false"/>
-                <w:b w:val="false"/>
-                <w:u w:val="none"/>
-                <w:sz w:val="22"/>
-                <w:szCs w:val="22"/>
-                <w:color w:val="000000"/>
-              </w:rPr>
-              <w:t xml:space="preserve">0.14, 2.03</w:t>
-            </w:r>
-          </w:p>
-        </w:tc>
-        <w:tc>
-          <w:tcPr>
-            <w:tcBorders>
-              <w:bottom w:val="none" w:sz="0" w:space="0" w:color="000000"/>
-              <w:top w:val="none" w:sz="0" w:space="0" w:color="000000"/>
-              <w:left w:val="none" w:sz="0" w:space="0" w:color="000000"/>
-              <w:right w:val="none" w:sz="0" w:space="0" w:color="000000"/>
-            </w:tcBorders>
-            <w:shd w:val="clear" w:color="auto" w:fill="FFFFFF"/>
-            <w:tcMar>
-              <w:top w:w="0" w:type="dxa"/>
-              <w:bottom w:w="0" w:type="dxa"/>
-              <w:left w:w="0" w:type="dxa"/>
-              <w:right w:w="0" w:type="dxa"/>
-            </w:tcMar>
-            <w:vAlign w:val="top"/>
-          </w:tcPr>
-          <w:p>
-            <w:pPr>
-              <w:pStyle w:val="Normal"/>
-              <w:jc w:val="center"/>
-              <w:pBdr>
-                <w:bottom w:val="none" w:sz="0" w:space="0" w:color="000000"/>
-                <w:top w:val="none" w:sz="0" w:space="0" w:color="000000"/>
-                <w:left w:val="none" w:sz="0" w:space="0" w:color="000000"/>
-                <w:right w:val="none" w:sz="0" w:space="0" w:color="000000"/>
-              </w:pBdr>
-              <w:spacing w:after="100" w:before="100" w:line="240"/>
-              <w:ind w:left="100" w:right="100" w:firstLine="0" w:firstLineChars="0"/>
-              <w:rPr>
-                <w:rFonts w:ascii="Helvetica" w:hAnsi="Helvetica" w:eastAsia="Helvetica" w:cs="Helvetica"/>
-                <w:i w:val="false"/>
-                <w:b w:val="false"/>
-                <w:u w:val="none"/>
-                <w:sz w:val="22"/>
-                <w:szCs w:val="22"/>
-                <w:color w:val="000000"/>
-              </w:rPr>
-            </w:pPr>
-            <w:r>
-              <w:rPr>
-                <w:rFonts w:ascii="Helvetica" w:hAnsi="Helvetica" w:eastAsia="Helvetica" w:cs="Helvetica"/>
-                <w:i w:val="false"/>
-                <w:b w:val="false"/>
-                <w:u w:val="none"/>
-                <w:sz w:val="22"/>
-                <w:szCs w:val="22"/>
-                <w:color w:val="000000"/>
-              </w:rPr>
-              <w:t xml:space="preserve">0.350</w:t>
+              <w:t xml:space="preserve">0.55</w:t>
+            </w:r>
+          </w:p>
+        </w:tc>
+        <w:tc>
+          <w:tcPr>
+            <w:tcBorders>
+              <w:bottom w:val="none" w:sz="0" w:space="0" w:color="000000"/>
+              <w:top w:val="none" w:sz="0" w:space="0" w:color="000000"/>
+              <w:left w:val="none" w:sz="0" w:space="0" w:color="000000"/>
+              <w:right w:val="none" w:sz="0" w:space="0" w:color="000000"/>
+            </w:tcBorders>
+            <w:shd w:val="clear" w:color="auto" w:fill="FFFFFF"/>
+            <w:tcMar>
+              <w:top w:w="0" w:type="dxa"/>
+              <w:bottom w:w="0" w:type="dxa"/>
+              <w:left w:w="0" w:type="dxa"/>
+              <w:right w:w="0" w:type="dxa"/>
+            </w:tcMar>
+            <w:vAlign w:val="top"/>
+          </w:tcPr>
+          <w:p>
+            <w:pPr>
+              <w:pStyle w:val="Normal"/>
+              <w:jc w:val="center"/>
+              <w:pBdr>
+                <w:bottom w:val="none" w:sz="0" w:space="0" w:color="000000"/>
+                <w:top w:val="none" w:sz="0" w:space="0" w:color="000000"/>
+                <w:left w:val="none" w:sz="0" w:space="0" w:color="000000"/>
+                <w:right w:val="none" w:sz="0" w:space="0" w:color="000000"/>
+              </w:pBdr>
+              <w:spacing w:after="100" w:before="100" w:line="240"/>
+              <w:ind w:left="100" w:right="100" w:firstLine="0" w:firstLineChars="0"/>
+              <w:rPr>
+                <w:rFonts w:ascii="Helvetica" w:hAnsi="Helvetica" w:eastAsia="Helvetica" w:cs="Helvetica"/>
+                <w:i w:val="false"/>
+                <w:b w:val="false"/>
+                <w:u w:val="none"/>
+                <w:sz w:val="22"/>
+                <w:szCs w:val="22"/>
+                <w:color w:val="000000"/>
+              </w:rPr>
+            </w:pPr>
+            <w:r>
+              <w:rPr>
+                <w:rFonts w:ascii="Helvetica" w:hAnsi="Helvetica" w:eastAsia="Helvetica" w:cs="Helvetica"/>
+                <w:i w:val="false"/>
+                <w:b w:val="false"/>
+                <w:u w:val="none"/>
+                <w:sz w:val="22"/>
+                <w:szCs w:val="22"/>
+                <w:color w:val="000000"/>
+              </w:rPr>
+              <w:t xml:space="preserve">0.15, 2.04</w:t>
+            </w:r>
+          </w:p>
+        </w:tc>
+        <w:tc>
+          <w:tcPr>
+            <w:tcBorders>
+              <w:bottom w:val="none" w:sz="0" w:space="0" w:color="000000"/>
+              <w:top w:val="none" w:sz="0" w:space="0" w:color="000000"/>
+              <w:left w:val="none" w:sz="0" w:space="0" w:color="000000"/>
+              <w:right w:val="none" w:sz="0" w:space="0" w:color="000000"/>
+            </w:tcBorders>
+            <w:shd w:val="clear" w:color="auto" w:fill="FFFFFF"/>
+            <w:tcMar>
+              <w:top w:w="0" w:type="dxa"/>
+              <w:bottom w:w="0" w:type="dxa"/>
+              <w:left w:w="0" w:type="dxa"/>
+              <w:right w:w="0" w:type="dxa"/>
+            </w:tcMar>
+            <w:vAlign w:val="top"/>
+          </w:tcPr>
+          <w:p>
+            <w:pPr>
+              <w:pStyle w:val="Normal"/>
+              <w:jc w:val="center"/>
+              <w:pBdr>
+                <w:bottom w:val="none" w:sz="0" w:space="0" w:color="000000"/>
+                <w:top w:val="none" w:sz="0" w:space="0" w:color="000000"/>
+                <w:left w:val="none" w:sz="0" w:space="0" w:color="000000"/>
+                <w:right w:val="none" w:sz="0" w:space="0" w:color="000000"/>
+              </w:pBdr>
+              <w:spacing w:after="100" w:before="100" w:line="240"/>
+              <w:ind w:left="100" w:right="100" w:firstLine="0" w:firstLineChars="0"/>
+              <w:rPr>
+                <w:rFonts w:ascii="Helvetica" w:hAnsi="Helvetica" w:eastAsia="Helvetica" w:cs="Helvetica"/>
+                <w:i w:val="false"/>
+                <w:b w:val="false"/>
+                <w:u w:val="none"/>
+                <w:sz w:val="22"/>
+                <w:szCs w:val="22"/>
+                <w:color w:val="000000"/>
+              </w:rPr>
+            </w:pPr>
+            <w:r>
+              <w:rPr>
+                <w:rFonts w:ascii="Helvetica" w:hAnsi="Helvetica" w:eastAsia="Helvetica" w:cs="Helvetica"/>
+                <w:i w:val="false"/>
+                <w:b w:val="false"/>
+                <w:u w:val="none"/>
+                <w:sz w:val="22"/>
+                <w:szCs w:val="22"/>
+                <w:color w:val="000000"/>
+              </w:rPr>
+              <w:t xml:space="preserve">0.370</w:t>
             </w:r>
           </w:p>
         </w:tc>
@@ -2552,113 +2552,113 @@
                 <w:szCs w:val="22"/>
                 <w:color w:val="000000"/>
               </w:rPr>
-              <w:t xml:space="preserve">0.99</w:t>
-            </w:r>
-          </w:p>
-        </w:tc>
-        <w:tc>
-          <w:tcPr>
-            <w:tcBorders>
-              <w:bottom w:val="none" w:sz="0" w:space="0" w:color="000000"/>
-              <w:top w:val="none" w:sz="0" w:space="0" w:color="000000"/>
-              <w:left w:val="none" w:sz="0" w:space="0" w:color="000000"/>
-              <w:right w:val="none" w:sz="0" w:space="0" w:color="000000"/>
-            </w:tcBorders>
-            <w:shd w:val="clear" w:color="auto" w:fill="FFFFFF"/>
-            <w:tcMar>
-              <w:top w:w="0" w:type="dxa"/>
-              <w:bottom w:w="0" w:type="dxa"/>
-              <w:left w:w="0" w:type="dxa"/>
-              <w:right w:w="0" w:type="dxa"/>
-            </w:tcMar>
-            <w:vAlign w:val="top"/>
-          </w:tcPr>
-          <w:p>
-            <w:pPr>
-              <w:pStyle w:val="Normal"/>
-              <w:jc w:val="center"/>
-              <w:pBdr>
-                <w:bottom w:val="none" w:sz="0" w:space="0" w:color="000000"/>
-                <w:top w:val="none" w:sz="0" w:space="0" w:color="000000"/>
-                <w:left w:val="none" w:sz="0" w:space="0" w:color="000000"/>
-                <w:right w:val="none" w:sz="0" w:space="0" w:color="000000"/>
-              </w:pBdr>
-              <w:spacing w:after="100" w:before="100" w:line="240"/>
-              <w:ind w:left="100" w:right="100" w:firstLine="0" w:firstLineChars="0"/>
-              <w:rPr>
-                <w:rFonts w:ascii="Helvetica" w:hAnsi="Helvetica" w:eastAsia="Helvetica" w:cs="Helvetica"/>
-                <w:i w:val="false"/>
-                <w:b w:val="false"/>
-                <w:u w:val="none"/>
-                <w:sz w:val="22"/>
-                <w:szCs w:val="22"/>
-                <w:color w:val="000000"/>
-              </w:rPr>
-            </w:pPr>
-            <w:r>
-              <w:rPr>
-                <w:rFonts w:ascii="Helvetica" w:hAnsi="Helvetica" w:eastAsia="Helvetica" w:cs="Helvetica"/>
-                <w:i w:val="false"/>
-                <w:b w:val="false"/>
-                <w:u w:val="none"/>
-                <w:sz w:val="22"/>
-                <w:szCs w:val="22"/>
-                <w:color w:val="000000"/>
-              </w:rPr>
-              <w:t xml:space="preserve">0.96, 1.02</w:t>
-            </w:r>
-          </w:p>
-        </w:tc>
-        <w:tc>
-          <w:tcPr>
-            <w:tcBorders>
-              <w:bottom w:val="none" w:sz="0" w:space="0" w:color="000000"/>
-              <w:top w:val="none" w:sz="0" w:space="0" w:color="000000"/>
-              <w:left w:val="none" w:sz="0" w:space="0" w:color="000000"/>
-              <w:right w:val="none" w:sz="0" w:space="0" w:color="000000"/>
-            </w:tcBorders>
-            <w:shd w:val="clear" w:color="auto" w:fill="FFFFFF"/>
-            <w:tcMar>
-              <w:top w:w="0" w:type="dxa"/>
-              <w:bottom w:w="0" w:type="dxa"/>
-              <w:left w:w="0" w:type="dxa"/>
-              <w:right w:w="0" w:type="dxa"/>
-            </w:tcMar>
-            <w:vAlign w:val="top"/>
-          </w:tcPr>
-          <w:p>
-            <w:pPr>
-              <w:pStyle w:val="Normal"/>
-              <w:jc w:val="center"/>
-              <w:pBdr>
-                <w:bottom w:val="none" w:sz="0" w:space="0" w:color="000000"/>
-                <w:top w:val="none" w:sz="0" w:space="0" w:color="000000"/>
-                <w:left w:val="none" w:sz="0" w:space="0" w:color="000000"/>
-                <w:right w:val="none" w:sz="0" w:space="0" w:color="000000"/>
-              </w:pBdr>
-              <w:spacing w:after="100" w:before="100" w:line="240"/>
-              <w:ind w:left="100" w:right="100" w:firstLine="0" w:firstLineChars="0"/>
-              <w:rPr>
-                <w:rFonts w:ascii="Helvetica" w:hAnsi="Helvetica" w:eastAsia="Helvetica" w:cs="Helvetica"/>
-                <w:i w:val="false"/>
-                <w:b w:val="false"/>
-                <w:u w:val="none"/>
-                <w:sz w:val="22"/>
-                <w:szCs w:val="22"/>
-                <w:color w:val="000000"/>
-              </w:rPr>
-            </w:pPr>
-            <w:r>
-              <w:rPr>
-                <w:rFonts w:ascii="Helvetica" w:hAnsi="Helvetica" w:eastAsia="Helvetica" w:cs="Helvetica"/>
-                <w:i w:val="false"/>
-                <w:b w:val="false"/>
-                <w:u w:val="none"/>
-                <w:sz w:val="22"/>
-                <w:szCs w:val="22"/>
-                <w:color w:val="000000"/>
-              </w:rPr>
-              <w:t xml:space="preserve">0.400</w:t>
+              <w:t xml:space="preserve">0.98</w:t>
+            </w:r>
+          </w:p>
+        </w:tc>
+        <w:tc>
+          <w:tcPr>
+            <w:tcBorders>
+              <w:bottom w:val="none" w:sz="0" w:space="0" w:color="000000"/>
+              <w:top w:val="none" w:sz="0" w:space="0" w:color="000000"/>
+              <w:left w:val="none" w:sz="0" w:space="0" w:color="000000"/>
+              <w:right w:val="none" w:sz="0" w:space="0" w:color="000000"/>
+            </w:tcBorders>
+            <w:shd w:val="clear" w:color="auto" w:fill="FFFFFF"/>
+            <w:tcMar>
+              <w:top w:w="0" w:type="dxa"/>
+              <w:bottom w:w="0" w:type="dxa"/>
+              <w:left w:w="0" w:type="dxa"/>
+              <w:right w:w="0" w:type="dxa"/>
+            </w:tcMar>
+            <w:vAlign w:val="top"/>
+          </w:tcPr>
+          <w:p>
+            <w:pPr>
+              <w:pStyle w:val="Normal"/>
+              <w:jc w:val="center"/>
+              <w:pBdr>
+                <w:bottom w:val="none" w:sz="0" w:space="0" w:color="000000"/>
+                <w:top w:val="none" w:sz="0" w:space="0" w:color="000000"/>
+                <w:left w:val="none" w:sz="0" w:space="0" w:color="000000"/>
+                <w:right w:val="none" w:sz="0" w:space="0" w:color="000000"/>
+              </w:pBdr>
+              <w:spacing w:after="100" w:before="100" w:line="240"/>
+              <w:ind w:left="100" w:right="100" w:firstLine="0" w:firstLineChars="0"/>
+              <w:rPr>
+                <w:rFonts w:ascii="Helvetica" w:hAnsi="Helvetica" w:eastAsia="Helvetica" w:cs="Helvetica"/>
+                <w:i w:val="false"/>
+                <w:b w:val="false"/>
+                <w:u w:val="none"/>
+                <w:sz w:val="22"/>
+                <w:szCs w:val="22"/>
+                <w:color w:val="000000"/>
+              </w:rPr>
+            </w:pPr>
+            <w:r>
+              <w:rPr>
+                <w:rFonts w:ascii="Helvetica" w:hAnsi="Helvetica" w:eastAsia="Helvetica" w:cs="Helvetica"/>
+                <w:i w:val="false"/>
+                <w:b w:val="false"/>
+                <w:u w:val="none"/>
+                <w:sz w:val="22"/>
+                <w:szCs w:val="22"/>
+                <w:color w:val="000000"/>
+              </w:rPr>
+              <w:t xml:space="preserve">0.95, 1.02</w:t>
+            </w:r>
+          </w:p>
+        </w:tc>
+        <w:tc>
+          <w:tcPr>
+            <w:tcBorders>
+              <w:bottom w:val="none" w:sz="0" w:space="0" w:color="000000"/>
+              <w:top w:val="none" w:sz="0" w:space="0" w:color="000000"/>
+              <w:left w:val="none" w:sz="0" w:space="0" w:color="000000"/>
+              <w:right w:val="none" w:sz="0" w:space="0" w:color="000000"/>
+            </w:tcBorders>
+            <w:shd w:val="clear" w:color="auto" w:fill="FFFFFF"/>
+            <w:tcMar>
+              <w:top w:w="0" w:type="dxa"/>
+              <w:bottom w:w="0" w:type="dxa"/>
+              <w:left w:w="0" w:type="dxa"/>
+              <w:right w:w="0" w:type="dxa"/>
+            </w:tcMar>
+            <w:vAlign w:val="top"/>
+          </w:tcPr>
+          <w:p>
+            <w:pPr>
+              <w:pStyle w:val="Normal"/>
+              <w:jc w:val="center"/>
+              <w:pBdr>
+                <w:bottom w:val="none" w:sz="0" w:space="0" w:color="000000"/>
+                <w:top w:val="none" w:sz="0" w:space="0" w:color="000000"/>
+                <w:left w:val="none" w:sz="0" w:space="0" w:color="000000"/>
+                <w:right w:val="none" w:sz="0" w:space="0" w:color="000000"/>
+              </w:pBdr>
+              <w:spacing w:after="100" w:before="100" w:line="240"/>
+              <w:ind w:left="100" w:right="100" w:firstLine="0" w:firstLineChars="0"/>
+              <w:rPr>
+                <w:rFonts w:ascii="Helvetica" w:hAnsi="Helvetica" w:eastAsia="Helvetica" w:cs="Helvetica"/>
+                <w:i w:val="false"/>
+                <w:b w:val="false"/>
+                <w:u w:val="none"/>
+                <w:sz w:val="22"/>
+                <w:szCs w:val="22"/>
+                <w:color w:val="000000"/>
+              </w:rPr>
+            </w:pPr>
+            <w:r>
+              <w:rPr>
+                <w:rFonts w:ascii="Helvetica" w:hAnsi="Helvetica" w:eastAsia="Helvetica" w:cs="Helvetica"/>
+                <w:i w:val="false"/>
+                <w:b w:val="false"/>
+                <w:u w:val="none"/>
+                <w:sz w:val="22"/>
+                <w:szCs w:val="22"/>
+                <w:color w:val="000000"/>
+              </w:rPr>
+              <w:t xml:space="preserve">0.300</w:t>
             </w:r>
           </w:p>
         </w:tc>
@@ -4001,113 +4001,113 @@
                 <w:szCs w:val="22"/>
                 <w:color w:val="000000"/>
               </w:rPr>
-              <w:t xml:space="preserve">3.41</w:t>
-            </w:r>
-          </w:p>
-        </w:tc>
-        <w:tc>
-          <w:tcPr>
-            <w:tcBorders>
-              <w:bottom w:val="none" w:sz="0" w:space="0" w:color="000000"/>
-              <w:top w:val="none" w:sz="0" w:space="0" w:color="000000"/>
-              <w:left w:val="none" w:sz="0" w:space="0" w:color="000000"/>
-              <w:right w:val="none" w:sz="0" w:space="0" w:color="000000"/>
-            </w:tcBorders>
-            <w:shd w:val="clear" w:color="auto" w:fill="FFFFFF"/>
-            <w:tcMar>
-              <w:top w:w="0" w:type="dxa"/>
-              <w:bottom w:w="0" w:type="dxa"/>
-              <w:left w:w="0" w:type="dxa"/>
-              <w:right w:w="0" w:type="dxa"/>
-            </w:tcMar>
-            <w:vAlign w:val="top"/>
-          </w:tcPr>
-          <w:p>
-            <w:pPr>
-              <w:pStyle w:val="Normal"/>
-              <w:jc w:val="center"/>
-              <w:pBdr>
-                <w:bottom w:val="none" w:sz="0" w:space="0" w:color="000000"/>
-                <w:top w:val="none" w:sz="0" w:space="0" w:color="000000"/>
-                <w:left w:val="none" w:sz="0" w:space="0" w:color="000000"/>
-                <w:right w:val="none" w:sz="0" w:space="0" w:color="000000"/>
-              </w:pBdr>
-              <w:spacing w:after="100" w:before="100" w:line="240"/>
-              <w:ind w:left="100" w:right="100" w:firstLine="0" w:firstLineChars="0"/>
-              <w:rPr>
-                <w:rFonts w:ascii="Helvetica" w:hAnsi="Helvetica" w:eastAsia="Helvetica" w:cs="Helvetica"/>
-                <w:i w:val="false"/>
-                <w:b w:val="false"/>
-                <w:u w:val="none"/>
-                <w:sz w:val="22"/>
-                <w:szCs w:val="22"/>
-                <w:color w:val="000000"/>
-              </w:rPr>
-            </w:pPr>
-            <w:r>
-              <w:rPr>
-                <w:rFonts w:ascii="Helvetica" w:hAnsi="Helvetica" w:eastAsia="Helvetica" w:cs="Helvetica"/>
-                <w:i w:val="false"/>
-                <w:b w:val="false"/>
-                <w:u w:val="none"/>
-                <w:sz w:val="22"/>
-                <w:szCs w:val="22"/>
-                <w:color w:val="000000"/>
-              </w:rPr>
-              <w:t xml:space="preserve">1.14, 10.1</w:t>
-            </w:r>
-          </w:p>
-        </w:tc>
-        <w:tc>
-          <w:tcPr>
-            <w:tcBorders>
-              <w:bottom w:val="none" w:sz="0" w:space="0" w:color="000000"/>
-              <w:top w:val="none" w:sz="0" w:space="0" w:color="000000"/>
-              <w:left w:val="none" w:sz="0" w:space="0" w:color="000000"/>
-              <w:right w:val="none" w:sz="0" w:space="0" w:color="000000"/>
-            </w:tcBorders>
-            <w:shd w:val="clear" w:color="auto" w:fill="FFFFFF"/>
-            <w:tcMar>
-              <w:top w:w="0" w:type="dxa"/>
-              <w:bottom w:w="0" w:type="dxa"/>
-              <w:left w:w="0" w:type="dxa"/>
-              <w:right w:w="0" w:type="dxa"/>
-            </w:tcMar>
-            <w:vAlign w:val="top"/>
-          </w:tcPr>
-          <w:p>
-            <w:pPr>
-              <w:pStyle w:val="Normal"/>
-              <w:jc w:val="center"/>
-              <w:pBdr>
-                <w:bottom w:val="none" w:sz="0" w:space="0" w:color="000000"/>
-                <w:top w:val="none" w:sz="0" w:space="0" w:color="000000"/>
-                <w:left w:val="none" w:sz="0" w:space="0" w:color="000000"/>
-                <w:right w:val="none" w:sz="0" w:space="0" w:color="000000"/>
-              </w:pBdr>
-              <w:spacing w:after="100" w:before="100" w:line="240"/>
-              <w:ind w:left="100" w:right="100" w:firstLine="0" w:firstLineChars="0"/>
-              <w:rPr>
-                <w:rFonts w:ascii="Helvetica" w:hAnsi="Helvetica" w:eastAsia="Helvetica" w:cs="Helvetica"/>
-                <w:i w:val="false"/>
-                <w:b w:val="false"/>
-                <w:u w:val="none"/>
-                <w:sz w:val="22"/>
-                <w:szCs w:val="22"/>
-                <w:color w:val="000000"/>
-              </w:rPr>
-            </w:pPr>
-            <w:r>
-              <w:rPr>
-                <w:rFonts w:ascii="Helvetica" w:hAnsi="Helvetica" w:eastAsia="Helvetica" w:cs="Helvetica"/>
-                <w:i w:val="false"/>
-                <w:b w:val="false"/>
-                <w:u w:val="none"/>
-                <w:sz w:val="22"/>
-                <w:szCs w:val="22"/>
-                <w:color w:val="000000"/>
-              </w:rPr>
-              <w:t xml:space="preserve">0.028</w:t>
+              <w:t xml:space="preserve">3.32</w:t>
+            </w:r>
+          </w:p>
+        </w:tc>
+        <w:tc>
+          <w:tcPr>
+            <w:tcBorders>
+              <w:bottom w:val="none" w:sz="0" w:space="0" w:color="000000"/>
+              <w:top w:val="none" w:sz="0" w:space="0" w:color="000000"/>
+              <w:left w:val="none" w:sz="0" w:space="0" w:color="000000"/>
+              <w:right w:val="none" w:sz="0" w:space="0" w:color="000000"/>
+            </w:tcBorders>
+            <w:shd w:val="clear" w:color="auto" w:fill="FFFFFF"/>
+            <w:tcMar>
+              <w:top w:w="0" w:type="dxa"/>
+              <w:bottom w:w="0" w:type="dxa"/>
+              <w:left w:w="0" w:type="dxa"/>
+              <w:right w:w="0" w:type="dxa"/>
+            </w:tcMar>
+            <w:vAlign w:val="top"/>
+          </w:tcPr>
+          <w:p>
+            <w:pPr>
+              <w:pStyle w:val="Normal"/>
+              <w:jc w:val="center"/>
+              <w:pBdr>
+                <w:bottom w:val="none" w:sz="0" w:space="0" w:color="000000"/>
+                <w:top w:val="none" w:sz="0" w:space="0" w:color="000000"/>
+                <w:left w:val="none" w:sz="0" w:space="0" w:color="000000"/>
+                <w:right w:val="none" w:sz="0" w:space="0" w:color="000000"/>
+              </w:pBdr>
+              <w:spacing w:after="100" w:before="100" w:line="240"/>
+              <w:ind w:left="100" w:right="100" w:firstLine="0" w:firstLineChars="0"/>
+              <w:rPr>
+                <w:rFonts w:ascii="Helvetica" w:hAnsi="Helvetica" w:eastAsia="Helvetica" w:cs="Helvetica"/>
+                <w:i w:val="false"/>
+                <w:b w:val="false"/>
+                <w:u w:val="none"/>
+                <w:sz w:val="22"/>
+                <w:szCs w:val="22"/>
+                <w:color w:val="000000"/>
+              </w:rPr>
+            </w:pPr>
+            <w:r>
+              <w:rPr>
+                <w:rFonts w:ascii="Helvetica" w:hAnsi="Helvetica" w:eastAsia="Helvetica" w:cs="Helvetica"/>
+                <w:i w:val="false"/>
+                <w:b w:val="false"/>
+                <w:u w:val="none"/>
+                <w:sz w:val="22"/>
+                <w:szCs w:val="22"/>
+                <w:color w:val="000000"/>
+              </w:rPr>
+              <w:t xml:space="preserve">1.13, 9.76</w:t>
+            </w:r>
+          </w:p>
+        </w:tc>
+        <w:tc>
+          <w:tcPr>
+            <w:tcBorders>
+              <w:bottom w:val="none" w:sz="0" w:space="0" w:color="000000"/>
+              <w:top w:val="none" w:sz="0" w:space="0" w:color="000000"/>
+              <w:left w:val="none" w:sz="0" w:space="0" w:color="000000"/>
+              <w:right w:val="none" w:sz="0" w:space="0" w:color="000000"/>
+            </w:tcBorders>
+            <w:shd w:val="clear" w:color="auto" w:fill="FFFFFF"/>
+            <w:tcMar>
+              <w:top w:w="0" w:type="dxa"/>
+              <w:bottom w:w="0" w:type="dxa"/>
+              <w:left w:w="0" w:type="dxa"/>
+              <w:right w:w="0" w:type="dxa"/>
+            </w:tcMar>
+            <w:vAlign w:val="top"/>
+          </w:tcPr>
+          <w:p>
+            <w:pPr>
+              <w:pStyle w:val="Normal"/>
+              <w:jc w:val="center"/>
+              <w:pBdr>
+                <w:bottom w:val="none" w:sz="0" w:space="0" w:color="000000"/>
+                <w:top w:val="none" w:sz="0" w:space="0" w:color="000000"/>
+                <w:left w:val="none" w:sz="0" w:space="0" w:color="000000"/>
+                <w:right w:val="none" w:sz="0" w:space="0" w:color="000000"/>
+              </w:pBdr>
+              <w:spacing w:after="100" w:before="100" w:line="240"/>
+              <w:ind w:left="100" w:right="100" w:firstLine="0" w:firstLineChars="0"/>
+              <w:rPr>
+                <w:rFonts w:ascii="Helvetica" w:hAnsi="Helvetica" w:eastAsia="Helvetica" w:cs="Helvetica"/>
+                <w:i w:val="false"/>
+                <w:b w:val="false"/>
+                <w:u w:val="none"/>
+                <w:sz w:val="22"/>
+                <w:szCs w:val="22"/>
+                <w:color w:val="000000"/>
+              </w:rPr>
+            </w:pPr>
+            <w:r>
+              <w:rPr>
+                <w:rFonts w:ascii="Helvetica" w:hAnsi="Helvetica" w:eastAsia="Helvetica" w:cs="Helvetica"/>
+                <w:i w:val="false"/>
+                <w:b w:val="false"/>
+                <w:u w:val="none"/>
+                <w:sz w:val="22"/>
+                <w:szCs w:val="22"/>
+                <w:color w:val="000000"/>
+              </w:rPr>
+              <w:t xml:space="preserve">0.029</w:t>
             </w:r>
           </w:p>
         </w:tc>
@@ -4484,113 +4484,113 @@
                 <w:szCs w:val="22"/>
                 <w:color w:val="000000"/>
               </w:rPr>
-              <w:t xml:space="preserve">1.16</w:t>
-            </w:r>
-          </w:p>
-        </w:tc>
-        <w:tc>
-          <w:tcPr>
-            <w:tcBorders>
-              <w:bottom w:val="none" w:sz="0" w:space="0" w:color="000000"/>
-              <w:top w:val="none" w:sz="0" w:space="0" w:color="000000"/>
-              <w:left w:val="none" w:sz="0" w:space="0" w:color="000000"/>
-              <w:right w:val="none" w:sz="0" w:space="0" w:color="000000"/>
-            </w:tcBorders>
-            <w:shd w:val="clear" w:color="auto" w:fill="FFFFFF"/>
-            <w:tcMar>
-              <w:top w:w="0" w:type="dxa"/>
-              <w:bottom w:w="0" w:type="dxa"/>
-              <w:left w:w="0" w:type="dxa"/>
-              <w:right w:w="0" w:type="dxa"/>
-            </w:tcMar>
-            <w:vAlign w:val="top"/>
-          </w:tcPr>
-          <w:p>
-            <w:pPr>
-              <w:pStyle w:val="Normal"/>
-              <w:jc w:val="center"/>
-              <w:pBdr>
-                <w:bottom w:val="none" w:sz="0" w:space="0" w:color="000000"/>
-                <w:top w:val="none" w:sz="0" w:space="0" w:color="000000"/>
-                <w:left w:val="none" w:sz="0" w:space="0" w:color="000000"/>
-                <w:right w:val="none" w:sz="0" w:space="0" w:color="000000"/>
-              </w:pBdr>
-              <w:spacing w:after="100" w:before="100" w:line="240"/>
-              <w:ind w:left="100" w:right="100" w:firstLine="0" w:firstLineChars="0"/>
-              <w:rPr>
-                <w:rFonts w:ascii="Helvetica" w:hAnsi="Helvetica" w:eastAsia="Helvetica" w:cs="Helvetica"/>
-                <w:i w:val="false"/>
-                <w:b w:val="false"/>
-                <w:u w:val="none"/>
-                <w:sz w:val="22"/>
-                <w:szCs w:val="22"/>
-                <w:color w:val="000000"/>
-              </w:rPr>
-            </w:pPr>
-            <w:r>
-              <w:rPr>
-                <w:rFonts w:ascii="Helvetica" w:hAnsi="Helvetica" w:eastAsia="Helvetica" w:cs="Helvetica"/>
-                <w:i w:val="false"/>
-                <w:b w:val="false"/>
-                <w:u w:val="none"/>
-                <w:sz w:val="22"/>
-                <w:szCs w:val="22"/>
-                <w:color w:val="000000"/>
-              </w:rPr>
-              <w:t xml:space="preserve">1.01, 1.33</w:t>
-            </w:r>
-          </w:p>
-        </w:tc>
-        <w:tc>
-          <w:tcPr>
-            <w:tcBorders>
-              <w:bottom w:val="none" w:sz="0" w:space="0" w:color="000000"/>
-              <w:top w:val="none" w:sz="0" w:space="0" w:color="000000"/>
-              <w:left w:val="none" w:sz="0" w:space="0" w:color="000000"/>
-              <w:right w:val="none" w:sz="0" w:space="0" w:color="000000"/>
-            </w:tcBorders>
-            <w:shd w:val="clear" w:color="auto" w:fill="FFFFFF"/>
-            <w:tcMar>
-              <w:top w:w="0" w:type="dxa"/>
-              <w:bottom w:w="0" w:type="dxa"/>
-              <w:left w:w="0" w:type="dxa"/>
-              <w:right w:w="0" w:type="dxa"/>
-            </w:tcMar>
-            <w:vAlign w:val="top"/>
-          </w:tcPr>
-          <w:p>
-            <w:pPr>
-              <w:pStyle w:val="Normal"/>
-              <w:jc w:val="center"/>
-              <w:pBdr>
-                <w:bottom w:val="none" w:sz="0" w:space="0" w:color="000000"/>
-                <w:top w:val="none" w:sz="0" w:space="0" w:color="000000"/>
-                <w:left w:val="none" w:sz="0" w:space="0" w:color="000000"/>
-                <w:right w:val="none" w:sz="0" w:space="0" w:color="000000"/>
-              </w:pBdr>
-              <w:spacing w:after="100" w:before="100" w:line="240"/>
-              <w:ind w:left="100" w:right="100" w:firstLine="0" w:firstLineChars="0"/>
-              <w:rPr>
-                <w:rFonts w:ascii="Helvetica" w:hAnsi="Helvetica" w:eastAsia="Helvetica" w:cs="Helvetica"/>
-                <w:i w:val="false"/>
-                <w:b w:val="false"/>
-                <w:u w:val="none"/>
-                <w:sz w:val="22"/>
-                <w:szCs w:val="22"/>
-                <w:color w:val="000000"/>
-              </w:rPr>
-            </w:pPr>
-            <w:r>
-              <w:rPr>
-                <w:rFonts w:ascii="Helvetica" w:hAnsi="Helvetica" w:eastAsia="Helvetica" w:cs="Helvetica"/>
-                <w:i w:val="false"/>
-                <w:b w:val="false"/>
-                <w:u w:val="none"/>
-                <w:sz w:val="22"/>
-                <w:szCs w:val="22"/>
-                <w:color w:val="000000"/>
-              </w:rPr>
-              <w:t xml:space="preserve">0.037</w:t>
+              <w:t xml:space="preserve">1.12</w:t>
+            </w:r>
+          </w:p>
+        </w:tc>
+        <w:tc>
+          <w:tcPr>
+            <w:tcBorders>
+              <w:bottom w:val="none" w:sz="0" w:space="0" w:color="000000"/>
+              <w:top w:val="none" w:sz="0" w:space="0" w:color="000000"/>
+              <w:left w:val="none" w:sz="0" w:space="0" w:color="000000"/>
+              <w:right w:val="none" w:sz="0" w:space="0" w:color="000000"/>
+            </w:tcBorders>
+            <w:shd w:val="clear" w:color="auto" w:fill="FFFFFF"/>
+            <w:tcMar>
+              <w:top w:w="0" w:type="dxa"/>
+              <w:bottom w:w="0" w:type="dxa"/>
+              <w:left w:w="0" w:type="dxa"/>
+              <w:right w:w="0" w:type="dxa"/>
+            </w:tcMar>
+            <w:vAlign w:val="top"/>
+          </w:tcPr>
+          <w:p>
+            <w:pPr>
+              <w:pStyle w:val="Normal"/>
+              <w:jc w:val="center"/>
+              <w:pBdr>
+                <w:bottom w:val="none" w:sz="0" w:space="0" w:color="000000"/>
+                <w:top w:val="none" w:sz="0" w:space="0" w:color="000000"/>
+                <w:left w:val="none" w:sz="0" w:space="0" w:color="000000"/>
+                <w:right w:val="none" w:sz="0" w:space="0" w:color="000000"/>
+              </w:pBdr>
+              <w:spacing w:after="100" w:before="100" w:line="240"/>
+              <w:ind w:left="100" w:right="100" w:firstLine="0" w:firstLineChars="0"/>
+              <w:rPr>
+                <w:rFonts w:ascii="Helvetica" w:hAnsi="Helvetica" w:eastAsia="Helvetica" w:cs="Helvetica"/>
+                <w:i w:val="false"/>
+                <w:b w:val="false"/>
+                <w:u w:val="none"/>
+                <w:sz w:val="22"/>
+                <w:szCs w:val="22"/>
+                <w:color w:val="000000"/>
+              </w:rPr>
+            </w:pPr>
+            <w:r>
+              <w:rPr>
+                <w:rFonts w:ascii="Helvetica" w:hAnsi="Helvetica" w:eastAsia="Helvetica" w:cs="Helvetica"/>
+                <w:i w:val="false"/>
+                <w:b w:val="false"/>
+                <w:u w:val="none"/>
+                <w:sz w:val="22"/>
+                <w:szCs w:val="22"/>
+                <w:color w:val="000000"/>
+              </w:rPr>
+              <w:t xml:space="preserve">0.98, 1.27</w:t>
+            </w:r>
+          </w:p>
+        </w:tc>
+        <w:tc>
+          <w:tcPr>
+            <w:tcBorders>
+              <w:bottom w:val="none" w:sz="0" w:space="0" w:color="000000"/>
+              <w:top w:val="none" w:sz="0" w:space="0" w:color="000000"/>
+              <w:left w:val="none" w:sz="0" w:space="0" w:color="000000"/>
+              <w:right w:val="none" w:sz="0" w:space="0" w:color="000000"/>
+            </w:tcBorders>
+            <w:shd w:val="clear" w:color="auto" w:fill="FFFFFF"/>
+            <w:tcMar>
+              <w:top w:w="0" w:type="dxa"/>
+              <w:bottom w:w="0" w:type="dxa"/>
+              <w:left w:w="0" w:type="dxa"/>
+              <w:right w:w="0" w:type="dxa"/>
+            </w:tcMar>
+            <w:vAlign w:val="top"/>
+          </w:tcPr>
+          <w:p>
+            <w:pPr>
+              <w:pStyle w:val="Normal"/>
+              <w:jc w:val="center"/>
+              <w:pBdr>
+                <w:bottom w:val="none" w:sz="0" w:space="0" w:color="000000"/>
+                <w:top w:val="none" w:sz="0" w:space="0" w:color="000000"/>
+                <w:left w:val="none" w:sz="0" w:space="0" w:color="000000"/>
+                <w:right w:val="none" w:sz="0" w:space="0" w:color="000000"/>
+              </w:pBdr>
+              <w:spacing w:after="100" w:before="100" w:line="240"/>
+              <w:ind w:left="100" w:right="100" w:firstLine="0" w:firstLineChars="0"/>
+              <w:rPr>
+                <w:rFonts w:ascii="Helvetica" w:hAnsi="Helvetica" w:eastAsia="Helvetica" w:cs="Helvetica"/>
+                <w:i w:val="false"/>
+                <w:b w:val="false"/>
+                <w:u w:val="none"/>
+                <w:sz w:val="22"/>
+                <w:szCs w:val="22"/>
+                <w:color w:val="000000"/>
+              </w:rPr>
+            </w:pPr>
+            <w:r>
+              <w:rPr>
+                <w:rFonts w:ascii="Helvetica" w:hAnsi="Helvetica" w:eastAsia="Helvetica" w:cs="Helvetica"/>
+                <w:i w:val="false"/>
+                <w:b w:val="false"/>
+                <w:u w:val="none"/>
+                <w:sz w:val="22"/>
+                <w:szCs w:val="22"/>
+                <w:color w:val="000000"/>
+              </w:rPr>
+              <w:t xml:space="preserve">0.100</w:t>
             </w:r>
           </w:p>
         </w:tc>
@@ -5933,113 +5933,113 @@
                 <w:szCs w:val="22"/>
                 <w:color w:val="000000"/>
               </w:rPr>
-              <w:t xml:space="preserve">1.93</w:t>
-            </w:r>
-          </w:p>
-        </w:tc>
-        <w:tc>
-          <w:tcPr>
-            <w:tcBorders>
-              <w:bottom w:val="none" w:sz="0" w:space="0" w:color="000000"/>
-              <w:top w:val="none" w:sz="0" w:space="0" w:color="000000"/>
-              <w:left w:val="none" w:sz="0" w:space="0" w:color="000000"/>
-              <w:right w:val="none" w:sz="0" w:space="0" w:color="000000"/>
-            </w:tcBorders>
-            <w:shd w:val="clear" w:color="auto" w:fill="FFFFFF"/>
-            <w:tcMar>
-              <w:top w:w="0" w:type="dxa"/>
-              <w:bottom w:w="0" w:type="dxa"/>
-              <w:left w:w="0" w:type="dxa"/>
-              <w:right w:w="0" w:type="dxa"/>
-            </w:tcMar>
-            <w:vAlign w:val="top"/>
-          </w:tcPr>
-          <w:p>
-            <w:pPr>
-              <w:pStyle w:val="Normal"/>
-              <w:jc w:val="center"/>
-              <w:pBdr>
-                <w:bottom w:val="none" w:sz="0" w:space="0" w:color="000000"/>
-                <w:top w:val="none" w:sz="0" w:space="0" w:color="000000"/>
-                <w:left w:val="none" w:sz="0" w:space="0" w:color="000000"/>
-                <w:right w:val="none" w:sz="0" w:space="0" w:color="000000"/>
-              </w:pBdr>
-              <w:spacing w:after="100" w:before="100" w:line="240"/>
-              <w:ind w:left="100" w:right="100" w:firstLine="0" w:firstLineChars="0"/>
-              <w:rPr>
-                <w:rFonts w:ascii="Helvetica" w:hAnsi="Helvetica" w:eastAsia="Helvetica" w:cs="Helvetica"/>
-                <w:i w:val="false"/>
-                <w:b w:val="false"/>
-                <w:u w:val="none"/>
-                <w:sz w:val="22"/>
-                <w:szCs w:val="22"/>
-                <w:color w:val="000000"/>
-              </w:rPr>
-            </w:pPr>
-            <w:r>
-              <w:rPr>
-                <w:rFonts w:ascii="Helvetica" w:hAnsi="Helvetica" w:eastAsia="Helvetica" w:cs="Helvetica"/>
-                <w:i w:val="false"/>
-                <w:b w:val="false"/>
-                <w:u w:val="none"/>
-                <w:sz w:val="22"/>
-                <w:szCs w:val="22"/>
-                <w:color w:val="000000"/>
-              </w:rPr>
-              <w:t xml:space="preserve">0.94, 3.96</w:t>
-            </w:r>
-          </w:p>
-        </w:tc>
-        <w:tc>
-          <w:tcPr>
-            <w:tcBorders>
-              <w:bottom w:val="none" w:sz="0" w:space="0" w:color="000000"/>
-              <w:top w:val="none" w:sz="0" w:space="0" w:color="000000"/>
-              <w:left w:val="none" w:sz="0" w:space="0" w:color="000000"/>
-              <w:right w:val="none" w:sz="0" w:space="0" w:color="000000"/>
-            </w:tcBorders>
-            <w:shd w:val="clear" w:color="auto" w:fill="FFFFFF"/>
-            <w:tcMar>
-              <w:top w:w="0" w:type="dxa"/>
-              <w:bottom w:w="0" w:type="dxa"/>
-              <w:left w:w="0" w:type="dxa"/>
-              <w:right w:w="0" w:type="dxa"/>
-            </w:tcMar>
-            <w:vAlign w:val="top"/>
-          </w:tcPr>
-          <w:p>
-            <w:pPr>
-              <w:pStyle w:val="Normal"/>
-              <w:jc w:val="center"/>
-              <w:pBdr>
-                <w:bottom w:val="none" w:sz="0" w:space="0" w:color="000000"/>
-                <w:top w:val="none" w:sz="0" w:space="0" w:color="000000"/>
-                <w:left w:val="none" w:sz="0" w:space="0" w:color="000000"/>
-                <w:right w:val="none" w:sz="0" w:space="0" w:color="000000"/>
-              </w:pBdr>
-              <w:spacing w:after="100" w:before="100" w:line="240"/>
-              <w:ind w:left="100" w:right="100" w:firstLine="0" w:firstLineChars="0"/>
-              <w:rPr>
-                <w:rFonts w:ascii="Helvetica" w:hAnsi="Helvetica" w:eastAsia="Helvetica" w:cs="Helvetica"/>
-                <w:i w:val="false"/>
-                <w:b w:val="false"/>
-                <w:u w:val="none"/>
-                <w:sz w:val="22"/>
-                <w:szCs w:val="22"/>
-                <w:color w:val="000000"/>
-              </w:rPr>
-            </w:pPr>
-            <w:r>
-              <w:rPr>
-                <w:rFonts w:ascii="Helvetica" w:hAnsi="Helvetica" w:eastAsia="Helvetica" w:cs="Helvetica"/>
-                <w:i w:val="false"/>
-                <w:b w:val="false"/>
-                <w:u w:val="none"/>
-                <w:sz w:val="22"/>
-                <w:szCs w:val="22"/>
-                <w:color w:val="000000"/>
-              </w:rPr>
-              <w:t xml:space="preserve">0.075</w:t>
+              <w:t xml:space="preserve">1.90</w:t>
+            </w:r>
+          </w:p>
+        </w:tc>
+        <w:tc>
+          <w:tcPr>
+            <w:tcBorders>
+              <w:bottom w:val="none" w:sz="0" w:space="0" w:color="000000"/>
+              <w:top w:val="none" w:sz="0" w:space="0" w:color="000000"/>
+              <w:left w:val="none" w:sz="0" w:space="0" w:color="000000"/>
+              <w:right w:val="none" w:sz="0" w:space="0" w:color="000000"/>
+            </w:tcBorders>
+            <w:shd w:val="clear" w:color="auto" w:fill="FFFFFF"/>
+            <w:tcMar>
+              <w:top w:w="0" w:type="dxa"/>
+              <w:bottom w:w="0" w:type="dxa"/>
+              <w:left w:w="0" w:type="dxa"/>
+              <w:right w:w="0" w:type="dxa"/>
+            </w:tcMar>
+            <w:vAlign w:val="top"/>
+          </w:tcPr>
+          <w:p>
+            <w:pPr>
+              <w:pStyle w:val="Normal"/>
+              <w:jc w:val="center"/>
+              <w:pBdr>
+                <w:bottom w:val="none" w:sz="0" w:space="0" w:color="000000"/>
+                <w:top w:val="none" w:sz="0" w:space="0" w:color="000000"/>
+                <w:left w:val="none" w:sz="0" w:space="0" w:color="000000"/>
+                <w:right w:val="none" w:sz="0" w:space="0" w:color="000000"/>
+              </w:pBdr>
+              <w:spacing w:after="100" w:before="100" w:line="240"/>
+              <w:ind w:left="100" w:right="100" w:firstLine="0" w:firstLineChars="0"/>
+              <w:rPr>
+                <w:rFonts w:ascii="Helvetica" w:hAnsi="Helvetica" w:eastAsia="Helvetica" w:cs="Helvetica"/>
+                <w:i w:val="false"/>
+                <w:b w:val="false"/>
+                <w:u w:val="none"/>
+                <w:sz w:val="22"/>
+                <w:szCs w:val="22"/>
+                <w:color w:val="000000"/>
+              </w:rPr>
+            </w:pPr>
+            <w:r>
+              <w:rPr>
+                <w:rFonts w:ascii="Helvetica" w:hAnsi="Helvetica" w:eastAsia="Helvetica" w:cs="Helvetica"/>
+                <w:i w:val="false"/>
+                <w:b w:val="false"/>
+                <w:u w:val="none"/>
+                <w:sz w:val="22"/>
+                <w:szCs w:val="22"/>
+                <w:color w:val="000000"/>
+              </w:rPr>
+              <w:t xml:space="preserve">0.92, 3.90</w:t>
+            </w:r>
+          </w:p>
+        </w:tc>
+        <w:tc>
+          <w:tcPr>
+            <w:tcBorders>
+              <w:bottom w:val="none" w:sz="0" w:space="0" w:color="000000"/>
+              <w:top w:val="none" w:sz="0" w:space="0" w:color="000000"/>
+              <w:left w:val="none" w:sz="0" w:space="0" w:color="000000"/>
+              <w:right w:val="none" w:sz="0" w:space="0" w:color="000000"/>
+            </w:tcBorders>
+            <w:shd w:val="clear" w:color="auto" w:fill="FFFFFF"/>
+            <w:tcMar>
+              <w:top w:w="0" w:type="dxa"/>
+              <w:bottom w:w="0" w:type="dxa"/>
+              <w:left w:w="0" w:type="dxa"/>
+              <w:right w:w="0" w:type="dxa"/>
+            </w:tcMar>
+            <w:vAlign w:val="top"/>
+          </w:tcPr>
+          <w:p>
+            <w:pPr>
+              <w:pStyle w:val="Normal"/>
+              <w:jc w:val="center"/>
+              <w:pBdr>
+                <w:bottom w:val="none" w:sz="0" w:space="0" w:color="000000"/>
+                <w:top w:val="none" w:sz="0" w:space="0" w:color="000000"/>
+                <w:left w:val="none" w:sz="0" w:space="0" w:color="000000"/>
+                <w:right w:val="none" w:sz="0" w:space="0" w:color="000000"/>
+              </w:pBdr>
+              <w:spacing w:after="100" w:before="100" w:line="240"/>
+              <w:ind w:left="100" w:right="100" w:firstLine="0" w:firstLineChars="0"/>
+              <w:rPr>
+                <w:rFonts w:ascii="Helvetica" w:hAnsi="Helvetica" w:eastAsia="Helvetica" w:cs="Helvetica"/>
+                <w:i w:val="false"/>
+                <w:b w:val="false"/>
+                <w:u w:val="none"/>
+                <w:sz w:val="22"/>
+                <w:szCs w:val="22"/>
+                <w:color w:val="000000"/>
+              </w:rPr>
+            </w:pPr>
+            <w:r>
+              <w:rPr>
+                <w:rFonts w:ascii="Helvetica" w:hAnsi="Helvetica" w:eastAsia="Helvetica" w:cs="Helvetica"/>
+                <w:i w:val="false"/>
+                <w:b w:val="false"/>
+                <w:u w:val="none"/>
+                <w:sz w:val="22"/>
+                <w:szCs w:val="22"/>
+                <w:color w:val="000000"/>
+              </w:rPr>
+              <w:t xml:space="preserve">0.081</w:t>
             </w:r>
           </w:p>
         </w:tc>
@@ -7382,113 +7382,113 @@
                 <w:szCs w:val="22"/>
                 <w:color w:val="000000"/>
               </w:rPr>
-              <w:t xml:space="preserve">6.69</w:t>
-            </w:r>
-          </w:p>
-        </w:tc>
-        <w:tc>
-          <w:tcPr>
-            <w:tcBorders>
-              <w:bottom w:val="none" w:sz="0" w:space="0" w:color="000000"/>
-              <w:top w:val="none" w:sz="0" w:space="0" w:color="000000"/>
-              <w:left w:val="none" w:sz="0" w:space="0" w:color="000000"/>
-              <w:right w:val="none" w:sz="0" w:space="0" w:color="000000"/>
-            </w:tcBorders>
-            <w:shd w:val="clear" w:color="auto" w:fill="FFFFFF"/>
-            <w:tcMar>
-              <w:top w:w="0" w:type="dxa"/>
-              <w:bottom w:w="0" w:type="dxa"/>
-              <w:left w:w="0" w:type="dxa"/>
-              <w:right w:w="0" w:type="dxa"/>
-            </w:tcMar>
-            <w:vAlign w:val="top"/>
-          </w:tcPr>
-          <w:p>
-            <w:pPr>
-              <w:pStyle w:val="Normal"/>
-              <w:jc w:val="center"/>
-              <w:pBdr>
-                <w:bottom w:val="none" w:sz="0" w:space="0" w:color="000000"/>
-                <w:top w:val="none" w:sz="0" w:space="0" w:color="000000"/>
-                <w:left w:val="none" w:sz="0" w:space="0" w:color="000000"/>
-                <w:right w:val="none" w:sz="0" w:space="0" w:color="000000"/>
-              </w:pBdr>
-              <w:spacing w:after="100" w:before="100" w:line="240"/>
-              <w:ind w:left="100" w:right="100" w:firstLine="0" w:firstLineChars="0"/>
-              <w:rPr>
-                <w:rFonts w:ascii="Helvetica" w:hAnsi="Helvetica" w:eastAsia="Helvetica" w:cs="Helvetica"/>
-                <w:i w:val="false"/>
-                <w:b w:val="false"/>
-                <w:u w:val="none"/>
-                <w:sz w:val="22"/>
-                <w:szCs w:val="22"/>
-                <w:color w:val="000000"/>
-              </w:rPr>
-            </w:pPr>
-            <w:r>
-              <w:rPr>
-                <w:rFonts w:ascii="Helvetica" w:hAnsi="Helvetica" w:eastAsia="Helvetica" w:cs="Helvetica"/>
-                <w:i w:val="false"/>
-                <w:b w:val="false"/>
-                <w:u w:val="none"/>
-                <w:sz w:val="22"/>
-                <w:szCs w:val="22"/>
-                <w:color w:val="000000"/>
-              </w:rPr>
-              <w:t xml:space="preserve">1.13, 39.7</w:t>
-            </w:r>
-          </w:p>
-        </w:tc>
-        <w:tc>
-          <w:tcPr>
-            <w:tcBorders>
-              <w:bottom w:val="none" w:sz="0" w:space="0" w:color="000000"/>
-              <w:top w:val="none" w:sz="0" w:space="0" w:color="000000"/>
-              <w:left w:val="none" w:sz="0" w:space="0" w:color="000000"/>
-              <w:right w:val="none" w:sz="0" w:space="0" w:color="000000"/>
-            </w:tcBorders>
-            <w:shd w:val="clear" w:color="auto" w:fill="FFFFFF"/>
-            <w:tcMar>
-              <w:top w:w="0" w:type="dxa"/>
-              <w:bottom w:w="0" w:type="dxa"/>
-              <w:left w:w="0" w:type="dxa"/>
-              <w:right w:w="0" w:type="dxa"/>
-            </w:tcMar>
-            <w:vAlign w:val="top"/>
-          </w:tcPr>
-          <w:p>
-            <w:pPr>
-              <w:pStyle w:val="Normal"/>
-              <w:jc w:val="center"/>
-              <w:pBdr>
-                <w:bottom w:val="none" w:sz="0" w:space="0" w:color="000000"/>
-                <w:top w:val="none" w:sz="0" w:space="0" w:color="000000"/>
-                <w:left w:val="none" w:sz="0" w:space="0" w:color="000000"/>
-                <w:right w:val="none" w:sz="0" w:space="0" w:color="000000"/>
-              </w:pBdr>
-              <w:spacing w:after="100" w:before="100" w:line="240"/>
-              <w:ind w:left="100" w:right="100" w:firstLine="0" w:firstLineChars="0"/>
-              <w:rPr>
-                <w:rFonts w:ascii="Helvetica" w:hAnsi="Helvetica" w:eastAsia="Helvetica" w:cs="Helvetica"/>
-                <w:i w:val="false"/>
-                <w:b w:val="false"/>
-                <w:u w:val="none"/>
-                <w:sz w:val="22"/>
-                <w:szCs w:val="22"/>
-                <w:color w:val="000000"/>
-              </w:rPr>
-            </w:pPr>
-            <w:r>
-              <w:rPr>
-                <w:rFonts w:ascii="Helvetica" w:hAnsi="Helvetica" w:eastAsia="Helvetica" w:cs="Helvetica"/>
-                <w:i w:val="false"/>
-                <w:b w:val="false"/>
-                <w:u w:val="none"/>
-                <w:sz w:val="22"/>
-                <w:szCs w:val="22"/>
-                <w:color w:val="000000"/>
-              </w:rPr>
-              <w:t xml:space="preserve">0.036</w:t>
+              <w:t xml:space="preserve">6.93</w:t>
+            </w:r>
+          </w:p>
+        </w:tc>
+        <w:tc>
+          <w:tcPr>
+            <w:tcBorders>
+              <w:bottom w:val="none" w:sz="0" w:space="0" w:color="000000"/>
+              <w:top w:val="none" w:sz="0" w:space="0" w:color="000000"/>
+              <w:left w:val="none" w:sz="0" w:space="0" w:color="000000"/>
+              <w:right w:val="none" w:sz="0" w:space="0" w:color="000000"/>
+            </w:tcBorders>
+            <w:shd w:val="clear" w:color="auto" w:fill="FFFFFF"/>
+            <w:tcMar>
+              <w:top w:w="0" w:type="dxa"/>
+              <w:bottom w:w="0" w:type="dxa"/>
+              <w:left w:w="0" w:type="dxa"/>
+              <w:right w:w="0" w:type="dxa"/>
+            </w:tcMar>
+            <w:vAlign w:val="top"/>
+          </w:tcPr>
+          <w:p>
+            <w:pPr>
+              <w:pStyle w:val="Normal"/>
+              <w:jc w:val="center"/>
+              <w:pBdr>
+                <w:bottom w:val="none" w:sz="0" w:space="0" w:color="000000"/>
+                <w:top w:val="none" w:sz="0" w:space="0" w:color="000000"/>
+                <w:left w:val="none" w:sz="0" w:space="0" w:color="000000"/>
+                <w:right w:val="none" w:sz="0" w:space="0" w:color="000000"/>
+              </w:pBdr>
+              <w:spacing w:after="100" w:before="100" w:line="240"/>
+              <w:ind w:left="100" w:right="100" w:firstLine="0" w:firstLineChars="0"/>
+              <w:rPr>
+                <w:rFonts w:ascii="Helvetica" w:hAnsi="Helvetica" w:eastAsia="Helvetica" w:cs="Helvetica"/>
+                <w:i w:val="false"/>
+                <w:b w:val="false"/>
+                <w:u w:val="none"/>
+                <w:sz w:val="22"/>
+                <w:szCs w:val="22"/>
+                <w:color w:val="000000"/>
+              </w:rPr>
+            </w:pPr>
+            <w:r>
+              <w:rPr>
+                <w:rFonts w:ascii="Helvetica" w:hAnsi="Helvetica" w:eastAsia="Helvetica" w:cs="Helvetica"/>
+                <w:i w:val="false"/>
+                <w:b w:val="false"/>
+                <w:u w:val="none"/>
+                <w:sz w:val="22"/>
+                <w:szCs w:val="22"/>
+                <w:color w:val="000000"/>
+              </w:rPr>
+              <w:t xml:space="preserve">1.23, 39.0</w:t>
+            </w:r>
+          </w:p>
+        </w:tc>
+        <w:tc>
+          <w:tcPr>
+            <w:tcBorders>
+              <w:bottom w:val="none" w:sz="0" w:space="0" w:color="000000"/>
+              <w:top w:val="none" w:sz="0" w:space="0" w:color="000000"/>
+              <w:left w:val="none" w:sz="0" w:space="0" w:color="000000"/>
+              <w:right w:val="none" w:sz="0" w:space="0" w:color="000000"/>
+            </w:tcBorders>
+            <w:shd w:val="clear" w:color="auto" w:fill="FFFFFF"/>
+            <w:tcMar>
+              <w:top w:w="0" w:type="dxa"/>
+              <w:bottom w:w="0" w:type="dxa"/>
+              <w:left w:w="0" w:type="dxa"/>
+              <w:right w:w="0" w:type="dxa"/>
+            </w:tcMar>
+            <w:vAlign w:val="top"/>
+          </w:tcPr>
+          <w:p>
+            <w:pPr>
+              <w:pStyle w:val="Normal"/>
+              <w:jc w:val="center"/>
+              <w:pBdr>
+                <w:bottom w:val="none" w:sz="0" w:space="0" w:color="000000"/>
+                <w:top w:val="none" w:sz="0" w:space="0" w:color="000000"/>
+                <w:left w:val="none" w:sz="0" w:space="0" w:color="000000"/>
+                <w:right w:val="none" w:sz="0" w:space="0" w:color="000000"/>
+              </w:pBdr>
+              <w:spacing w:after="100" w:before="100" w:line="240"/>
+              <w:ind w:left="100" w:right="100" w:firstLine="0" w:firstLineChars="0"/>
+              <w:rPr>
+                <w:rFonts w:ascii="Helvetica" w:hAnsi="Helvetica" w:eastAsia="Helvetica" w:cs="Helvetica"/>
+                <w:i w:val="false"/>
+                <w:b w:val="false"/>
+                <w:u w:val="none"/>
+                <w:sz w:val="22"/>
+                <w:szCs w:val="22"/>
+                <w:color w:val="000000"/>
+              </w:rPr>
+            </w:pPr>
+            <w:r>
+              <w:rPr>
+                <w:rFonts w:ascii="Helvetica" w:hAnsi="Helvetica" w:eastAsia="Helvetica" w:cs="Helvetica"/>
+                <w:i w:val="false"/>
+                <w:b w:val="false"/>
+                <w:u w:val="none"/>
+                <w:sz w:val="22"/>
+                <w:szCs w:val="22"/>
+                <w:color w:val="000000"/>
+              </w:rPr>
+              <w:t xml:space="preserve">0.028</w:t>
             </w:r>
           </w:p>
         </w:tc>
@@ -7865,113 +7865,113 @@
                 <w:szCs w:val="22"/>
                 <w:color w:val="000000"/>
               </w:rPr>
-              <w:t xml:space="preserve">0.78</w:t>
-            </w:r>
-          </w:p>
-        </w:tc>
-        <w:tc>
-          <w:tcPr>
-            <w:tcBorders>
-              <w:bottom w:val="none" w:sz="0" w:space="0" w:color="000000"/>
-              <w:top w:val="none" w:sz="0" w:space="0" w:color="000000"/>
-              <w:left w:val="none" w:sz="0" w:space="0" w:color="000000"/>
-              <w:right w:val="none" w:sz="0" w:space="0" w:color="000000"/>
-            </w:tcBorders>
-            <w:shd w:val="clear" w:color="auto" w:fill="FFFFFF"/>
-            <w:tcMar>
-              <w:top w:w="0" w:type="dxa"/>
-              <w:bottom w:w="0" w:type="dxa"/>
-              <w:left w:w="0" w:type="dxa"/>
-              <w:right w:w="0" w:type="dxa"/>
-            </w:tcMar>
-            <w:vAlign w:val="top"/>
-          </w:tcPr>
-          <w:p>
-            <w:pPr>
-              <w:pStyle w:val="Normal"/>
-              <w:jc w:val="center"/>
-              <w:pBdr>
-                <w:bottom w:val="none" w:sz="0" w:space="0" w:color="000000"/>
-                <w:top w:val="none" w:sz="0" w:space="0" w:color="000000"/>
-                <w:left w:val="none" w:sz="0" w:space="0" w:color="000000"/>
-                <w:right w:val="none" w:sz="0" w:space="0" w:color="000000"/>
-              </w:pBdr>
-              <w:spacing w:after="100" w:before="100" w:line="240"/>
-              <w:ind w:left="100" w:right="100" w:firstLine="0" w:firstLineChars="0"/>
-              <w:rPr>
-                <w:rFonts w:ascii="Helvetica" w:hAnsi="Helvetica" w:eastAsia="Helvetica" w:cs="Helvetica"/>
-                <w:i w:val="false"/>
-                <w:b w:val="false"/>
-                <w:u w:val="none"/>
-                <w:sz w:val="22"/>
-                <w:szCs w:val="22"/>
-                <w:color w:val="000000"/>
-              </w:rPr>
-            </w:pPr>
-            <w:r>
-              <w:rPr>
-                <w:rFonts w:ascii="Helvetica" w:hAnsi="Helvetica" w:eastAsia="Helvetica" w:cs="Helvetica"/>
-                <w:i w:val="false"/>
-                <w:b w:val="false"/>
-                <w:u w:val="none"/>
-                <w:sz w:val="22"/>
-                <w:szCs w:val="22"/>
-                <w:color w:val="000000"/>
-              </w:rPr>
-              <w:t xml:space="preserve">0.17, 3.62</w:t>
-            </w:r>
-          </w:p>
-        </w:tc>
-        <w:tc>
-          <w:tcPr>
-            <w:tcBorders>
-              <w:bottom w:val="none" w:sz="0" w:space="0" w:color="000000"/>
-              <w:top w:val="none" w:sz="0" w:space="0" w:color="000000"/>
-              <w:left w:val="none" w:sz="0" w:space="0" w:color="000000"/>
-              <w:right w:val="none" w:sz="0" w:space="0" w:color="000000"/>
-            </w:tcBorders>
-            <w:shd w:val="clear" w:color="auto" w:fill="FFFFFF"/>
-            <w:tcMar>
-              <w:top w:w="0" w:type="dxa"/>
-              <w:bottom w:w="0" w:type="dxa"/>
-              <w:left w:w="0" w:type="dxa"/>
-              <w:right w:w="0" w:type="dxa"/>
-            </w:tcMar>
-            <w:vAlign w:val="top"/>
-          </w:tcPr>
-          <w:p>
-            <w:pPr>
-              <w:pStyle w:val="Normal"/>
-              <w:jc w:val="center"/>
-              <w:pBdr>
-                <w:bottom w:val="none" w:sz="0" w:space="0" w:color="000000"/>
-                <w:top w:val="none" w:sz="0" w:space="0" w:color="000000"/>
-                <w:left w:val="none" w:sz="0" w:space="0" w:color="000000"/>
-                <w:right w:val="none" w:sz="0" w:space="0" w:color="000000"/>
-              </w:pBdr>
-              <w:spacing w:after="100" w:before="100" w:line="240"/>
-              <w:ind w:left="100" w:right="100" w:firstLine="0" w:firstLineChars="0"/>
-              <w:rPr>
-                <w:rFonts w:ascii="Helvetica" w:hAnsi="Helvetica" w:eastAsia="Helvetica" w:cs="Helvetica"/>
-                <w:i w:val="false"/>
-                <w:b w:val="false"/>
-                <w:u w:val="none"/>
-                <w:sz w:val="22"/>
-                <w:szCs w:val="22"/>
-                <w:color w:val="000000"/>
-              </w:rPr>
-            </w:pPr>
-            <w:r>
-              <w:rPr>
-                <w:rFonts w:ascii="Helvetica" w:hAnsi="Helvetica" w:eastAsia="Helvetica" w:cs="Helvetica"/>
-                <w:i w:val="false"/>
-                <w:b w:val="false"/>
-                <w:u w:val="none"/>
-                <w:sz w:val="22"/>
-                <w:szCs w:val="22"/>
-                <w:color w:val="000000"/>
-              </w:rPr>
-              <w:t xml:space="preserve">0.750</w:t>
+              <w:t xml:space="preserve">0.99</w:t>
+            </w:r>
+          </w:p>
+        </w:tc>
+        <w:tc>
+          <w:tcPr>
+            <w:tcBorders>
+              <w:bottom w:val="none" w:sz="0" w:space="0" w:color="000000"/>
+              <w:top w:val="none" w:sz="0" w:space="0" w:color="000000"/>
+              <w:left w:val="none" w:sz="0" w:space="0" w:color="000000"/>
+              <w:right w:val="none" w:sz="0" w:space="0" w:color="000000"/>
+            </w:tcBorders>
+            <w:shd w:val="clear" w:color="auto" w:fill="FFFFFF"/>
+            <w:tcMar>
+              <w:top w:w="0" w:type="dxa"/>
+              <w:bottom w:w="0" w:type="dxa"/>
+              <w:left w:w="0" w:type="dxa"/>
+              <w:right w:w="0" w:type="dxa"/>
+            </w:tcMar>
+            <w:vAlign w:val="top"/>
+          </w:tcPr>
+          <w:p>
+            <w:pPr>
+              <w:pStyle w:val="Normal"/>
+              <w:jc w:val="center"/>
+              <w:pBdr>
+                <w:bottom w:val="none" w:sz="0" w:space="0" w:color="000000"/>
+                <w:top w:val="none" w:sz="0" w:space="0" w:color="000000"/>
+                <w:left w:val="none" w:sz="0" w:space="0" w:color="000000"/>
+                <w:right w:val="none" w:sz="0" w:space="0" w:color="000000"/>
+              </w:pBdr>
+              <w:spacing w:after="100" w:before="100" w:line="240"/>
+              <w:ind w:left="100" w:right="100" w:firstLine="0" w:firstLineChars="0"/>
+              <w:rPr>
+                <w:rFonts w:ascii="Helvetica" w:hAnsi="Helvetica" w:eastAsia="Helvetica" w:cs="Helvetica"/>
+                <w:i w:val="false"/>
+                <w:b w:val="false"/>
+                <w:u w:val="none"/>
+                <w:sz w:val="22"/>
+                <w:szCs w:val="22"/>
+                <w:color w:val="000000"/>
+              </w:rPr>
+            </w:pPr>
+            <w:r>
+              <w:rPr>
+                <w:rFonts w:ascii="Helvetica" w:hAnsi="Helvetica" w:eastAsia="Helvetica" w:cs="Helvetica"/>
+                <w:i w:val="false"/>
+                <w:b w:val="false"/>
+                <w:u w:val="none"/>
+                <w:sz w:val="22"/>
+                <w:szCs w:val="22"/>
+                <w:color w:val="000000"/>
+              </w:rPr>
+              <w:t xml:space="preserve">0.22, 4.54</w:t>
+            </w:r>
+          </w:p>
+        </w:tc>
+        <w:tc>
+          <w:tcPr>
+            <w:tcBorders>
+              <w:bottom w:val="none" w:sz="0" w:space="0" w:color="000000"/>
+              <w:top w:val="none" w:sz="0" w:space="0" w:color="000000"/>
+              <w:left w:val="none" w:sz="0" w:space="0" w:color="000000"/>
+              <w:right w:val="none" w:sz="0" w:space="0" w:color="000000"/>
+            </w:tcBorders>
+            <w:shd w:val="clear" w:color="auto" w:fill="FFFFFF"/>
+            <w:tcMar>
+              <w:top w:w="0" w:type="dxa"/>
+              <w:bottom w:w="0" w:type="dxa"/>
+              <w:left w:w="0" w:type="dxa"/>
+              <w:right w:w="0" w:type="dxa"/>
+            </w:tcMar>
+            <w:vAlign w:val="top"/>
+          </w:tcPr>
+          <w:p>
+            <w:pPr>
+              <w:pStyle w:val="Normal"/>
+              <w:jc w:val="center"/>
+              <w:pBdr>
+                <w:bottom w:val="none" w:sz="0" w:space="0" w:color="000000"/>
+                <w:top w:val="none" w:sz="0" w:space="0" w:color="000000"/>
+                <w:left w:val="none" w:sz="0" w:space="0" w:color="000000"/>
+                <w:right w:val="none" w:sz="0" w:space="0" w:color="000000"/>
+              </w:pBdr>
+              <w:spacing w:after="100" w:before="100" w:line="240"/>
+              <w:ind w:left="100" w:right="100" w:firstLine="0" w:firstLineChars="0"/>
+              <w:rPr>
+                <w:rFonts w:ascii="Helvetica" w:hAnsi="Helvetica" w:eastAsia="Helvetica" w:cs="Helvetica"/>
+                <w:i w:val="false"/>
+                <w:b w:val="false"/>
+                <w:u w:val="none"/>
+                <w:sz w:val="22"/>
+                <w:szCs w:val="22"/>
+                <w:color w:val="000000"/>
+              </w:rPr>
+            </w:pPr>
+            <w:r>
+              <w:rPr>
+                <w:rFonts w:ascii="Helvetica" w:hAnsi="Helvetica" w:eastAsia="Helvetica" w:cs="Helvetica"/>
+                <w:i w:val="false"/>
+                <w:b w:val="false"/>
+                <w:u w:val="none"/>
+                <w:sz w:val="22"/>
+                <w:szCs w:val="22"/>
+                <w:color w:val="000000"/>
+              </w:rPr>
+              <w:t xml:space="preserve">0.990</w:t>
             </w:r>
           </w:p>
         </w:tc>
@@ -8348,113 +8348,113 @@
                 <w:szCs w:val="22"/>
                 <w:color w:val="000000"/>
               </w:rPr>
-              <w:t xml:space="preserve">0.75</w:t>
-            </w:r>
-          </w:p>
-        </w:tc>
-        <w:tc>
-          <w:tcPr>
-            <w:tcBorders>
-              <w:bottom w:val="none" w:sz="0" w:space="0" w:color="000000"/>
-              <w:top w:val="none" w:sz="0" w:space="0" w:color="000000"/>
-              <w:left w:val="none" w:sz="0" w:space="0" w:color="000000"/>
-              <w:right w:val="none" w:sz="0" w:space="0" w:color="000000"/>
-            </w:tcBorders>
-            <w:shd w:val="clear" w:color="auto" w:fill="FFFFFF"/>
-            <w:tcMar>
-              <w:top w:w="0" w:type="dxa"/>
-              <w:bottom w:w="0" w:type="dxa"/>
-              <w:left w:w="0" w:type="dxa"/>
-              <w:right w:w="0" w:type="dxa"/>
-            </w:tcMar>
-            <w:vAlign w:val="top"/>
-          </w:tcPr>
-          <w:p>
-            <w:pPr>
-              <w:pStyle w:val="Normal"/>
-              <w:jc w:val="center"/>
-              <w:pBdr>
-                <w:bottom w:val="none" w:sz="0" w:space="0" w:color="000000"/>
-                <w:top w:val="none" w:sz="0" w:space="0" w:color="000000"/>
-                <w:left w:val="none" w:sz="0" w:space="0" w:color="000000"/>
-                <w:right w:val="none" w:sz="0" w:space="0" w:color="000000"/>
-              </w:pBdr>
-              <w:spacing w:after="100" w:before="100" w:line="240"/>
-              <w:ind w:left="100" w:right="100" w:firstLine="0" w:firstLineChars="0"/>
-              <w:rPr>
-                <w:rFonts w:ascii="Helvetica" w:hAnsi="Helvetica" w:eastAsia="Helvetica" w:cs="Helvetica"/>
-                <w:i w:val="false"/>
-                <w:b w:val="false"/>
-                <w:u w:val="none"/>
-                <w:sz w:val="22"/>
-                <w:szCs w:val="22"/>
-                <w:color w:val="000000"/>
-              </w:rPr>
-            </w:pPr>
-            <w:r>
-              <w:rPr>
-                <w:rFonts w:ascii="Helvetica" w:hAnsi="Helvetica" w:eastAsia="Helvetica" w:cs="Helvetica"/>
-                <w:i w:val="false"/>
-                <w:b w:val="false"/>
-                <w:u w:val="none"/>
-                <w:sz w:val="22"/>
-                <w:szCs w:val="22"/>
-                <w:color w:val="000000"/>
-              </w:rPr>
-              <w:t xml:space="preserve">0.17, 3.35</w:t>
-            </w:r>
-          </w:p>
-        </w:tc>
-        <w:tc>
-          <w:tcPr>
-            <w:tcBorders>
-              <w:bottom w:val="none" w:sz="0" w:space="0" w:color="000000"/>
-              <w:top w:val="none" w:sz="0" w:space="0" w:color="000000"/>
-              <w:left w:val="none" w:sz="0" w:space="0" w:color="000000"/>
-              <w:right w:val="none" w:sz="0" w:space="0" w:color="000000"/>
-            </w:tcBorders>
-            <w:shd w:val="clear" w:color="auto" w:fill="FFFFFF"/>
-            <w:tcMar>
-              <w:top w:w="0" w:type="dxa"/>
-              <w:bottom w:w="0" w:type="dxa"/>
-              <w:left w:w="0" w:type="dxa"/>
-              <w:right w:w="0" w:type="dxa"/>
-            </w:tcMar>
-            <w:vAlign w:val="top"/>
-          </w:tcPr>
-          <w:p>
-            <w:pPr>
-              <w:pStyle w:val="Normal"/>
-              <w:jc w:val="center"/>
-              <w:pBdr>
-                <w:bottom w:val="none" w:sz="0" w:space="0" w:color="000000"/>
-                <w:top w:val="none" w:sz="0" w:space="0" w:color="000000"/>
-                <w:left w:val="none" w:sz="0" w:space="0" w:color="000000"/>
-                <w:right w:val="none" w:sz="0" w:space="0" w:color="000000"/>
-              </w:pBdr>
-              <w:spacing w:after="100" w:before="100" w:line="240"/>
-              <w:ind w:left="100" w:right="100" w:firstLine="0" w:firstLineChars="0"/>
-              <w:rPr>
-                <w:rFonts w:ascii="Helvetica" w:hAnsi="Helvetica" w:eastAsia="Helvetica" w:cs="Helvetica"/>
-                <w:i w:val="false"/>
-                <w:b w:val="false"/>
-                <w:u w:val="none"/>
-                <w:sz w:val="22"/>
-                <w:szCs w:val="22"/>
-                <w:color w:val="000000"/>
-              </w:rPr>
-            </w:pPr>
-            <w:r>
-              <w:rPr>
-                <w:rFonts w:ascii="Helvetica" w:hAnsi="Helvetica" w:eastAsia="Helvetica" w:cs="Helvetica"/>
-                <w:i w:val="false"/>
-                <w:b w:val="false"/>
-                <w:u w:val="none"/>
-                <w:sz w:val="22"/>
-                <w:szCs w:val="22"/>
-                <w:color w:val="000000"/>
-              </w:rPr>
-              <w:t xml:space="preserve">0.710</w:t>
+              <w:t xml:space="preserve">0.89</w:t>
+            </w:r>
+          </w:p>
+        </w:tc>
+        <w:tc>
+          <w:tcPr>
+            <w:tcBorders>
+              <w:bottom w:val="none" w:sz="0" w:space="0" w:color="000000"/>
+              <w:top w:val="none" w:sz="0" w:space="0" w:color="000000"/>
+              <w:left w:val="none" w:sz="0" w:space="0" w:color="000000"/>
+              <w:right w:val="none" w:sz="0" w:space="0" w:color="000000"/>
+            </w:tcBorders>
+            <w:shd w:val="clear" w:color="auto" w:fill="FFFFFF"/>
+            <w:tcMar>
+              <w:top w:w="0" w:type="dxa"/>
+              <w:bottom w:w="0" w:type="dxa"/>
+              <w:left w:w="0" w:type="dxa"/>
+              <w:right w:w="0" w:type="dxa"/>
+            </w:tcMar>
+            <w:vAlign w:val="top"/>
+          </w:tcPr>
+          <w:p>
+            <w:pPr>
+              <w:pStyle w:val="Normal"/>
+              <w:jc w:val="center"/>
+              <w:pBdr>
+                <w:bottom w:val="none" w:sz="0" w:space="0" w:color="000000"/>
+                <w:top w:val="none" w:sz="0" w:space="0" w:color="000000"/>
+                <w:left w:val="none" w:sz="0" w:space="0" w:color="000000"/>
+                <w:right w:val="none" w:sz="0" w:space="0" w:color="000000"/>
+              </w:pBdr>
+              <w:spacing w:after="100" w:before="100" w:line="240"/>
+              <w:ind w:left="100" w:right="100" w:firstLine="0" w:firstLineChars="0"/>
+              <w:rPr>
+                <w:rFonts w:ascii="Helvetica" w:hAnsi="Helvetica" w:eastAsia="Helvetica" w:cs="Helvetica"/>
+                <w:i w:val="false"/>
+                <w:b w:val="false"/>
+                <w:u w:val="none"/>
+                <w:sz w:val="22"/>
+                <w:szCs w:val="22"/>
+                <w:color w:val="000000"/>
+              </w:rPr>
+            </w:pPr>
+            <w:r>
+              <w:rPr>
+                <w:rFonts w:ascii="Helvetica" w:hAnsi="Helvetica" w:eastAsia="Helvetica" w:cs="Helvetica"/>
+                <w:i w:val="false"/>
+                <w:b w:val="false"/>
+                <w:u w:val="none"/>
+                <w:sz w:val="22"/>
+                <w:szCs w:val="22"/>
+                <w:color w:val="000000"/>
+              </w:rPr>
+              <w:t xml:space="preserve">0.19, 4.07</w:t>
+            </w:r>
+          </w:p>
+        </w:tc>
+        <w:tc>
+          <w:tcPr>
+            <w:tcBorders>
+              <w:bottom w:val="none" w:sz="0" w:space="0" w:color="000000"/>
+              <w:top w:val="none" w:sz="0" w:space="0" w:color="000000"/>
+              <w:left w:val="none" w:sz="0" w:space="0" w:color="000000"/>
+              <w:right w:val="none" w:sz="0" w:space="0" w:color="000000"/>
+            </w:tcBorders>
+            <w:shd w:val="clear" w:color="auto" w:fill="FFFFFF"/>
+            <w:tcMar>
+              <w:top w:w="0" w:type="dxa"/>
+              <w:bottom w:w="0" w:type="dxa"/>
+              <w:left w:w="0" w:type="dxa"/>
+              <w:right w:w="0" w:type="dxa"/>
+            </w:tcMar>
+            <w:vAlign w:val="top"/>
+          </w:tcPr>
+          <w:p>
+            <w:pPr>
+              <w:pStyle w:val="Normal"/>
+              <w:jc w:val="center"/>
+              <w:pBdr>
+                <w:bottom w:val="none" w:sz="0" w:space="0" w:color="000000"/>
+                <w:top w:val="none" w:sz="0" w:space="0" w:color="000000"/>
+                <w:left w:val="none" w:sz="0" w:space="0" w:color="000000"/>
+                <w:right w:val="none" w:sz="0" w:space="0" w:color="000000"/>
+              </w:pBdr>
+              <w:spacing w:after="100" w:before="100" w:line="240"/>
+              <w:ind w:left="100" w:right="100" w:firstLine="0" w:firstLineChars="0"/>
+              <w:rPr>
+                <w:rFonts w:ascii="Helvetica" w:hAnsi="Helvetica" w:eastAsia="Helvetica" w:cs="Helvetica"/>
+                <w:i w:val="false"/>
+                <w:b w:val="false"/>
+                <w:u w:val="none"/>
+                <w:sz w:val="22"/>
+                <w:szCs w:val="22"/>
+                <w:color w:val="000000"/>
+              </w:rPr>
+            </w:pPr>
+            <w:r>
+              <w:rPr>
+                <w:rFonts w:ascii="Helvetica" w:hAnsi="Helvetica" w:eastAsia="Helvetica" w:cs="Helvetica"/>
+                <w:i w:val="false"/>
+                <w:b w:val="false"/>
+                <w:u w:val="none"/>
+                <w:sz w:val="22"/>
+                <w:szCs w:val="22"/>
+                <w:color w:val="000000"/>
+              </w:rPr>
+              <w:t xml:space="preserve">0.880</w:t>
             </w:r>
           </w:p>
         </w:tc>
@@ -8831,113 +8831,113 @@
                 <w:szCs w:val="22"/>
                 <w:color w:val="000000"/>
               </w:rPr>
-              <w:t xml:space="preserve">0.97</w:t>
-            </w:r>
-          </w:p>
-        </w:tc>
-        <w:tc>
-          <w:tcPr>
-            <w:tcBorders>
-              <w:bottom w:val="none" w:sz="0" w:space="0" w:color="000000"/>
-              <w:top w:val="none" w:sz="0" w:space="0" w:color="000000"/>
-              <w:left w:val="none" w:sz="0" w:space="0" w:color="000000"/>
-              <w:right w:val="none" w:sz="0" w:space="0" w:color="000000"/>
-            </w:tcBorders>
-            <w:shd w:val="clear" w:color="auto" w:fill="FFFFFF"/>
-            <w:tcMar>
-              <w:top w:w="0" w:type="dxa"/>
-              <w:bottom w:w="0" w:type="dxa"/>
-              <w:left w:w="0" w:type="dxa"/>
-              <w:right w:w="0" w:type="dxa"/>
-            </w:tcMar>
-            <w:vAlign w:val="top"/>
-          </w:tcPr>
-          <w:p>
-            <w:pPr>
-              <w:pStyle w:val="Normal"/>
-              <w:jc w:val="center"/>
-              <w:pBdr>
-                <w:bottom w:val="none" w:sz="0" w:space="0" w:color="000000"/>
-                <w:top w:val="none" w:sz="0" w:space="0" w:color="000000"/>
-                <w:left w:val="none" w:sz="0" w:space="0" w:color="000000"/>
-                <w:right w:val="none" w:sz="0" w:space="0" w:color="000000"/>
-              </w:pBdr>
-              <w:spacing w:after="100" w:before="100" w:line="240"/>
-              <w:ind w:left="100" w:right="100" w:firstLine="0" w:firstLineChars="0"/>
-              <w:rPr>
-                <w:rFonts w:ascii="Helvetica" w:hAnsi="Helvetica" w:eastAsia="Helvetica" w:cs="Helvetica"/>
-                <w:i w:val="false"/>
-                <w:b w:val="false"/>
-                <w:u w:val="none"/>
-                <w:sz w:val="22"/>
-                <w:szCs w:val="22"/>
-                <w:color w:val="000000"/>
-              </w:rPr>
-            </w:pPr>
-            <w:r>
-              <w:rPr>
-                <w:rFonts w:ascii="Helvetica" w:hAnsi="Helvetica" w:eastAsia="Helvetica" w:cs="Helvetica"/>
-                <w:i w:val="false"/>
-                <w:b w:val="false"/>
-                <w:u w:val="none"/>
-                <w:sz w:val="22"/>
-                <w:szCs w:val="22"/>
-                <w:color w:val="000000"/>
-              </w:rPr>
-              <w:t xml:space="preserve">0.10, 9.52</w:t>
-            </w:r>
-          </w:p>
-        </w:tc>
-        <w:tc>
-          <w:tcPr>
-            <w:tcBorders>
-              <w:bottom w:val="none" w:sz="0" w:space="0" w:color="000000"/>
-              <w:top w:val="none" w:sz="0" w:space="0" w:color="000000"/>
-              <w:left w:val="none" w:sz="0" w:space="0" w:color="000000"/>
-              <w:right w:val="none" w:sz="0" w:space="0" w:color="000000"/>
-            </w:tcBorders>
-            <w:shd w:val="clear" w:color="auto" w:fill="FFFFFF"/>
-            <w:tcMar>
-              <w:top w:w="0" w:type="dxa"/>
-              <w:bottom w:w="0" w:type="dxa"/>
-              <w:left w:w="0" w:type="dxa"/>
-              <w:right w:w="0" w:type="dxa"/>
-            </w:tcMar>
-            <w:vAlign w:val="top"/>
-          </w:tcPr>
-          <w:p>
-            <w:pPr>
-              <w:pStyle w:val="Normal"/>
-              <w:jc w:val="center"/>
-              <w:pBdr>
-                <w:bottom w:val="none" w:sz="0" w:space="0" w:color="000000"/>
-                <w:top w:val="none" w:sz="0" w:space="0" w:color="000000"/>
-                <w:left w:val="none" w:sz="0" w:space="0" w:color="000000"/>
-                <w:right w:val="none" w:sz="0" w:space="0" w:color="000000"/>
-              </w:pBdr>
-              <w:spacing w:after="100" w:before="100" w:line="240"/>
-              <w:ind w:left="100" w:right="100" w:firstLine="0" w:firstLineChars="0"/>
-              <w:rPr>
-                <w:rFonts w:ascii="Helvetica" w:hAnsi="Helvetica" w:eastAsia="Helvetica" w:cs="Helvetica"/>
-                <w:i w:val="false"/>
-                <w:b w:val="false"/>
-                <w:u w:val="none"/>
-                <w:sz w:val="22"/>
-                <w:szCs w:val="22"/>
-                <w:color w:val="000000"/>
-              </w:rPr>
-            </w:pPr>
-            <w:r>
-              <w:rPr>
-                <w:rFonts w:ascii="Helvetica" w:hAnsi="Helvetica" w:eastAsia="Helvetica" w:cs="Helvetica"/>
-                <w:i w:val="false"/>
-                <w:b w:val="false"/>
-                <w:u w:val="none"/>
-                <w:sz w:val="22"/>
-                <w:szCs w:val="22"/>
-                <w:color w:val="000000"/>
-              </w:rPr>
-              <w:t xml:space="preserve">0.980</w:t>
+              <w:t xml:space="preserve">0.96</w:t>
+            </w:r>
+          </w:p>
+        </w:tc>
+        <w:tc>
+          <w:tcPr>
+            <w:tcBorders>
+              <w:bottom w:val="none" w:sz="0" w:space="0" w:color="000000"/>
+              <w:top w:val="none" w:sz="0" w:space="0" w:color="000000"/>
+              <w:left w:val="none" w:sz="0" w:space="0" w:color="000000"/>
+              <w:right w:val="none" w:sz="0" w:space="0" w:color="000000"/>
+            </w:tcBorders>
+            <w:shd w:val="clear" w:color="auto" w:fill="FFFFFF"/>
+            <w:tcMar>
+              <w:top w:w="0" w:type="dxa"/>
+              <w:bottom w:w="0" w:type="dxa"/>
+              <w:left w:w="0" w:type="dxa"/>
+              <w:right w:w="0" w:type="dxa"/>
+            </w:tcMar>
+            <w:vAlign w:val="top"/>
+          </w:tcPr>
+          <w:p>
+            <w:pPr>
+              <w:pStyle w:val="Normal"/>
+              <w:jc w:val="center"/>
+              <w:pBdr>
+                <w:bottom w:val="none" w:sz="0" w:space="0" w:color="000000"/>
+                <w:top w:val="none" w:sz="0" w:space="0" w:color="000000"/>
+                <w:left w:val="none" w:sz="0" w:space="0" w:color="000000"/>
+                <w:right w:val="none" w:sz="0" w:space="0" w:color="000000"/>
+              </w:pBdr>
+              <w:spacing w:after="100" w:before="100" w:line="240"/>
+              <w:ind w:left="100" w:right="100" w:firstLine="0" w:firstLineChars="0"/>
+              <w:rPr>
+                <w:rFonts w:ascii="Helvetica" w:hAnsi="Helvetica" w:eastAsia="Helvetica" w:cs="Helvetica"/>
+                <w:i w:val="false"/>
+                <w:b w:val="false"/>
+                <w:u w:val="none"/>
+                <w:sz w:val="22"/>
+                <w:szCs w:val="22"/>
+                <w:color w:val="000000"/>
+              </w:rPr>
+            </w:pPr>
+            <w:r>
+              <w:rPr>
+                <w:rFonts w:ascii="Helvetica" w:hAnsi="Helvetica" w:eastAsia="Helvetica" w:cs="Helvetica"/>
+                <w:i w:val="false"/>
+                <w:b w:val="false"/>
+                <w:u w:val="none"/>
+                <w:sz w:val="22"/>
+                <w:szCs w:val="22"/>
+                <w:color w:val="000000"/>
+              </w:rPr>
+              <w:t xml:space="preserve">0.11, 8.67</w:t>
+            </w:r>
+          </w:p>
+        </w:tc>
+        <w:tc>
+          <w:tcPr>
+            <w:tcBorders>
+              <w:bottom w:val="none" w:sz="0" w:space="0" w:color="000000"/>
+              <w:top w:val="none" w:sz="0" w:space="0" w:color="000000"/>
+              <w:left w:val="none" w:sz="0" w:space="0" w:color="000000"/>
+              <w:right w:val="none" w:sz="0" w:space="0" w:color="000000"/>
+            </w:tcBorders>
+            <w:shd w:val="clear" w:color="auto" w:fill="FFFFFF"/>
+            <w:tcMar>
+              <w:top w:w="0" w:type="dxa"/>
+              <w:bottom w:w="0" w:type="dxa"/>
+              <w:left w:w="0" w:type="dxa"/>
+              <w:right w:w="0" w:type="dxa"/>
+            </w:tcMar>
+            <w:vAlign w:val="top"/>
+          </w:tcPr>
+          <w:p>
+            <w:pPr>
+              <w:pStyle w:val="Normal"/>
+              <w:jc w:val="center"/>
+              <w:pBdr>
+                <w:bottom w:val="none" w:sz="0" w:space="0" w:color="000000"/>
+                <w:top w:val="none" w:sz="0" w:space="0" w:color="000000"/>
+                <w:left w:val="none" w:sz="0" w:space="0" w:color="000000"/>
+                <w:right w:val="none" w:sz="0" w:space="0" w:color="000000"/>
+              </w:pBdr>
+              <w:spacing w:after="100" w:before="100" w:line="240"/>
+              <w:ind w:left="100" w:right="100" w:firstLine="0" w:firstLineChars="0"/>
+              <w:rPr>
+                <w:rFonts w:ascii="Helvetica" w:hAnsi="Helvetica" w:eastAsia="Helvetica" w:cs="Helvetica"/>
+                <w:i w:val="false"/>
+                <w:b w:val="false"/>
+                <w:u w:val="none"/>
+                <w:sz w:val="22"/>
+                <w:szCs w:val="22"/>
+                <w:color w:val="000000"/>
+              </w:rPr>
+            </w:pPr>
+            <w:r>
+              <w:rPr>
+                <w:rFonts w:ascii="Helvetica" w:hAnsi="Helvetica" w:eastAsia="Helvetica" w:cs="Helvetica"/>
+                <w:i w:val="false"/>
+                <w:b w:val="false"/>
+                <w:u w:val="none"/>
+                <w:sz w:val="22"/>
+                <w:szCs w:val="22"/>
+                <w:color w:val="000000"/>
+              </w:rPr>
+              <w:t xml:space="preserve">0.970</w:t>
             </w:r>
           </w:p>
         </w:tc>
@@ -9314,113 +9314,113 @@
                 <w:szCs w:val="22"/>
                 <w:color w:val="000000"/>
               </w:rPr>
-              <w:t xml:space="preserve">0.63</w:t>
-            </w:r>
-          </w:p>
-        </w:tc>
-        <w:tc>
-          <w:tcPr>
-            <w:tcBorders>
-              <w:bottom w:val="none" w:sz="0" w:space="0" w:color="000000"/>
-              <w:top w:val="none" w:sz="0" w:space="0" w:color="000000"/>
-              <w:left w:val="none" w:sz="0" w:space="0" w:color="000000"/>
-              <w:right w:val="none" w:sz="0" w:space="0" w:color="000000"/>
-            </w:tcBorders>
-            <w:shd w:val="clear" w:color="auto" w:fill="FFFFFF"/>
-            <w:tcMar>
-              <w:top w:w="0" w:type="dxa"/>
-              <w:bottom w:w="0" w:type="dxa"/>
-              <w:left w:w="0" w:type="dxa"/>
-              <w:right w:w="0" w:type="dxa"/>
-            </w:tcMar>
-            <w:vAlign w:val="top"/>
-          </w:tcPr>
-          <w:p>
-            <w:pPr>
-              <w:pStyle w:val="Normal"/>
-              <w:jc w:val="center"/>
-              <w:pBdr>
-                <w:bottom w:val="none" w:sz="0" w:space="0" w:color="000000"/>
-                <w:top w:val="none" w:sz="0" w:space="0" w:color="000000"/>
-                <w:left w:val="none" w:sz="0" w:space="0" w:color="000000"/>
-                <w:right w:val="none" w:sz="0" w:space="0" w:color="000000"/>
-              </w:pBdr>
-              <w:spacing w:after="100" w:before="100" w:line="240"/>
-              <w:ind w:left="100" w:right="100" w:firstLine="0" w:firstLineChars="0"/>
-              <w:rPr>
-                <w:rFonts w:ascii="Helvetica" w:hAnsi="Helvetica" w:eastAsia="Helvetica" w:cs="Helvetica"/>
-                <w:i w:val="false"/>
-                <w:b w:val="false"/>
-                <w:u w:val="none"/>
-                <w:sz w:val="22"/>
-                <w:szCs w:val="22"/>
-                <w:color w:val="000000"/>
-              </w:rPr>
-            </w:pPr>
-            <w:r>
-              <w:rPr>
-                <w:rFonts w:ascii="Helvetica" w:hAnsi="Helvetica" w:eastAsia="Helvetica" w:cs="Helvetica"/>
-                <w:i w:val="false"/>
-                <w:b w:val="false"/>
-                <w:u w:val="none"/>
-                <w:sz w:val="22"/>
-                <w:szCs w:val="22"/>
-                <w:color w:val="000000"/>
-              </w:rPr>
-              <w:t xml:space="preserve">0.13, 2.97</w:t>
-            </w:r>
-          </w:p>
-        </w:tc>
-        <w:tc>
-          <w:tcPr>
-            <w:tcBorders>
-              <w:bottom w:val="none" w:sz="0" w:space="0" w:color="000000"/>
-              <w:top w:val="none" w:sz="0" w:space="0" w:color="000000"/>
-              <w:left w:val="none" w:sz="0" w:space="0" w:color="000000"/>
-              <w:right w:val="none" w:sz="0" w:space="0" w:color="000000"/>
-            </w:tcBorders>
-            <w:shd w:val="clear" w:color="auto" w:fill="FFFFFF"/>
-            <w:tcMar>
-              <w:top w:w="0" w:type="dxa"/>
-              <w:bottom w:w="0" w:type="dxa"/>
-              <w:left w:w="0" w:type="dxa"/>
-              <w:right w:w="0" w:type="dxa"/>
-            </w:tcMar>
-            <w:vAlign w:val="top"/>
-          </w:tcPr>
-          <w:p>
-            <w:pPr>
-              <w:pStyle w:val="Normal"/>
-              <w:jc w:val="center"/>
-              <w:pBdr>
-                <w:bottom w:val="none" w:sz="0" w:space="0" w:color="000000"/>
-                <w:top w:val="none" w:sz="0" w:space="0" w:color="000000"/>
-                <w:left w:val="none" w:sz="0" w:space="0" w:color="000000"/>
-                <w:right w:val="none" w:sz="0" w:space="0" w:color="000000"/>
-              </w:pBdr>
-              <w:spacing w:after="100" w:before="100" w:line="240"/>
-              <w:ind w:left="100" w:right="100" w:firstLine="0" w:firstLineChars="0"/>
-              <w:rPr>
-                <w:rFonts w:ascii="Helvetica" w:hAnsi="Helvetica" w:eastAsia="Helvetica" w:cs="Helvetica"/>
-                <w:i w:val="false"/>
-                <w:b w:val="false"/>
-                <w:u w:val="none"/>
-                <w:sz w:val="22"/>
-                <w:szCs w:val="22"/>
-                <w:color w:val="000000"/>
-              </w:rPr>
-            </w:pPr>
-            <w:r>
-              <w:rPr>
-                <w:rFonts w:ascii="Helvetica" w:hAnsi="Helvetica" w:eastAsia="Helvetica" w:cs="Helvetica"/>
-                <w:i w:val="false"/>
-                <w:b w:val="false"/>
-                <w:u w:val="none"/>
-                <w:sz w:val="22"/>
-                <w:szCs w:val="22"/>
-                <w:color w:val="000000"/>
-              </w:rPr>
-              <w:t xml:space="preserve">0.560</w:t>
+              <w:t xml:space="preserve">0.87</w:t>
+            </w:r>
+          </w:p>
+        </w:tc>
+        <w:tc>
+          <w:tcPr>
+            <w:tcBorders>
+              <w:bottom w:val="none" w:sz="0" w:space="0" w:color="000000"/>
+              <w:top w:val="none" w:sz="0" w:space="0" w:color="000000"/>
+              <w:left w:val="none" w:sz="0" w:space="0" w:color="000000"/>
+              <w:right w:val="none" w:sz="0" w:space="0" w:color="000000"/>
+            </w:tcBorders>
+            <w:shd w:val="clear" w:color="auto" w:fill="FFFFFF"/>
+            <w:tcMar>
+              <w:top w:w="0" w:type="dxa"/>
+              <w:bottom w:w="0" w:type="dxa"/>
+              <w:left w:w="0" w:type="dxa"/>
+              <w:right w:w="0" w:type="dxa"/>
+            </w:tcMar>
+            <w:vAlign w:val="top"/>
+          </w:tcPr>
+          <w:p>
+            <w:pPr>
+              <w:pStyle w:val="Normal"/>
+              <w:jc w:val="center"/>
+              <w:pBdr>
+                <w:bottom w:val="none" w:sz="0" w:space="0" w:color="000000"/>
+                <w:top w:val="none" w:sz="0" w:space="0" w:color="000000"/>
+                <w:left w:val="none" w:sz="0" w:space="0" w:color="000000"/>
+                <w:right w:val="none" w:sz="0" w:space="0" w:color="000000"/>
+              </w:pBdr>
+              <w:spacing w:after="100" w:before="100" w:line="240"/>
+              <w:ind w:left="100" w:right="100" w:firstLine="0" w:firstLineChars="0"/>
+              <w:rPr>
+                <w:rFonts w:ascii="Helvetica" w:hAnsi="Helvetica" w:eastAsia="Helvetica" w:cs="Helvetica"/>
+                <w:i w:val="false"/>
+                <w:b w:val="false"/>
+                <w:u w:val="none"/>
+                <w:sz w:val="22"/>
+                <w:szCs w:val="22"/>
+                <w:color w:val="000000"/>
+              </w:rPr>
+            </w:pPr>
+            <w:r>
+              <w:rPr>
+                <w:rFonts w:ascii="Helvetica" w:hAnsi="Helvetica" w:eastAsia="Helvetica" w:cs="Helvetica"/>
+                <w:i w:val="false"/>
+                <w:b w:val="false"/>
+                <w:u w:val="none"/>
+                <w:sz w:val="22"/>
+                <w:szCs w:val="22"/>
+                <w:color w:val="000000"/>
+              </w:rPr>
+              <w:t xml:space="preserve">0.19, 3.93</w:t>
+            </w:r>
+          </w:p>
+        </w:tc>
+        <w:tc>
+          <w:tcPr>
+            <w:tcBorders>
+              <w:bottom w:val="none" w:sz="0" w:space="0" w:color="000000"/>
+              <w:top w:val="none" w:sz="0" w:space="0" w:color="000000"/>
+              <w:left w:val="none" w:sz="0" w:space="0" w:color="000000"/>
+              <w:right w:val="none" w:sz="0" w:space="0" w:color="000000"/>
+            </w:tcBorders>
+            <w:shd w:val="clear" w:color="auto" w:fill="FFFFFF"/>
+            <w:tcMar>
+              <w:top w:w="0" w:type="dxa"/>
+              <w:bottom w:w="0" w:type="dxa"/>
+              <w:left w:w="0" w:type="dxa"/>
+              <w:right w:w="0" w:type="dxa"/>
+            </w:tcMar>
+            <w:vAlign w:val="top"/>
+          </w:tcPr>
+          <w:p>
+            <w:pPr>
+              <w:pStyle w:val="Normal"/>
+              <w:jc w:val="center"/>
+              <w:pBdr>
+                <w:bottom w:val="none" w:sz="0" w:space="0" w:color="000000"/>
+                <w:top w:val="none" w:sz="0" w:space="0" w:color="000000"/>
+                <w:left w:val="none" w:sz="0" w:space="0" w:color="000000"/>
+                <w:right w:val="none" w:sz="0" w:space="0" w:color="000000"/>
+              </w:pBdr>
+              <w:spacing w:after="100" w:before="100" w:line="240"/>
+              <w:ind w:left="100" w:right="100" w:firstLine="0" w:firstLineChars="0"/>
+              <w:rPr>
+                <w:rFonts w:ascii="Helvetica" w:hAnsi="Helvetica" w:eastAsia="Helvetica" w:cs="Helvetica"/>
+                <w:i w:val="false"/>
+                <w:b w:val="false"/>
+                <w:u w:val="none"/>
+                <w:sz w:val="22"/>
+                <w:szCs w:val="22"/>
+                <w:color w:val="000000"/>
+              </w:rPr>
+            </w:pPr>
+            <w:r>
+              <w:rPr>
+                <w:rFonts w:ascii="Helvetica" w:hAnsi="Helvetica" w:eastAsia="Helvetica" w:cs="Helvetica"/>
+                <w:i w:val="false"/>
+                <w:b w:val="false"/>
+                <w:u w:val="none"/>
+                <w:sz w:val="22"/>
+                <w:szCs w:val="22"/>
+                <w:color w:val="000000"/>
+              </w:rPr>
+              <w:t xml:space="preserve">0.860</w:t>
             </w:r>
           </w:p>
         </w:tc>
@@ -9797,113 +9797,113 @@
                 <w:szCs w:val="22"/>
                 <w:color w:val="000000"/>
               </w:rPr>
-              <w:t xml:space="preserve">2.98</w:t>
-            </w:r>
-          </w:p>
-        </w:tc>
-        <w:tc>
-          <w:tcPr>
-            <w:tcBorders>
-              <w:bottom w:val="none" w:sz="0" w:space="0" w:color="000000"/>
-              <w:top w:val="none" w:sz="0" w:space="0" w:color="000000"/>
-              <w:left w:val="none" w:sz="0" w:space="0" w:color="000000"/>
-              <w:right w:val="none" w:sz="0" w:space="0" w:color="000000"/>
-            </w:tcBorders>
-            <w:shd w:val="clear" w:color="auto" w:fill="FFFFFF"/>
-            <w:tcMar>
-              <w:top w:w="0" w:type="dxa"/>
-              <w:bottom w:w="0" w:type="dxa"/>
-              <w:left w:w="0" w:type="dxa"/>
-              <w:right w:w="0" w:type="dxa"/>
-            </w:tcMar>
-            <w:vAlign w:val="top"/>
-          </w:tcPr>
-          <w:p>
-            <w:pPr>
-              <w:pStyle w:val="Normal"/>
-              <w:jc w:val="center"/>
-              <w:pBdr>
-                <w:bottom w:val="none" w:sz="0" w:space="0" w:color="000000"/>
-                <w:top w:val="none" w:sz="0" w:space="0" w:color="000000"/>
-                <w:left w:val="none" w:sz="0" w:space="0" w:color="000000"/>
-                <w:right w:val="none" w:sz="0" w:space="0" w:color="000000"/>
-              </w:pBdr>
-              <w:spacing w:after="100" w:before="100" w:line="240"/>
-              <w:ind w:left="100" w:right="100" w:firstLine="0" w:firstLineChars="0"/>
-              <w:rPr>
-                <w:rFonts w:ascii="Helvetica" w:hAnsi="Helvetica" w:eastAsia="Helvetica" w:cs="Helvetica"/>
-                <w:i w:val="false"/>
-                <w:b w:val="false"/>
-                <w:u w:val="none"/>
-                <w:sz w:val="22"/>
-                <w:szCs w:val="22"/>
-                <w:color w:val="000000"/>
-              </w:rPr>
-            </w:pPr>
-            <w:r>
-              <w:rPr>
-                <w:rFonts w:ascii="Helvetica" w:hAnsi="Helvetica" w:eastAsia="Helvetica" w:cs="Helvetica"/>
-                <w:i w:val="false"/>
-                <w:b w:val="false"/>
-                <w:u w:val="none"/>
-                <w:sz w:val="22"/>
-                <w:szCs w:val="22"/>
-                <w:color w:val="000000"/>
-              </w:rPr>
-              <w:t xml:space="preserve">0.65, 13.5</w:t>
-            </w:r>
-          </w:p>
-        </w:tc>
-        <w:tc>
-          <w:tcPr>
-            <w:tcBorders>
-              <w:bottom w:val="none" w:sz="0" w:space="0" w:color="000000"/>
-              <w:top w:val="none" w:sz="0" w:space="0" w:color="000000"/>
-              <w:left w:val="none" w:sz="0" w:space="0" w:color="000000"/>
-              <w:right w:val="none" w:sz="0" w:space="0" w:color="000000"/>
-            </w:tcBorders>
-            <w:shd w:val="clear" w:color="auto" w:fill="FFFFFF"/>
-            <w:tcMar>
-              <w:top w:w="0" w:type="dxa"/>
-              <w:bottom w:w="0" w:type="dxa"/>
-              <w:left w:w="0" w:type="dxa"/>
-              <w:right w:w="0" w:type="dxa"/>
-            </w:tcMar>
-            <w:vAlign w:val="top"/>
-          </w:tcPr>
-          <w:p>
-            <w:pPr>
-              <w:pStyle w:val="Normal"/>
-              <w:jc w:val="center"/>
-              <w:pBdr>
-                <w:bottom w:val="none" w:sz="0" w:space="0" w:color="000000"/>
-                <w:top w:val="none" w:sz="0" w:space="0" w:color="000000"/>
-                <w:left w:val="none" w:sz="0" w:space="0" w:color="000000"/>
-                <w:right w:val="none" w:sz="0" w:space="0" w:color="000000"/>
-              </w:pBdr>
-              <w:spacing w:after="100" w:before="100" w:line="240"/>
-              <w:ind w:left="100" w:right="100" w:firstLine="0" w:firstLineChars="0"/>
-              <w:rPr>
-                <w:rFonts w:ascii="Helvetica" w:hAnsi="Helvetica" w:eastAsia="Helvetica" w:cs="Helvetica"/>
-                <w:i w:val="false"/>
-                <w:b w:val="false"/>
-                <w:u w:val="none"/>
-                <w:sz w:val="22"/>
-                <w:szCs w:val="22"/>
-                <w:color w:val="000000"/>
-              </w:rPr>
-            </w:pPr>
-            <w:r>
-              <w:rPr>
-                <w:rFonts w:ascii="Helvetica" w:hAnsi="Helvetica" w:eastAsia="Helvetica" w:cs="Helvetica"/>
-                <w:i w:val="false"/>
-                <w:b w:val="false"/>
-                <w:u w:val="none"/>
-                <w:sz w:val="22"/>
-                <w:szCs w:val="22"/>
-                <w:color w:val="000000"/>
-              </w:rPr>
-              <w:t xml:space="preserve">0.160</w:t>
+              <w:t xml:space="preserve">3.47</w:t>
+            </w:r>
+          </w:p>
+        </w:tc>
+        <w:tc>
+          <w:tcPr>
+            <w:tcBorders>
+              <w:bottom w:val="none" w:sz="0" w:space="0" w:color="000000"/>
+              <w:top w:val="none" w:sz="0" w:space="0" w:color="000000"/>
+              <w:left w:val="none" w:sz="0" w:space="0" w:color="000000"/>
+              <w:right w:val="none" w:sz="0" w:space="0" w:color="000000"/>
+            </w:tcBorders>
+            <w:shd w:val="clear" w:color="auto" w:fill="FFFFFF"/>
+            <w:tcMar>
+              <w:top w:w="0" w:type="dxa"/>
+              <w:bottom w:w="0" w:type="dxa"/>
+              <w:left w:w="0" w:type="dxa"/>
+              <w:right w:w="0" w:type="dxa"/>
+            </w:tcMar>
+            <w:vAlign w:val="top"/>
+          </w:tcPr>
+          <w:p>
+            <w:pPr>
+              <w:pStyle w:val="Normal"/>
+              <w:jc w:val="center"/>
+              <w:pBdr>
+                <w:bottom w:val="none" w:sz="0" w:space="0" w:color="000000"/>
+                <w:top w:val="none" w:sz="0" w:space="0" w:color="000000"/>
+                <w:left w:val="none" w:sz="0" w:space="0" w:color="000000"/>
+                <w:right w:val="none" w:sz="0" w:space="0" w:color="000000"/>
+              </w:pBdr>
+              <w:spacing w:after="100" w:before="100" w:line="240"/>
+              <w:ind w:left="100" w:right="100" w:firstLine="0" w:firstLineChars="0"/>
+              <w:rPr>
+                <w:rFonts w:ascii="Helvetica" w:hAnsi="Helvetica" w:eastAsia="Helvetica" w:cs="Helvetica"/>
+                <w:i w:val="false"/>
+                <w:b w:val="false"/>
+                <w:u w:val="none"/>
+                <w:sz w:val="22"/>
+                <w:szCs w:val="22"/>
+                <w:color w:val="000000"/>
+              </w:rPr>
+            </w:pPr>
+            <w:r>
+              <w:rPr>
+                <w:rFonts w:ascii="Helvetica" w:hAnsi="Helvetica" w:eastAsia="Helvetica" w:cs="Helvetica"/>
+                <w:i w:val="false"/>
+                <w:b w:val="false"/>
+                <w:u w:val="none"/>
+                <w:sz w:val="22"/>
+                <w:szCs w:val="22"/>
+                <w:color w:val="000000"/>
+              </w:rPr>
+              <w:t xml:space="preserve">0.82, 14.6</w:t>
+            </w:r>
+          </w:p>
+        </w:tc>
+        <w:tc>
+          <w:tcPr>
+            <w:tcBorders>
+              <w:bottom w:val="none" w:sz="0" w:space="0" w:color="000000"/>
+              <w:top w:val="none" w:sz="0" w:space="0" w:color="000000"/>
+              <w:left w:val="none" w:sz="0" w:space="0" w:color="000000"/>
+              <w:right w:val="none" w:sz="0" w:space="0" w:color="000000"/>
+            </w:tcBorders>
+            <w:shd w:val="clear" w:color="auto" w:fill="FFFFFF"/>
+            <w:tcMar>
+              <w:top w:w="0" w:type="dxa"/>
+              <w:bottom w:w="0" w:type="dxa"/>
+              <w:left w:w="0" w:type="dxa"/>
+              <w:right w:w="0" w:type="dxa"/>
+            </w:tcMar>
+            <w:vAlign w:val="top"/>
+          </w:tcPr>
+          <w:p>
+            <w:pPr>
+              <w:pStyle w:val="Normal"/>
+              <w:jc w:val="center"/>
+              <w:pBdr>
+                <w:bottom w:val="none" w:sz="0" w:space="0" w:color="000000"/>
+                <w:top w:val="none" w:sz="0" w:space="0" w:color="000000"/>
+                <w:left w:val="none" w:sz="0" w:space="0" w:color="000000"/>
+                <w:right w:val="none" w:sz="0" w:space="0" w:color="000000"/>
+              </w:pBdr>
+              <w:spacing w:after="100" w:before="100" w:line="240"/>
+              <w:ind w:left="100" w:right="100" w:firstLine="0" w:firstLineChars="0"/>
+              <w:rPr>
+                <w:rFonts w:ascii="Helvetica" w:hAnsi="Helvetica" w:eastAsia="Helvetica" w:cs="Helvetica"/>
+                <w:i w:val="false"/>
+                <w:b w:val="false"/>
+                <w:u w:val="none"/>
+                <w:sz w:val="22"/>
+                <w:szCs w:val="22"/>
+                <w:color w:val="000000"/>
+              </w:rPr>
+            </w:pPr>
+            <w:r>
+              <w:rPr>
+                <w:rFonts w:ascii="Helvetica" w:hAnsi="Helvetica" w:eastAsia="Helvetica" w:cs="Helvetica"/>
+                <w:i w:val="false"/>
+                <w:b w:val="false"/>
+                <w:u w:val="none"/>
+                <w:sz w:val="22"/>
+                <w:szCs w:val="22"/>
+                <w:color w:val="000000"/>
+              </w:rPr>
+              <w:t xml:space="preserve">0.090</w:t>
             </w:r>
           </w:p>
         </w:tc>
@@ -11246,113 +11246,113 @@
                 <w:szCs w:val="22"/>
                 <w:color w:val="000000"/>
               </w:rPr>
-              <w:t xml:space="preserve">0.84</w:t>
-            </w:r>
-          </w:p>
-        </w:tc>
-        <w:tc>
-          <w:tcPr>
-            <w:tcBorders>
-              <w:bottom w:val="none" w:sz="0" w:space="0" w:color="000000"/>
-              <w:top w:val="none" w:sz="0" w:space="0" w:color="000000"/>
-              <w:left w:val="none" w:sz="0" w:space="0" w:color="000000"/>
-              <w:right w:val="none" w:sz="0" w:space="0" w:color="000000"/>
-            </w:tcBorders>
-            <w:shd w:val="clear" w:color="auto" w:fill="FFFFFF"/>
-            <w:tcMar>
-              <w:top w:w="0" w:type="dxa"/>
-              <w:bottom w:w="0" w:type="dxa"/>
-              <w:left w:w="0" w:type="dxa"/>
-              <w:right w:w="0" w:type="dxa"/>
-            </w:tcMar>
-            <w:vAlign w:val="top"/>
-          </w:tcPr>
-          <w:p>
-            <w:pPr>
-              <w:pStyle w:val="Normal"/>
-              <w:jc w:val="center"/>
-              <w:pBdr>
-                <w:bottom w:val="none" w:sz="0" w:space="0" w:color="000000"/>
-                <w:top w:val="none" w:sz="0" w:space="0" w:color="000000"/>
-                <w:left w:val="none" w:sz="0" w:space="0" w:color="000000"/>
-                <w:right w:val="none" w:sz="0" w:space="0" w:color="000000"/>
-              </w:pBdr>
-              <w:spacing w:after="100" w:before="100" w:line="240"/>
-              <w:ind w:left="100" w:right="100" w:firstLine="0" w:firstLineChars="0"/>
-              <w:rPr>
-                <w:rFonts w:ascii="Helvetica" w:hAnsi="Helvetica" w:eastAsia="Helvetica" w:cs="Helvetica"/>
-                <w:i w:val="false"/>
-                <w:b w:val="false"/>
-                <w:u w:val="none"/>
-                <w:sz w:val="22"/>
-                <w:szCs w:val="22"/>
-                <w:color w:val="000000"/>
-              </w:rPr>
-            </w:pPr>
-            <w:r>
-              <w:rPr>
-                <w:rFonts w:ascii="Helvetica" w:hAnsi="Helvetica" w:eastAsia="Helvetica" w:cs="Helvetica"/>
-                <w:i w:val="false"/>
-                <w:b w:val="false"/>
-                <w:u w:val="none"/>
-                <w:sz w:val="22"/>
-                <w:szCs w:val="22"/>
-                <w:color w:val="000000"/>
-              </w:rPr>
-              <w:t xml:space="preserve">0.26, 2.68</w:t>
-            </w:r>
-          </w:p>
-        </w:tc>
-        <w:tc>
-          <w:tcPr>
-            <w:tcBorders>
-              <w:bottom w:val="none" w:sz="0" w:space="0" w:color="000000"/>
-              <w:top w:val="none" w:sz="0" w:space="0" w:color="000000"/>
-              <w:left w:val="none" w:sz="0" w:space="0" w:color="000000"/>
-              <w:right w:val="none" w:sz="0" w:space="0" w:color="000000"/>
-            </w:tcBorders>
-            <w:shd w:val="clear" w:color="auto" w:fill="FFFFFF"/>
-            <w:tcMar>
-              <w:top w:w="0" w:type="dxa"/>
-              <w:bottom w:w="0" w:type="dxa"/>
-              <w:left w:w="0" w:type="dxa"/>
-              <w:right w:w="0" w:type="dxa"/>
-            </w:tcMar>
-            <w:vAlign w:val="top"/>
-          </w:tcPr>
-          <w:p>
-            <w:pPr>
-              <w:pStyle w:val="Normal"/>
-              <w:jc w:val="center"/>
-              <w:pBdr>
-                <w:bottom w:val="none" w:sz="0" w:space="0" w:color="000000"/>
-                <w:top w:val="none" w:sz="0" w:space="0" w:color="000000"/>
-                <w:left w:val="none" w:sz="0" w:space="0" w:color="000000"/>
-                <w:right w:val="none" w:sz="0" w:space="0" w:color="000000"/>
-              </w:pBdr>
-              <w:spacing w:after="100" w:before="100" w:line="240"/>
-              <w:ind w:left="100" w:right="100" w:firstLine="0" w:firstLineChars="0"/>
-              <w:rPr>
-                <w:rFonts w:ascii="Helvetica" w:hAnsi="Helvetica" w:eastAsia="Helvetica" w:cs="Helvetica"/>
-                <w:i w:val="false"/>
-                <w:b w:val="false"/>
-                <w:u w:val="none"/>
-                <w:sz w:val="22"/>
-                <w:szCs w:val="22"/>
-                <w:color w:val="000000"/>
-              </w:rPr>
-            </w:pPr>
-            <w:r>
-              <w:rPr>
-                <w:rFonts w:ascii="Helvetica" w:hAnsi="Helvetica" w:eastAsia="Helvetica" w:cs="Helvetica"/>
-                <w:i w:val="false"/>
-                <w:b w:val="false"/>
-                <w:u w:val="none"/>
-                <w:sz w:val="22"/>
-                <w:szCs w:val="22"/>
-                <w:color w:val="000000"/>
-              </w:rPr>
-              <w:t xml:space="preserve">0.760</w:t>
+              <w:t xml:space="preserve">0.82</w:t>
+            </w:r>
+          </w:p>
+        </w:tc>
+        <w:tc>
+          <w:tcPr>
+            <w:tcBorders>
+              <w:bottom w:val="none" w:sz="0" w:space="0" w:color="000000"/>
+              <w:top w:val="none" w:sz="0" w:space="0" w:color="000000"/>
+              <w:left w:val="none" w:sz="0" w:space="0" w:color="000000"/>
+              <w:right w:val="none" w:sz="0" w:space="0" w:color="000000"/>
+            </w:tcBorders>
+            <w:shd w:val="clear" w:color="auto" w:fill="FFFFFF"/>
+            <w:tcMar>
+              <w:top w:w="0" w:type="dxa"/>
+              <w:bottom w:w="0" w:type="dxa"/>
+              <w:left w:w="0" w:type="dxa"/>
+              <w:right w:w="0" w:type="dxa"/>
+            </w:tcMar>
+            <w:vAlign w:val="top"/>
+          </w:tcPr>
+          <w:p>
+            <w:pPr>
+              <w:pStyle w:val="Normal"/>
+              <w:jc w:val="center"/>
+              <w:pBdr>
+                <w:bottom w:val="none" w:sz="0" w:space="0" w:color="000000"/>
+                <w:top w:val="none" w:sz="0" w:space="0" w:color="000000"/>
+                <w:left w:val="none" w:sz="0" w:space="0" w:color="000000"/>
+                <w:right w:val="none" w:sz="0" w:space="0" w:color="000000"/>
+              </w:pBdr>
+              <w:spacing w:after="100" w:before="100" w:line="240"/>
+              <w:ind w:left="100" w:right="100" w:firstLine="0" w:firstLineChars="0"/>
+              <w:rPr>
+                <w:rFonts w:ascii="Helvetica" w:hAnsi="Helvetica" w:eastAsia="Helvetica" w:cs="Helvetica"/>
+                <w:i w:val="false"/>
+                <w:b w:val="false"/>
+                <w:u w:val="none"/>
+                <w:sz w:val="22"/>
+                <w:szCs w:val="22"/>
+                <w:color w:val="000000"/>
+              </w:rPr>
+            </w:pPr>
+            <w:r>
+              <w:rPr>
+                <w:rFonts w:ascii="Helvetica" w:hAnsi="Helvetica" w:eastAsia="Helvetica" w:cs="Helvetica"/>
+                <w:i w:val="false"/>
+                <w:b w:val="false"/>
+                <w:u w:val="none"/>
+                <w:sz w:val="22"/>
+                <w:szCs w:val="22"/>
+                <w:color w:val="000000"/>
+              </w:rPr>
+              <w:t xml:space="preserve">0.26, 2.61</w:t>
+            </w:r>
+          </w:p>
+        </w:tc>
+        <w:tc>
+          <w:tcPr>
+            <w:tcBorders>
+              <w:bottom w:val="none" w:sz="0" w:space="0" w:color="000000"/>
+              <w:top w:val="none" w:sz="0" w:space="0" w:color="000000"/>
+              <w:left w:val="none" w:sz="0" w:space="0" w:color="000000"/>
+              <w:right w:val="none" w:sz="0" w:space="0" w:color="000000"/>
+            </w:tcBorders>
+            <w:shd w:val="clear" w:color="auto" w:fill="FFFFFF"/>
+            <w:tcMar>
+              <w:top w:w="0" w:type="dxa"/>
+              <w:bottom w:w="0" w:type="dxa"/>
+              <w:left w:w="0" w:type="dxa"/>
+              <w:right w:w="0" w:type="dxa"/>
+            </w:tcMar>
+            <w:vAlign w:val="top"/>
+          </w:tcPr>
+          <w:p>
+            <w:pPr>
+              <w:pStyle w:val="Normal"/>
+              <w:jc w:val="center"/>
+              <w:pBdr>
+                <w:bottom w:val="none" w:sz="0" w:space="0" w:color="000000"/>
+                <w:top w:val="none" w:sz="0" w:space="0" w:color="000000"/>
+                <w:left w:val="none" w:sz="0" w:space="0" w:color="000000"/>
+                <w:right w:val="none" w:sz="0" w:space="0" w:color="000000"/>
+              </w:pBdr>
+              <w:spacing w:after="100" w:before="100" w:line="240"/>
+              <w:ind w:left="100" w:right="100" w:firstLine="0" w:firstLineChars="0"/>
+              <w:rPr>
+                <w:rFonts w:ascii="Helvetica" w:hAnsi="Helvetica" w:eastAsia="Helvetica" w:cs="Helvetica"/>
+                <w:i w:val="false"/>
+                <w:b w:val="false"/>
+                <w:u w:val="none"/>
+                <w:sz w:val="22"/>
+                <w:szCs w:val="22"/>
+                <w:color w:val="000000"/>
+              </w:rPr>
+            </w:pPr>
+            <w:r>
+              <w:rPr>
+                <w:rFonts w:ascii="Helvetica" w:hAnsi="Helvetica" w:eastAsia="Helvetica" w:cs="Helvetica"/>
+                <w:i w:val="false"/>
+                <w:b w:val="false"/>
+                <w:u w:val="none"/>
+                <w:sz w:val="22"/>
+                <w:szCs w:val="22"/>
+                <w:color w:val="000000"/>
+              </w:rPr>
+              <w:t xml:space="preserve">0.730</w:t>
             </w:r>
           </w:p>
         </w:tc>
@@ -12695,113 +12695,113 @@
                 <w:szCs w:val="22"/>
                 <w:color w:val="000000"/>
               </w:rPr>
-              <w:t xml:space="preserve">0.34</w:t>
-            </w:r>
-          </w:p>
-        </w:tc>
-        <w:tc>
-          <w:tcPr>
-            <w:tcBorders>
-              <w:bottom w:val="none" w:sz="0" w:space="0" w:color="000000"/>
-              <w:top w:val="none" w:sz="0" w:space="0" w:color="000000"/>
-              <w:left w:val="none" w:sz="0" w:space="0" w:color="000000"/>
-              <w:right w:val="none" w:sz="0" w:space="0" w:color="000000"/>
-            </w:tcBorders>
-            <w:shd w:val="clear" w:color="auto" w:fill="FFFFFF"/>
-            <w:tcMar>
-              <w:top w:w="0" w:type="dxa"/>
-              <w:bottom w:w="0" w:type="dxa"/>
-              <w:left w:w="0" w:type="dxa"/>
-              <w:right w:w="0" w:type="dxa"/>
-            </w:tcMar>
-            <w:vAlign w:val="top"/>
-          </w:tcPr>
-          <w:p>
-            <w:pPr>
-              <w:pStyle w:val="Normal"/>
-              <w:jc w:val="center"/>
-              <w:pBdr>
-                <w:bottom w:val="none" w:sz="0" w:space="0" w:color="000000"/>
-                <w:top w:val="none" w:sz="0" w:space="0" w:color="000000"/>
-                <w:left w:val="none" w:sz="0" w:space="0" w:color="000000"/>
-                <w:right w:val="none" w:sz="0" w:space="0" w:color="000000"/>
-              </w:pBdr>
-              <w:spacing w:after="100" w:before="100" w:line="240"/>
-              <w:ind w:left="100" w:right="100" w:firstLine="0" w:firstLineChars="0"/>
-              <w:rPr>
-                <w:rFonts w:ascii="Helvetica" w:hAnsi="Helvetica" w:eastAsia="Helvetica" w:cs="Helvetica"/>
-                <w:i w:val="false"/>
-                <w:b w:val="false"/>
-                <w:u w:val="none"/>
-                <w:sz w:val="22"/>
-                <w:szCs w:val="22"/>
-                <w:color w:val="000000"/>
-              </w:rPr>
-            </w:pPr>
-            <w:r>
-              <w:rPr>
-                <w:rFonts w:ascii="Helvetica" w:hAnsi="Helvetica" w:eastAsia="Helvetica" w:cs="Helvetica"/>
-                <w:i w:val="false"/>
-                <w:b w:val="false"/>
-                <w:u w:val="none"/>
-                <w:sz w:val="22"/>
-                <w:szCs w:val="22"/>
-                <w:color w:val="000000"/>
-              </w:rPr>
-              <w:t xml:space="preserve">0.08, 1.44</w:t>
-            </w:r>
-          </w:p>
-        </w:tc>
-        <w:tc>
-          <w:tcPr>
-            <w:tcBorders>
-              <w:bottom w:val="none" w:sz="0" w:space="0" w:color="000000"/>
-              <w:top w:val="none" w:sz="0" w:space="0" w:color="000000"/>
-              <w:left w:val="none" w:sz="0" w:space="0" w:color="000000"/>
-              <w:right w:val="none" w:sz="0" w:space="0" w:color="000000"/>
-            </w:tcBorders>
-            <w:shd w:val="clear" w:color="auto" w:fill="FFFFFF"/>
-            <w:tcMar>
-              <w:top w:w="0" w:type="dxa"/>
-              <w:bottom w:w="0" w:type="dxa"/>
-              <w:left w:w="0" w:type="dxa"/>
-              <w:right w:w="0" w:type="dxa"/>
-            </w:tcMar>
-            <w:vAlign w:val="top"/>
-          </w:tcPr>
-          <w:p>
-            <w:pPr>
-              <w:pStyle w:val="Normal"/>
-              <w:jc w:val="center"/>
-              <w:pBdr>
-                <w:bottom w:val="none" w:sz="0" w:space="0" w:color="000000"/>
-                <w:top w:val="none" w:sz="0" w:space="0" w:color="000000"/>
-                <w:left w:val="none" w:sz="0" w:space="0" w:color="000000"/>
-                <w:right w:val="none" w:sz="0" w:space="0" w:color="000000"/>
-              </w:pBdr>
-              <w:spacing w:after="100" w:before="100" w:line="240"/>
-              <w:ind w:left="100" w:right="100" w:firstLine="0" w:firstLineChars="0"/>
-              <w:rPr>
-                <w:rFonts w:ascii="Helvetica" w:hAnsi="Helvetica" w:eastAsia="Helvetica" w:cs="Helvetica"/>
-                <w:i w:val="false"/>
-                <w:b w:val="false"/>
-                <w:u w:val="none"/>
-                <w:sz w:val="22"/>
-                <w:szCs w:val="22"/>
-                <w:color w:val="000000"/>
-              </w:rPr>
-            </w:pPr>
-            <w:r>
-              <w:rPr>
-                <w:rFonts w:ascii="Helvetica" w:hAnsi="Helvetica" w:eastAsia="Helvetica" w:cs="Helvetica"/>
-                <w:i w:val="false"/>
-                <w:b w:val="false"/>
-                <w:u w:val="none"/>
-                <w:sz w:val="22"/>
-                <w:szCs w:val="22"/>
-                <w:color w:val="000000"/>
-              </w:rPr>
-              <w:t xml:space="preserve">0.140</w:t>
+              <w:t xml:space="preserve">0.43</w:t>
+            </w:r>
+          </w:p>
+        </w:tc>
+        <w:tc>
+          <w:tcPr>
+            <w:tcBorders>
+              <w:bottom w:val="none" w:sz="0" w:space="0" w:color="000000"/>
+              <w:top w:val="none" w:sz="0" w:space="0" w:color="000000"/>
+              <w:left w:val="none" w:sz="0" w:space="0" w:color="000000"/>
+              <w:right w:val="none" w:sz="0" w:space="0" w:color="000000"/>
+            </w:tcBorders>
+            <w:shd w:val="clear" w:color="auto" w:fill="FFFFFF"/>
+            <w:tcMar>
+              <w:top w:w="0" w:type="dxa"/>
+              <w:bottom w:w="0" w:type="dxa"/>
+              <w:left w:w="0" w:type="dxa"/>
+              <w:right w:w="0" w:type="dxa"/>
+            </w:tcMar>
+            <w:vAlign w:val="top"/>
+          </w:tcPr>
+          <w:p>
+            <w:pPr>
+              <w:pStyle w:val="Normal"/>
+              <w:jc w:val="center"/>
+              <w:pBdr>
+                <w:bottom w:val="none" w:sz="0" w:space="0" w:color="000000"/>
+                <w:top w:val="none" w:sz="0" w:space="0" w:color="000000"/>
+                <w:left w:val="none" w:sz="0" w:space="0" w:color="000000"/>
+                <w:right w:val="none" w:sz="0" w:space="0" w:color="000000"/>
+              </w:pBdr>
+              <w:spacing w:after="100" w:before="100" w:line="240"/>
+              <w:ind w:left="100" w:right="100" w:firstLine="0" w:firstLineChars="0"/>
+              <w:rPr>
+                <w:rFonts w:ascii="Helvetica" w:hAnsi="Helvetica" w:eastAsia="Helvetica" w:cs="Helvetica"/>
+                <w:i w:val="false"/>
+                <w:b w:val="false"/>
+                <w:u w:val="none"/>
+                <w:sz w:val="22"/>
+                <w:szCs w:val="22"/>
+                <w:color w:val="000000"/>
+              </w:rPr>
+            </w:pPr>
+            <w:r>
+              <w:rPr>
+                <w:rFonts w:ascii="Helvetica" w:hAnsi="Helvetica" w:eastAsia="Helvetica" w:cs="Helvetica"/>
+                <w:i w:val="false"/>
+                <w:b w:val="false"/>
+                <w:u w:val="none"/>
+                <w:sz w:val="22"/>
+                <w:szCs w:val="22"/>
+                <w:color w:val="000000"/>
+              </w:rPr>
+              <w:t xml:space="preserve">0.11, 1.74</w:t>
+            </w:r>
+          </w:p>
+        </w:tc>
+        <w:tc>
+          <w:tcPr>
+            <w:tcBorders>
+              <w:bottom w:val="none" w:sz="0" w:space="0" w:color="000000"/>
+              <w:top w:val="none" w:sz="0" w:space="0" w:color="000000"/>
+              <w:left w:val="none" w:sz="0" w:space="0" w:color="000000"/>
+              <w:right w:val="none" w:sz="0" w:space="0" w:color="000000"/>
+            </w:tcBorders>
+            <w:shd w:val="clear" w:color="auto" w:fill="FFFFFF"/>
+            <w:tcMar>
+              <w:top w:w="0" w:type="dxa"/>
+              <w:bottom w:w="0" w:type="dxa"/>
+              <w:left w:w="0" w:type="dxa"/>
+              <w:right w:w="0" w:type="dxa"/>
+            </w:tcMar>
+            <w:vAlign w:val="top"/>
+          </w:tcPr>
+          <w:p>
+            <w:pPr>
+              <w:pStyle w:val="Normal"/>
+              <w:jc w:val="center"/>
+              <w:pBdr>
+                <w:bottom w:val="none" w:sz="0" w:space="0" w:color="000000"/>
+                <w:top w:val="none" w:sz="0" w:space="0" w:color="000000"/>
+                <w:left w:val="none" w:sz="0" w:space="0" w:color="000000"/>
+                <w:right w:val="none" w:sz="0" w:space="0" w:color="000000"/>
+              </w:pBdr>
+              <w:spacing w:after="100" w:before="100" w:line="240"/>
+              <w:ind w:left="100" w:right="100" w:firstLine="0" w:firstLineChars="0"/>
+              <w:rPr>
+                <w:rFonts w:ascii="Helvetica" w:hAnsi="Helvetica" w:eastAsia="Helvetica" w:cs="Helvetica"/>
+                <w:i w:val="false"/>
+                <w:b w:val="false"/>
+                <w:u w:val="none"/>
+                <w:sz w:val="22"/>
+                <w:szCs w:val="22"/>
+                <w:color w:val="000000"/>
+              </w:rPr>
+            </w:pPr>
+            <w:r>
+              <w:rPr>
+                <w:rFonts w:ascii="Helvetica" w:hAnsi="Helvetica" w:eastAsia="Helvetica" w:cs="Helvetica"/>
+                <w:i w:val="false"/>
+                <w:b w:val="false"/>
+                <w:u w:val="none"/>
+                <w:sz w:val="22"/>
+                <w:szCs w:val="22"/>
+                <w:color w:val="000000"/>
+              </w:rPr>
+              <w:t xml:space="preserve">0.240</w:t>
             </w:r>
           </w:p>
         </w:tc>
@@ -13178,113 +13178,113 @@
                 <w:szCs w:val="22"/>
                 <w:color w:val="000000"/>
               </w:rPr>
-              <w:t xml:space="preserve">2.51</w:t>
-            </w:r>
-          </w:p>
-        </w:tc>
-        <w:tc>
-          <w:tcPr>
-            <w:tcBorders>
-              <w:bottom w:val="none" w:sz="0" w:space="0" w:color="000000"/>
-              <w:top w:val="none" w:sz="0" w:space="0" w:color="000000"/>
-              <w:left w:val="none" w:sz="0" w:space="0" w:color="000000"/>
-              <w:right w:val="none" w:sz="0" w:space="0" w:color="000000"/>
-            </w:tcBorders>
-            <w:shd w:val="clear" w:color="auto" w:fill="FFFFFF"/>
-            <w:tcMar>
-              <w:top w:w="0" w:type="dxa"/>
-              <w:bottom w:w="0" w:type="dxa"/>
-              <w:left w:w="0" w:type="dxa"/>
-              <w:right w:w="0" w:type="dxa"/>
-            </w:tcMar>
-            <w:vAlign w:val="top"/>
-          </w:tcPr>
-          <w:p>
-            <w:pPr>
-              <w:pStyle w:val="Normal"/>
-              <w:jc w:val="center"/>
-              <w:pBdr>
-                <w:bottom w:val="none" w:sz="0" w:space="0" w:color="000000"/>
-                <w:top w:val="none" w:sz="0" w:space="0" w:color="000000"/>
-                <w:left w:val="none" w:sz="0" w:space="0" w:color="000000"/>
-                <w:right w:val="none" w:sz="0" w:space="0" w:color="000000"/>
-              </w:pBdr>
-              <w:spacing w:after="100" w:before="100" w:line="240"/>
-              <w:ind w:left="100" w:right="100" w:firstLine="0" w:firstLineChars="0"/>
-              <w:rPr>
-                <w:rFonts w:ascii="Helvetica" w:hAnsi="Helvetica" w:eastAsia="Helvetica" w:cs="Helvetica"/>
-                <w:i w:val="false"/>
-                <w:b w:val="false"/>
-                <w:u w:val="none"/>
-                <w:sz w:val="22"/>
-                <w:szCs w:val="22"/>
-                <w:color w:val="000000"/>
-              </w:rPr>
-            </w:pPr>
-            <w:r>
-              <w:rPr>
-                <w:rFonts w:ascii="Helvetica" w:hAnsi="Helvetica" w:eastAsia="Helvetica" w:cs="Helvetica"/>
-                <w:i w:val="false"/>
-                <w:b w:val="false"/>
-                <w:u w:val="none"/>
-                <w:sz w:val="22"/>
-                <w:szCs w:val="22"/>
-                <w:color w:val="000000"/>
-              </w:rPr>
-              <w:t xml:space="preserve">0.70, 8.92</w:t>
-            </w:r>
-          </w:p>
-        </w:tc>
-        <w:tc>
-          <w:tcPr>
-            <w:tcBorders>
-              <w:bottom w:val="none" w:sz="0" w:space="0" w:color="000000"/>
-              <w:top w:val="none" w:sz="0" w:space="0" w:color="000000"/>
-              <w:left w:val="none" w:sz="0" w:space="0" w:color="000000"/>
-              <w:right w:val="none" w:sz="0" w:space="0" w:color="000000"/>
-            </w:tcBorders>
-            <w:shd w:val="clear" w:color="auto" w:fill="FFFFFF"/>
-            <w:tcMar>
-              <w:top w:w="0" w:type="dxa"/>
-              <w:bottom w:w="0" w:type="dxa"/>
-              <w:left w:w="0" w:type="dxa"/>
-              <w:right w:w="0" w:type="dxa"/>
-            </w:tcMar>
-            <w:vAlign w:val="top"/>
-          </w:tcPr>
-          <w:p>
-            <w:pPr>
-              <w:pStyle w:val="Normal"/>
-              <w:jc w:val="center"/>
-              <w:pBdr>
-                <w:bottom w:val="none" w:sz="0" w:space="0" w:color="000000"/>
-                <w:top w:val="none" w:sz="0" w:space="0" w:color="000000"/>
-                <w:left w:val="none" w:sz="0" w:space="0" w:color="000000"/>
-                <w:right w:val="none" w:sz="0" w:space="0" w:color="000000"/>
-              </w:pBdr>
-              <w:spacing w:after="100" w:before="100" w:line="240"/>
-              <w:ind w:left="100" w:right="100" w:firstLine="0" w:firstLineChars="0"/>
-              <w:rPr>
-                <w:rFonts w:ascii="Helvetica" w:hAnsi="Helvetica" w:eastAsia="Helvetica" w:cs="Helvetica"/>
-                <w:i w:val="false"/>
-                <w:b w:val="false"/>
-                <w:u w:val="none"/>
-                <w:sz w:val="22"/>
-                <w:szCs w:val="22"/>
-                <w:color w:val="000000"/>
-              </w:rPr>
-            </w:pPr>
-            <w:r>
-              <w:rPr>
-                <w:rFonts w:ascii="Helvetica" w:hAnsi="Helvetica" w:eastAsia="Helvetica" w:cs="Helvetica"/>
-                <w:i w:val="false"/>
-                <w:b w:val="false"/>
-                <w:u w:val="none"/>
-                <w:sz w:val="22"/>
-                <w:szCs w:val="22"/>
-                <w:color w:val="000000"/>
-              </w:rPr>
-              <w:t xml:space="preserve">0.160</w:t>
+              <w:t xml:space="preserve">2.58</w:t>
+            </w:r>
+          </w:p>
+        </w:tc>
+        <w:tc>
+          <w:tcPr>
+            <w:tcBorders>
+              <w:bottom w:val="none" w:sz="0" w:space="0" w:color="000000"/>
+              <w:top w:val="none" w:sz="0" w:space="0" w:color="000000"/>
+              <w:left w:val="none" w:sz="0" w:space="0" w:color="000000"/>
+              <w:right w:val="none" w:sz="0" w:space="0" w:color="000000"/>
+            </w:tcBorders>
+            <w:shd w:val="clear" w:color="auto" w:fill="FFFFFF"/>
+            <w:tcMar>
+              <w:top w:w="0" w:type="dxa"/>
+              <w:bottom w:w="0" w:type="dxa"/>
+              <w:left w:w="0" w:type="dxa"/>
+              <w:right w:w="0" w:type="dxa"/>
+            </w:tcMar>
+            <w:vAlign w:val="top"/>
+          </w:tcPr>
+          <w:p>
+            <w:pPr>
+              <w:pStyle w:val="Normal"/>
+              <w:jc w:val="center"/>
+              <w:pBdr>
+                <w:bottom w:val="none" w:sz="0" w:space="0" w:color="000000"/>
+                <w:top w:val="none" w:sz="0" w:space="0" w:color="000000"/>
+                <w:left w:val="none" w:sz="0" w:space="0" w:color="000000"/>
+                <w:right w:val="none" w:sz="0" w:space="0" w:color="000000"/>
+              </w:pBdr>
+              <w:spacing w:after="100" w:before="100" w:line="240"/>
+              <w:ind w:left="100" w:right="100" w:firstLine="0" w:firstLineChars="0"/>
+              <w:rPr>
+                <w:rFonts w:ascii="Helvetica" w:hAnsi="Helvetica" w:eastAsia="Helvetica" w:cs="Helvetica"/>
+                <w:i w:val="false"/>
+                <w:b w:val="false"/>
+                <w:u w:val="none"/>
+                <w:sz w:val="22"/>
+                <w:szCs w:val="22"/>
+                <w:color w:val="000000"/>
+              </w:rPr>
+            </w:pPr>
+            <w:r>
+              <w:rPr>
+                <w:rFonts w:ascii="Helvetica" w:hAnsi="Helvetica" w:eastAsia="Helvetica" w:cs="Helvetica"/>
+                <w:i w:val="false"/>
+                <w:b w:val="false"/>
+                <w:u w:val="none"/>
+                <w:sz w:val="22"/>
+                <w:szCs w:val="22"/>
+                <w:color w:val="000000"/>
+              </w:rPr>
+              <w:t xml:space="preserve">0.72, 9.28</w:t>
+            </w:r>
+          </w:p>
+        </w:tc>
+        <w:tc>
+          <w:tcPr>
+            <w:tcBorders>
+              <w:bottom w:val="none" w:sz="0" w:space="0" w:color="000000"/>
+              <w:top w:val="none" w:sz="0" w:space="0" w:color="000000"/>
+              <w:left w:val="none" w:sz="0" w:space="0" w:color="000000"/>
+              <w:right w:val="none" w:sz="0" w:space="0" w:color="000000"/>
+            </w:tcBorders>
+            <w:shd w:val="clear" w:color="auto" w:fill="FFFFFF"/>
+            <w:tcMar>
+              <w:top w:w="0" w:type="dxa"/>
+              <w:bottom w:w="0" w:type="dxa"/>
+              <w:left w:w="0" w:type="dxa"/>
+              <w:right w:w="0" w:type="dxa"/>
+            </w:tcMar>
+            <w:vAlign w:val="top"/>
+          </w:tcPr>
+          <w:p>
+            <w:pPr>
+              <w:pStyle w:val="Normal"/>
+              <w:jc w:val="center"/>
+              <w:pBdr>
+                <w:bottom w:val="none" w:sz="0" w:space="0" w:color="000000"/>
+                <w:top w:val="none" w:sz="0" w:space="0" w:color="000000"/>
+                <w:left w:val="none" w:sz="0" w:space="0" w:color="000000"/>
+                <w:right w:val="none" w:sz="0" w:space="0" w:color="000000"/>
+              </w:pBdr>
+              <w:spacing w:after="100" w:before="100" w:line="240"/>
+              <w:ind w:left="100" w:right="100" w:firstLine="0" w:firstLineChars="0"/>
+              <w:rPr>
+                <w:rFonts w:ascii="Helvetica" w:hAnsi="Helvetica" w:eastAsia="Helvetica" w:cs="Helvetica"/>
+                <w:i w:val="false"/>
+                <w:b w:val="false"/>
+                <w:u w:val="none"/>
+                <w:sz w:val="22"/>
+                <w:szCs w:val="22"/>
+                <w:color w:val="000000"/>
+              </w:rPr>
+            </w:pPr>
+            <w:r>
+              <w:rPr>
+                <w:rFonts w:ascii="Helvetica" w:hAnsi="Helvetica" w:eastAsia="Helvetica" w:cs="Helvetica"/>
+                <w:i w:val="false"/>
+                <w:b w:val="false"/>
+                <w:u w:val="none"/>
+                <w:sz w:val="22"/>
+                <w:szCs w:val="22"/>
+                <w:color w:val="000000"/>
+              </w:rPr>
+              <w:t xml:space="preserve">0.150</w:t>
             </w:r>
           </w:p>
         </w:tc>
@@ -13661,60 +13661,60 @@
                 <w:szCs w:val="22"/>
                 <w:color w:val="000000"/>
               </w:rPr>
-              <w:t xml:space="preserve">3.14</w:t>
-            </w:r>
-          </w:p>
-        </w:tc>
-        <w:tc>
-          <w:tcPr>
-            <w:tcBorders>
-              <w:bottom w:val="none" w:sz="0" w:space="0" w:color="000000"/>
-              <w:top w:val="none" w:sz="0" w:space="0" w:color="000000"/>
-              <w:left w:val="none" w:sz="0" w:space="0" w:color="000000"/>
-              <w:right w:val="none" w:sz="0" w:space="0" w:color="000000"/>
-            </w:tcBorders>
-            <w:shd w:val="clear" w:color="auto" w:fill="FFFFFF"/>
-            <w:tcMar>
-              <w:top w:w="0" w:type="dxa"/>
-              <w:bottom w:w="0" w:type="dxa"/>
-              <w:left w:w="0" w:type="dxa"/>
-              <w:right w:w="0" w:type="dxa"/>
-            </w:tcMar>
-            <w:vAlign w:val="top"/>
-          </w:tcPr>
-          <w:p>
-            <w:pPr>
-              <w:pStyle w:val="Normal"/>
-              <w:jc w:val="center"/>
-              <w:pBdr>
-                <w:bottom w:val="none" w:sz="0" w:space="0" w:color="000000"/>
-                <w:top w:val="none" w:sz="0" w:space="0" w:color="000000"/>
-                <w:left w:val="none" w:sz="0" w:space="0" w:color="000000"/>
-                <w:right w:val="none" w:sz="0" w:space="0" w:color="000000"/>
-              </w:pBdr>
-              <w:spacing w:after="100" w:before="100" w:line="240"/>
-              <w:ind w:left="100" w:right="100" w:firstLine="0" w:firstLineChars="0"/>
-              <w:rPr>
-                <w:rFonts w:ascii="Helvetica" w:hAnsi="Helvetica" w:eastAsia="Helvetica" w:cs="Helvetica"/>
-                <w:i w:val="false"/>
-                <w:b w:val="false"/>
-                <w:u w:val="none"/>
-                <w:sz w:val="22"/>
-                <w:szCs w:val="22"/>
-                <w:color w:val="000000"/>
-              </w:rPr>
-            </w:pPr>
-            <w:r>
-              <w:rPr>
-                <w:rFonts w:ascii="Helvetica" w:hAnsi="Helvetica" w:eastAsia="Helvetica" w:cs="Helvetica"/>
-                <w:i w:val="false"/>
-                <w:b w:val="false"/>
-                <w:u w:val="none"/>
-                <w:sz w:val="22"/>
-                <w:szCs w:val="22"/>
-                <w:color w:val="000000"/>
-              </w:rPr>
-              <w:t xml:space="preserve">0.73, 13.6</w:t>
+              <w:t xml:space="preserve">2.93</w:t>
+            </w:r>
+          </w:p>
+        </w:tc>
+        <w:tc>
+          <w:tcPr>
+            <w:tcBorders>
+              <w:bottom w:val="none" w:sz="0" w:space="0" w:color="000000"/>
+              <w:top w:val="none" w:sz="0" w:space="0" w:color="000000"/>
+              <w:left w:val="none" w:sz="0" w:space="0" w:color="000000"/>
+              <w:right w:val="none" w:sz="0" w:space="0" w:color="000000"/>
+            </w:tcBorders>
+            <w:shd w:val="clear" w:color="auto" w:fill="FFFFFF"/>
+            <w:tcMar>
+              <w:top w:w="0" w:type="dxa"/>
+              <w:bottom w:w="0" w:type="dxa"/>
+              <w:left w:w="0" w:type="dxa"/>
+              <w:right w:w="0" w:type="dxa"/>
+            </w:tcMar>
+            <w:vAlign w:val="top"/>
+          </w:tcPr>
+          <w:p>
+            <w:pPr>
+              <w:pStyle w:val="Normal"/>
+              <w:jc w:val="center"/>
+              <w:pBdr>
+                <w:bottom w:val="none" w:sz="0" w:space="0" w:color="000000"/>
+                <w:top w:val="none" w:sz="0" w:space="0" w:color="000000"/>
+                <w:left w:val="none" w:sz="0" w:space="0" w:color="000000"/>
+                <w:right w:val="none" w:sz="0" w:space="0" w:color="000000"/>
+              </w:pBdr>
+              <w:spacing w:after="100" w:before="100" w:line="240"/>
+              <w:ind w:left="100" w:right="100" w:firstLine="0" w:firstLineChars="0"/>
+              <w:rPr>
+                <w:rFonts w:ascii="Helvetica" w:hAnsi="Helvetica" w:eastAsia="Helvetica" w:cs="Helvetica"/>
+                <w:i w:val="false"/>
+                <w:b w:val="false"/>
+                <w:u w:val="none"/>
+                <w:sz w:val="22"/>
+                <w:szCs w:val="22"/>
+                <w:color w:val="000000"/>
+              </w:rPr>
+            </w:pPr>
+            <w:r>
+              <w:rPr>
+                <w:rFonts w:ascii="Helvetica" w:hAnsi="Helvetica" w:eastAsia="Helvetica" w:cs="Helvetica"/>
+                <w:i w:val="false"/>
+                <w:b w:val="false"/>
+                <w:u w:val="none"/>
+                <w:sz w:val="22"/>
+                <w:szCs w:val="22"/>
+                <w:color w:val="000000"/>
+              </w:rPr>
+              <w:t xml:space="preserve">0.72, 11.9</w:t>
             </w:r>
           </w:p>
         </w:tc>
@@ -14144,60 +14144,60 @@
                 <w:szCs w:val="22"/>
                 <w:color w:val="000000"/>
               </w:rPr>
-              <w:t xml:space="preserve">16.8</w:t>
-            </w:r>
-          </w:p>
-        </w:tc>
-        <w:tc>
-          <w:tcPr>
-            <w:tcBorders>
-              <w:bottom w:val="none" w:sz="0" w:space="0" w:color="000000"/>
-              <w:top w:val="none" w:sz="0" w:space="0" w:color="000000"/>
-              <w:left w:val="none" w:sz="0" w:space="0" w:color="000000"/>
-              <w:right w:val="none" w:sz="0" w:space="0" w:color="000000"/>
-            </w:tcBorders>
-            <w:shd w:val="clear" w:color="auto" w:fill="FFFFFF"/>
-            <w:tcMar>
-              <w:top w:w="0" w:type="dxa"/>
-              <w:bottom w:w="0" w:type="dxa"/>
-              <w:left w:w="0" w:type="dxa"/>
-              <w:right w:w="0" w:type="dxa"/>
-            </w:tcMar>
-            <w:vAlign w:val="top"/>
-          </w:tcPr>
-          <w:p>
-            <w:pPr>
-              <w:pStyle w:val="Normal"/>
-              <w:jc w:val="center"/>
-              <w:pBdr>
-                <w:bottom w:val="none" w:sz="0" w:space="0" w:color="000000"/>
-                <w:top w:val="none" w:sz="0" w:space="0" w:color="000000"/>
-                <w:left w:val="none" w:sz="0" w:space="0" w:color="000000"/>
-                <w:right w:val="none" w:sz="0" w:space="0" w:color="000000"/>
-              </w:pBdr>
-              <w:spacing w:after="100" w:before="100" w:line="240"/>
-              <w:ind w:left="100" w:right="100" w:firstLine="0" w:firstLineChars="0"/>
-              <w:rPr>
-                <w:rFonts w:ascii="Helvetica" w:hAnsi="Helvetica" w:eastAsia="Helvetica" w:cs="Helvetica"/>
-                <w:i w:val="false"/>
-                <w:b w:val="false"/>
-                <w:u w:val="none"/>
-                <w:sz w:val="22"/>
-                <w:szCs w:val="22"/>
-                <w:color w:val="000000"/>
-              </w:rPr>
-            </w:pPr>
-            <w:r>
-              <w:rPr>
-                <w:rFonts w:ascii="Helvetica" w:hAnsi="Helvetica" w:eastAsia="Helvetica" w:cs="Helvetica"/>
-                <w:i w:val="false"/>
-                <w:b w:val="false"/>
-                <w:u w:val="none"/>
-                <w:sz w:val="22"/>
-                <w:szCs w:val="22"/>
-                <w:color w:val="000000"/>
-              </w:rPr>
-              <w:t xml:space="preserve">4.32, 65.2</w:t>
+              <w:t xml:space="preserve">12.6</w:t>
+            </w:r>
+          </w:p>
+        </w:tc>
+        <w:tc>
+          <w:tcPr>
+            <w:tcBorders>
+              <w:bottom w:val="none" w:sz="0" w:space="0" w:color="000000"/>
+              <w:top w:val="none" w:sz="0" w:space="0" w:color="000000"/>
+              <w:left w:val="none" w:sz="0" w:space="0" w:color="000000"/>
+              <w:right w:val="none" w:sz="0" w:space="0" w:color="000000"/>
+            </w:tcBorders>
+            <w:shd w:val="clear" w:color="auto" w:fill="FFFFFF"/>
+            <w:tcMar>
+              <w:top w:w="0" w:type="dxa"/>
+              <w:bottom w:w="0" w:type="dxa"/>
+              <w:left w:w="0" w:type="dxa"/>
+              <w:right w:w="0" w:type="dxa"/>
+            </w:tcMar>
+            <w:vAlign w:val="top"/>
+          </w:tcPr>
+          <w:p>
+            <w:pPr>
+              <w:pStyle w:val="Normal"/>
+              <w:jc w:val="center"/>
+              <w:pBdr>
+                <w:bottom w:val="none" w:sz="0" w:space="0" w:color="000000"/>
+                <w:top w:val="none" w:sz="0" w:space="0" w:color="000000"/>
+                <w:left w:val="none" w:sz="0" w:space="0" w:color="000000"/>
+                <w:right w:val="none" w:sz="0" w:space="0" w:color="000000"/>
+              </w:pBdr>
+              <w:spacing w:after="100" w:before="100" w:line="240"/>
+              <w:ind w:left="100" w:right="100" w:firstLine="0" w:firstLineChars="0"/>
+              <w:rPr>
+                <w:rFonts w:ascii="Helvetica" w:hAnsi="Helvetica" w:eastAsia="Helvetica" w:cs="Helvetica"/>
+                <w:i w:val="false"/>
+                <w:b w:val="false"/>
+                <w:u w:val="none"/>
+                <w:sz w:val="22"/>
+                <w:szCs w:val="22"/>
+                <w:color w:val="000000"/>
+              </w:rPr>
+            </w:pPr>
+            <w:r>
+              <w:rPr>
+                <w:rFonts w:ascii="Helvetica" w:hAnsi="Helvetica" w:eastAsia="Helvetica" w:cs="Helvetica"/>
+                <w:i w:val="false"/>
+                <w:b w:val="false"/>
+                <w:u w:val="none"/>
+                <w:sz w:val="22"/>
+                <w:szCs w:val="22"/>
+                <w:color w:val="000000"/>
+              </w:rPr>
+              <w:t xml:space="preserve">3.33, 47.5</w:t>
             </w:r>
           </w:p>
         </w:tc>
@@ -14627,113 +14627,113 @@
                 <w:szCs w:val="22"/>
                 <w:color w:val="000000"/>
               </w:rPr>
-              <w:t xml:space="preserve">0.17</w:t>
-            </w:r>
-          </w:p>
-        </w:tc>
-        <w:tc>
-          <w:tcPr>
-            <w:tcBorders>
-              <w:bottom w:val="none" w:sz="0" w:space="0" w:color="000000"/>
-              <w:top w:val="none" w:sz="0" w:space="0" w:color="000000"/>
-              <w:left w:val="none" w:sz="0" w:space="0" w:color="000000"/>
-              <w:right w:val="none" w:sz="0" w:space="0" w:color="000000"/>
-            </w:tcBorders>
-            <w:shd w:val="clear" w:color="auto" w:fill="FFFFFF"/>
-            <w:tcMar>
-              <w:top w:w="0" w:type="dxa"/>
-              <w:bottom w:w="0" w:type="dxa"/>
-              <w:left w:w="0" w:type="dxa"/>
-              <w:right w:w="0" w:type="dxa"/>
-            </w:tcMar>
-            <w:vAlign w:val="top"/>
-          </w:tcPr>
-          <w:p>
-            <w:pPr>
-              <w:pStyle w:val="Normal"/>
-              <w:jc w:val="center"/>
-              <w:pBdr>
-                <w:bottom w:val="none" w:sz="0" w:space="0" w:color="000000"/>
-                <w:top w:val="none" w:sz="0" w:space="0" w:color="000000"/>
-                <w:left w:val="none" w:sz="0" w:space="0" w:color="000000"/>
-                <w:right w:val="none" w:sz="0" w:space="0" w:color="000000"/>
-              </w:pBdr>
-              <w:spacing w:after="100" w:before="100" w:line="240"/>
-              <w:ind w:left="100" w:right="100" w:firstLine="0" w:firstLineChars="0"/>
-              <w:rPr>
-                <w:rFonts w:ascii="Helvetica" w:hAnsi="Helvetica" w:eastAsia="Helvetica" w:cs="Helvetica"/>
-                <w:i w:val="false"/>
-                <w:b w:val="false"/>
-                <w:u w:val="none"/>
-                <w:sz w:val="22"/>
-                <w:szCs w:val="22"/>
-                <w:color w:val="000000"/>
-              </w:rPr>
-            </w:pPr>
-            <w:r>
-              <w:rPr>
-                <w:rFonts w:ascii="Helvetica" w:hAnsi="Helvetica" w:eastAsia="Helvetica" w:cs="Helvetica"/>
-                <w:i w:val="false"/>
-                <w:b w:val="false"/>
-                <w:u w:val="none"/>
-                <w:sz w:val="22"/>
-                <w:szCs w:val="22"/>
-                <w:color w:val="000000"/>
-              </w:rPr>
-              <w:t xml:space="preserve">0.03, 1.01</w:t>
-            </w:r>
-          </w:p>
-        </w:tc>
-        <w:tc>
-          <w:tcPr>
-            <w:tcBorders>
-              <w:bottom w:val="none" w:sz="0" w:space="0" w:color="000000"/>
-              <w:top w:val="none" w:sz="0" w:space="0" w:color="000000"/>
-              <w:left w:val="none" w:sz="0" w:space="0" w:color="000000"/>
-              <w:right w:val="none" w:sz="0" w:space="0" w:color="000000"/>
-            </w:tcBorders>
-            <w:shd w:val="clear" w:color="auto" w:fill="FFFFFF"/>
-            <w:tcMar>
-              <w:top w:w="0" w:type="dxa"/>
-              <w:bottom w:w="0" w:type="dxa"/>
-              <w:left w:w="0" w:type="dxa"/>
-              <w:right w:w="0" w:type="dxa"/>
-            </w:tcMar>
-            <w:vAlign w:val="top"/>
-          </w:tcPr>
-          <w:p>
-            <w:pPr>
-              <w:pStyle w:val="Normal"/>
-              <w:jc w:val="center"/>
-              <w:pBdr>
-                <w:bottom w:val="none" w:sz="0" w:space="0" w:color="000000"/>
-                <w:top w:val="none" w:sz="0" w:space="0" w:color="000000"/>
-                <w:left w:val="none" w:sz="0" w:space="0" w:color="000000"/>
-                <w:right w:val="none" w:sz="0" w:space="0" w:color="000000"/>
-              </w:pBdr>
-              <w:spacing w:after="100" w:before="100" w:line="240"/>
-              <w:ind w:left="100" w:right="100" w:firstLine="0" w:firstLineChars="0"/>
-              <w:rPr>
-                <w:rFonts w:ascii="Helvetica" w:hAnsi="Helvetica" w:eastAsia="Helvetica" w:cs="Helvetica"/>
-                <w:i w:val="false"/>
-                <w:b w:val="false"/>
-                <w:u w:val="none"/>
-                <w:sz w:val="22"/>
-                <w:szCs w:val="22"/>
-                <w:color w:val="000000"/>
-              </w:rPr>
-            </w:pPr>
-            <w:r>
-              <w:rPr>
-                <w:rFonts w:ascii="Helvetica" w:hAnsi="Helvetica" w:eastAsia="Helvetica" w:cs="Helvetica"/>
-                <w:i w:val="false"/>
-                <w:b w:val="false"/>
-                <w:u w:val="none"/>
-                <w:sz w:val="22"/>
-                <w:szCs w:val="22"/>
-                <w:color w:val="000000"/>
-              </w:rPr>
-              <w:t xml:space="preserve">0.051</w:t>
+              <w:t xml:space="preserve">0.23</w:t>
+            </w:r>
+          </w:p>
+        </w:tc>
+        <w:tc>
+          <w:tcPr>
+            <w:tcBorders>
+              <w:bottom w:val="none" w:sz="0" w:space="0" w:color="000000"/>
+              <w:top w:val="none" w:sz="0" w:space="0" w:color="000000"/>
+              <w:left w:val="none" w:sz="0" w:space="0" w:color="000000"/>
+              <w:right w:val="none" w:sz="0" w:space="0" w:color="000000"/>
+            </w:tcBorders>
+            <w:shd w:val="clear" w:color="auto" w:fill="FFFFFF"/>
+            <w:tcMar>
+              <w:top w:w="0" w:type="dxa"/>
+              <w:bottom w:w="0" w:type="dxa"/>
+              <w:left w:w="0" w:type="dxa"/>
+              <w:right w:w="0" w:type="dxa"/>
+            </w:tcMar>
+            <w:vAlign w:val="top"/>
+          </w:tcPr>
+          <w:p>
+            <w:pPr>
+              <w:pStyle w:val="Normal"/>
+              <w:jc w:val="center"/>
+              <w:pBdr>
+                <w:bottom w:val="none" w:sz="0" w:space="0" w:color="000000"/>
+                <w:top w:val="none" w:sz="0" w:space="0" w:color="000000"/>
+                <w:left w:val="none" w:sz="0" w:space="0" w:color="000000"/>
+                <w:right w:val="none" w:sz="0" w:space="0" w:color="000000"/>
+              </w:pBdr>
+              <w:spacing w:after="100" w:before="100" w:line="240"/>
+              <w:ind w:left="100" w:right="100" w:firstLine="0" w:firstLineChars="0"/>
+              <w:rPr>
+                <w:rFonts w:ascii="Helvetica" w:hAnsi="Helvetica" w:eastAsia="Helvetica" w:cs="Helvetica"/>
+                <w:i w:val="false"/>
+                <w:b w:val="false"/>
+                <w:u w:val="none"/>
+                <w:sz w:val="22"/>
+                <w:szCs w:val="22"/>
+                <w:color w:val="000000"/>
+              </w:rPr>
+            </w:pPr>
+            <w:r>
+              <w:rPr>
+                <w:rFonts w:ascii="Helvetica" w:hAnsi="Helvetica" w:eastAsia="Helvetica" w:cs="Helvetica"/>
+                <w:i w:val="false"/>
+                <w:b w:val="false"/>
+                <w:u w:val="none"/>
+                <w:sz w:val="22"/>
+                <w:szCs w:val="22"/>
+                <w:color w:val="000000"/>
+              </w:rPr>
+              <w:t xml:space="preserve">0.04, 1.24</w:t>
+            </w:r>
+          </w:p>
+        </w:tc>
+        <w:tc>
+          <w:tcPr>
+            <w:tcBorders>
+              <w:bottom w:val="none" w:sz="0" w:space="0" w:color="000000"/>
+              <w:top w:val="none" w:sz="0" w:space="0" w:color="000000"/>
+              <w:left w:val="none" w:sz="0" w:space="0" w:color="000000"/>
+              <w:right w:val="none" w:sz="0" w:space="0" w:color="000000"/>
+            </w:tcBorders>
+            <w:shd w:val="clear" w:color="auto" w:fill="FFFFFF"/>
+            <w:tcMar>
+              <w:top w:w="0" w:type="dxa"/>
+              <w:bottom w:w="0" w:type="dxa"/>
+              <w:left w:w="0" w:type="dxa"/>
+              <w:right w:w="0" w:type="dxa"/>
+            </w:tcMar>
+            <w:vAlign w:val="top"/>
+          </w:tcPr>
+          <w:p>
+            <w:pPr>
+              <w:pStyle w:val="Normal"/>
+              <w:jc w:val="center"/>
+              <w:pBdr>
+                <w:bottom w:val="none" w:sz="0" w:space="0" w:color="000000"/>
+                <w:top w:val="none" w:sz="0" w:space="0" w:color="000000"/>
+                <w:left w:val="none" w:sz="0" w:space="0" w:color="000000"/>
+                <w:right w:val="none" w:sz="0" w:space="0" w:color="000000"/>
+              </w:pBdr>
+              <w:spacing w:after="100" w:before="100" w:line="240"/>
+              <w:ind w:left="100" w:right="100" w:firstLine="0" w:firstLineChars="0"/>
+              <w:rPr>
+                <w:rFonts w:ascii="Helvetica" w:hAnsi="Helvetica" w:eastAsia="Helvetica" w:cs="Helvetica"/>
+                <w:i w:val="false"/>
+                <w:b w:val="false"/>
+                <w:u w:val="none"/>
+                <w:sz w:val="22"/>
+                <w:szCs w:val="22"/>
+                <w:color w:val="000000"/>
+              </w:rPr>
+            </w:pPr>
+            <w:r>
+              <w:rPr>
+                <w:rFonts w:ascii="Helvetica" w:hAnsi="Helvetica" w:eastAsia="Helvetica" w:cs="Helvetica"/>
+                <w:i w:val="false"/>
+                <w:b w:val="false"/>
+                <w:u w:val="none"/>
+                <w:sz w:val="22"/>
+                <w:szCs w:val="22"/>
+                <w:color w:val="000000"/>
+              </w:rPr>
+              <w:t xml:space="preserve">0.088</w:t>
             </w:r>
           </w:p>
         </w:tc>
@@ -15163,60 +15163,60 @@
                 <w:szCs w:val="22"/>
                 <w:color w:val="000000"/>
               </w:rPr>
-              <w:t xml:space="preserve">0.96, 1.07</w:t>
-            </w:r>
-          </w:p>
-        </w:tc>
-        <w:tc>
-          <w:tcPr>
-            <w:tcBorders>
-              <w:bottom w:val="none" w:sz="0" w:space="0" w:color="000000"/>
-              <w:top w:val="none" w:sz="0" w:space="0" w:color="000000"/>
-              <w:left w:val="none" w:sz="0" w:space="0" w:color="000000"/>
-              <w:right w:val="none" w:sz="0" w:space="0" w:color="000000"/>
-            </w:tcBorders>
-            <w:shd w:val="clear" w:color="auto" w:fill="FFFFFF"/>
-            <w:tcMar>
-              <w:top w:w="0" w:type="dxa"/>
-              <w:bottom w:w="0" w:type="dxa"/>
-              <w:left w:w="0" w:type="dxa"/>
-              <w:right w:w="0" w:type="dxa"/>
-            </w:tcMar>
-            <w:vAlign w:val="top"/>
-          </w:tcPr>
-          <w:p>
-            <w:pPr>
-              <w:pStyle w:val="Normal"/>
-              <w:jc w:val="center"/>
-              <w:pBdr>
-                <w:bottom w:val="none" w:sz="0" w:space="0" w:color="000000"/>
-                <w:top w:val="none" w:sz="0" w:space="0" w:color="000000"/>
-                <w:left w:val="none" w:sz="0" w:space="0" w:color="000000"/>
-                <w:right w:val="none" w:sz="0" w:space="0" w:color="000000"/>
-              </w:pBdr>
-              <w:spacing w:after="100" w:before="100" w:line="240"/>
-              <w:ind w:left="100" w:right="100" w:firstLine="0" w:firstLineChars="0"/>
-              <w:rPr>
-                <w:rFonts w:ascii="Helvetica" w:hAnsi="Helvetica" w:eastAsia="Helvetica" w:cs="Helvetica"/>
-                <w:i w:val="false"/>
-                <w:b w:val="false"/>
-                <w:u w:val="none"/>
-                <w:sz w:val="22"/>
-                <w:szCs w:val="22"/>
-                <w:color w:val="000000"/>
-              </w:rPr>
-            </w:pPr>
-            <w:r>
-              <w:rPr>
-                <w:rFonts w:ascii="Helvetica" w:hAnsi="Helvetica" w:eastAsia="Helvetica" w:cs="Helvetica"/>
-                <w:i w:val="false"/>
-                <w:b w:val="false"/>
-                <w:u w:val="none"/>
-                <w:sz w:val="22"/>
-                <w:szCs w:val="22"/>
-                <w:color w:val="000000"/>
-              </w:rPr>
-              <w:t xml:space="preserve">0.610</w:t>
+              <w:t xml:space="preserve">0.96, 1.06</w:t>
+            </w:r>
+          </w:p>
+        </w:tc>
+        <w:tc>
+          <w:tcPr>
+            <w:tcBorders>
+              <w:bottom w:val="none" w:sz="0" w:space="0" w:color="000000"/>
+              <w:top w:val="none" w:sz="0" w:space="0" w:color="000000"/>
+              <w:left w:val="none" w:sz="0" w:space="0" w:color="000000"/>
+              <w:right w:val="none" w:sz="0" w:space="0" w:color="000000"/>
+            </w:tcBorders>
+            <w:shd w:val="clear" w:color="auto" w:fill="FFFFFF"/>
+            <w:tcMar>
+              <w:top w:w="0" w:type="dxa"/>
+              <w:bottom w:w="0" w:type="dxa"/>
+              <w:left w:w="0" w:type="dxa"/>
+              <w:right w:w="0" w:type="dxa"/>
+            </w:tcMar>
+            <w:vAlign w:val="top"/>
+          </w:tcPr>
+          <w:p>
+            <w:pPr>
+              <w:pStyle w:val="Normal"/>
+              <w:jc w:val="center"/>
+              <w:pBdr>
+                <w:bottom w:val="none" w:sz="0" w:space="0" w:color="000000"/>
+                <w:top w:val="none" w:sz="0" w:space="0" w:color="000000"/>
+                <w:left w:val="none" w:sz="0" w:space="0" w:color="000000"/>
+                <w:right w:val="none" w:sz="0" w:space="0" w:color="000000"/>
+              </w:pBdr>
+              <w:spacing w:after="100" w:before="100" w:line="240"/>
+              <w:ind w:left="100" w:right="100" w:firstLine="0" w:firstLineChars="0"/>
+              <w:rPr>
+                <w:rFonts w:ascii="Helvetica" w:hAnsi="Helvetica" w:eastAsia="Helvetica" w:cs="Helvetica"/>
+                <w:i w:val="false"/>
+                <w:b w:val="false"/>
+                <w:u w:val="none"/>
+                <w:sz w:val="22"/>
+                <w:szCs w:val="22"/>
+                <w:color w:val="000000"/>
+              </w:rPr>
+            </w:pPr>
+            <w:r>
+              <w:rPr>
+                <w:rFonts w:ascii="Helvetica" w:hAnsi="Helvetica" w:eastAsia="Helvetica" w:cs="Helvetica"/>
+                <w:i w:val="false"/>
+                <w:b w:val="false"/>
+                <w:u w:val="none"/>
+                <w:sz w:val="22"/>
+                <w:szCs w:val="22"/>
+                <w:color w:val="000000"/>
+              </w:rPr>
+              <w:t xml:space="preserve">0.640</w:t>
             </w:r>
           </w:p>
         </w:tc>
@@ -15593,596 +15593,113 @@
                 <w:szCs w:val="22"/>
                 <w:color w:val="000000"/>
               </w:rPr>
-              <w:t xml:space="preserve">1.05</w:t>
-            </w:r>
-          </w:p>
-        </w:tc>
-        <w:tc>
-          <w:tcPr>
-            <w:tcBorders>
-              <w:bottom w:val="none" w:sz="0" w:space="0" w:color="000000"/>
-              <w:top w:val="none" w:sz="0" w:space="0" w:color="000000"/>
-              <w:left w:val="none" w:sz="0" w:space="0" w:color="000000"/>
-              <w:right w:val="none" w:sz="0" w:space="0" w:color="000000"/>
-            </w:tcBorders>
-            <w:shd w:val="clear" w:color="auto" w:fill="FFFFFF"/>
-            <w:tcMar>
-              <w:top w:w="0" w:type="dxa"/>
-              <w:bottom w:w="0" w:type="dxa"/>
-              <w:left w:w="0" w:type="dxa"/>
-              <w:right w:w="0" w:type="dxa"/>
-            </w:tcMar>
-            <w:vAlign w:val="top"/>
-          </w:tcPr>
-          <w:p>
-            <w:pPr>
-              <w:pStyle w:val="Normal"/>
-              <w:jc w:val="center"/>
-              <w:pBdr>
-                <w:bottom w:val="none" w:sz="0" w:space="0" w:color="000000"/>
-                <w:top w:val="none" w:sz="0" w:space="0" w:color="000000"/>
-                <w:left w:val="none" w:sz="0" w:space="0" w:color="000000"/>
-                <w:right w:val="none" w:sz="0" w:space="0" w:color="000000"/>
-              </w:pBdr>
-              <w:spacing w:after="100" w:before="100" w:line="240"/>
-              <w:ind w:left="100" w:right="100" w:firstLine="0" w:firstLineChars="0"/>
-              <w:rPr>
-                <w:rFonts w:ascii="Helvetica" w:hAnsi="Helvetica" w:eastAsia="Helvetica" w:cs="Helvetica"/>
-                <w:i w:val="false"/>
-                <w:b w:val="false"/>
-                <w:u w:val="none"/>
-                <w:sz w:val="22"/>
-                <w:szCs w:val="22"/>
-                <w:color w:val="000000"/>
-              </w:rPr>
-            </w:pPr>
-            <w:r>
-              <w:rPr>
-                <w:rFonts w:ascii="Helvetica" w:hAnsi="Helvetica" w:eastAsia="Helvetica" w:cs="Helvetica"/>
-                <w:i w:val="false"/>
-                <w:b w:val="false"/>
-                <w:u w:val="none"/>
-                <w:sz w:val="22"/>
-                <w:szCs w:val="22"/>
-                <w:color w:val="000000"/>
-              </w:rPr>
-              <w:t xml:space="preserve">0.55, 2.01</w:t>
-            </w:r>
-          </w:p>
-        </w:tc>
-        <w:tc>
-          <w:tcPr>
-            <w:tcBorders>
-              <w:bottom w:val="none" w:sz="0" w:space="0" w:color="000000"/>
-              <w:top w:val="none" w:sz="0" w:space="0" w:color="000000"/>
-              <w:left w:val="none" w:sz="0" w:space="0" w:color="000000"/>
-              <w:right w:val="none" w:sz="0" w:space="0" w:color="000000"/>
-            </w:tcBorders>
-            <w:shd w:val="clear" w:color="auto" w:fill="FFFFFF"/>
-            <w:tcMar>
-              <w:top w:w="0" w:type="dxa"/>
-              <w:bottom w:w="0" w:type="dxa"/>
-              <w:left w:w="0" w:type="dxa"/>
-              <w:right w:w="0" w:type="dxa"/>
-            </w:tcMar>
-            <w:vAlign w:val="top"/>
-          </w:tcPr>
-          <w:p>
-            <w:pPr>
-              <w:pStyle w:val="Normal"/>
-              <w:jc w:val="center"/>
-              <w:pBdr>
-                <w:bottom w:val="none" w:sz="0" w:space="0" w:color="000000"/>
-                <w:top w:val="none" w:sz="0" w:space="0" w:color="000000"/>
-                <w:left w:val="none" w:sz="0" w:space="0" w:color="000000"/>
-                <w:right w:val="none" w:sz="0" w:space="0" w:color="000000"/>
-              </w:pBdr>
-              <w:spacing w:after="100" w:before="100" w:line="240"/>
-              <w:ind w:left="100" w:right="100" w:firstLine="0" w:firstLineChars="0"/>
-              <w:rPr>
-                <w:rFonts w:ascii="Helvetica" w:hAnsi="Helvetica" w:eastAsia="Helvetica" w:cs="Helvetica"/>
-                <w:i w:val="false"/>
-                <w:b w:val="false"/>
-                <w:u w:val="none"/>
-                <w:sz w:val="22"/>
-                <w:szCs w:val="22"/>
-                <w:color w:val="000000"/>
-              </w:rPr>
-            </w:pPr>
-            <w:r>
-              <w:rPr>
-                <w:rFonts w:ascii="Helvetica" w:hAnsi="Helvetica" w:eastAsia="Helvetica" w:cs="Helvetica"/>
-                <w:i w:val="false"/>
-                <w:b w:val="false"/>
-                <w:u w:val="none"/>
-                <w:sz w:val="22"/>
-                <w:szCs w:val="22"/>
-                <w:color w:val="000000"/>
-              </w:rPr>
-              <w:t xml:space="preserve">0.890</w:t>
-            </w:r>
-          </w:p>
-        </w:tc>
-      </w:tr>
-      <w:tr>
-        <w:trPr>
-          <w:trHeight w:val="598" w:hRule="auto"/>
-        </w:trPr>
-        body32
-        <w:tc>
-          <w:tcPr>
-            <w:tcBorders>
-              <w:bottom w:val="none" w:sz="0" w:space="0" w:color="000000"/>
-              <w:top w:val="none" w:sz="0" w:space="0" w:color="000000"/>
-              <w:left w:val="none" w:sz="0" w:space="0" w:color="000000"/>
-              <w:right w:val="none" w:sz="0" w:space="0" w:color="000000"/>
-            </w:tcBorders>
-            <w:shd w:val="clear" w:color="auto" w:fill="FFFFFF"/>
-            <w:tcMar>
-              <w:top w:w="0" w:type="dxa"/>
-              <w:bottom w:w="0" w:type="dxa"/>
-              <w:left w:w="0" w:type="dxa"/>
-              <w:right w:w="0" w:type="dxa"/>
-            </w:tcMar>
-            <w:vAlign w:val="top"/>
-          </w:tcPr>
-          <w:p>
-            <w:pPr>
-              <w:pStyle w:val="Normal"/>
-              <w:jc w:val="left"/>
-              <w:pBdr>
-                <w:bottom w:val="none" w:sz="0" w:space="0" w:color="000000"/>
-                <w:top w:val="none" w:sz="0" w:space="0" w:color="000000"/>
-                <w:left w:val="none" w:sz="0" w:space="0" w:color="000000"/>
-                <w:right w:val="none" w:sz="0" w:space="0" w:color="000000"/>
-              </w:pBdr>
-              <w:spacing w:after="100" w:before="100" w:line="240"/>
-              <w:ind w:left="100" w:right="100" w:firstLine="0" w:firstLineChars="0"/>
-              <w:rPr>
-                <w:rFonts w:ascii="Helvetica" w:hAnsi="Helvetica" w:eastAsia="Helvetica" w:cs="Helvetica"/>
-                <w:i w:val="false"/>
-                <w:b w:val="false"/>
-                <w:u w:val="none"/>
-                <w:sz w:val="22"/>
-                <w:szCs w:val="22"/>
-                <w:color w:val="000000"/>
-              </w:rPr>
-            </w:pPr>
-            <w:r>
-              <w:rPr>
-                <w:rFonts w:ascii="Helvetica" w:hAnsi="Helvetica" w:eastAsia="Helvetica" w:cs="Helvetica"/>
-                <w:i w:val="false"/>
-                <w:b w:val="false"/>
-                <w:u w:val="none"/>
-                <w:sz w:val="22"/>
-                <w:szCs w:val="22"/>
-                <w:color w:val="000000"/>
-              </w:rPr>
-              <w:t xml:space="preserve">steroids</w:t>
-            </w:r>
-          </w:p>
-        </w:tc>
-        <w:tc>
-          <w:tcPr>
-            <w:tcBorders>
-              <w:bottom w:val="none" w:sz="0" w:space="0" w:color="000000"/>
-              <w:top w:val="none" w:sz="0" w:space="0" w:color="000000"/>
-              <w:left w:val="none" w:sz="0" w:space="0" w:color="000000"/>
-              <w:right w:val="none" w:sz="0" w:space="0" w:color="000000"/>
-            </w:tcBorders>
-            <w:shd w:val="clear" w:color="auto" w:fill="FFFFFF"/>
-            <w:tcMar>
-              <w:top w:w="0" w:type="dxa"/>
-              <w:bottom w:w="0" w:type="dxa"/>
-              <w:left w:w="0" w:type="dxa"/>
-              <w:right w:w="0" w:type="dxa"/>
-            </w:tcMar>
-            <w:vAlign w:val="top"/>
-          </w:tcPr>
-          <w:p>
-            <w:pPr>
-              <w:pStyle w:val="Normal"/>
-              <w:jc w:val="center"/>
-              <w:pBdr>
-                <w:bottom w:val="none" w:sz="0" w:space="0" w:color="000000"/>
-                <w:top w:val="none" w:sz="0" w:space="0" w:color="000000"/>
-                <w:left w:val="none" w:sz="0" w:space="0" w:color="000000"/>
-                <w:right w:val="none" w:sz="0" w:space="0" w:color="000000"/>
-              </w:pBdr>
-              <w:spacing w:after="100" w:before="100" w:line="240"/>
-              <w:ind w:left="100" w:right="100" w:firstLine="0" w:firstLineChars="0"/>
-              <w:rPr>
-                <w:rFonts w:ascii="Helvetica" w:hAnsi="Helvetica" w:eastAsia="Helvetica" w:cs="Helvetica"/>
-                <w:i w:val="false"/>
-                <w:b w:val="false"/>
-                <w:u w:val="none"/>
-                <w:sz w:val="22"/>
-                <w:szCs w:val="22"/>
-                <w:color w:val="000000"/>
-              </w:rPr>
-            </w:pPr>
-            <w:r>
-              <w:rPr>
-                <w:rFonts w:ascii="Helvetica" w:hAnsi="Helvetica" w:eastAsia="Helvetica" w:cs="Helvetica"/>
-                <w:i w:val="false"/>
-                <w:b w:val="false"/>
-                <w:u w:val="none"/>
-                <w:sz w:val="22"/>
-                <w:szCs w:val="22"/>
-                <w:color w:val="000000"/>
-              </w:rPr>
-              <w:t xml:space="preserve">264</w:t>
-            </w:r>
-          </w:p>
-        </w:tc>
-        <w:tc>
-          <w:tcPr>
-            <w:tcBorders>
-              <w:bottom w:val="none" w:sz="0" w:space="0" w:color="000000"/>
-              <w:top w:val="none" w:sz="0" w:space="0" w:color="000000"/>
-              <w:left w:val="none" w:sz="0" w:space="0" w:color="000000"/>
-              <w:right w:val="none" w:sz="0" w:space="0" w:color="000000"/>
-            </w:tcBorders>
-            <w:shd w:val="clear" w:color="auto" w:fill="FFFFFF"/>
-            <w:tcMar>
-              <w:top w:w="0" w:type="dxa"/>
-              <w:bottom w:w="0" w:type="dxa"/>
-              <w:left w:w="0" w:type="dxa"/>
-              <w:right w:w="0" w:type="dxa"/>
-            </w:tcMar>
-            <w:vAlign w:val="top"/>
-          </w:tcPr>
-          <w:p>
-            <w:pPr>
-              <w:pStyle w:val="Normal"/>
-              <w:jc w:val="center"/>
-              <w:pBdr>
-                <w:bottom w:val="none" w:sz="0" w:space="0" w:color="000000"/>
-                <w:top w:val="none" w:sz="0" w:space="0" w:color="000000"/>
-                <w:left w:val="none" w:sz="0" w:space="0" w:color="000000"/>
-                <w:right w:val="none" w:sz="0" w:space="0" w:color="000000"/>
-              </w:pBdr>
-              <w:spacing w:after="100" w:before="100" w:line="240"/>
-              <w:ind w:left="100" w:right="100" w:firstLine="0" w:firstLineChars="0"/>
-              <w:rPr>
-                <w:rFonts w:ascii="Helvetica" w:hAnsi="Helvetica" w:eastAsia="Helvetica" w:cs="Helvetica"/>
-                <w:i w:val="false"/>
-                <w:b w:val="false"/>
-                <w:u w:val="none"/>
-                <w:sz w:val="22"/>
-                <w:szCs w:val="22"/>
-                <w:color w:val="000000"/>
-              </w:rPr>
-            </w:pPr>
-            <w:r>
-              <w:rPr>
-                <w:rFonts w:ascii="Helvetica" w:hAnsi="Helvetica" w:eastAsia="Helvetica" w:cs="Helvetica"/>
-                <w:i w:val="false"/>
-                <w:b w:val="false"/>
-                <w:u w:val="none"/>
-                <w:sz w:val="22"/>
-                <w:szCs w:val="22"/>
-                <w:color w:val="000000"/>
-              </w:rPr>
-              <w:t xml:space="preserve">22,716</w:t>
-            </w:r>
-          </w:p>
-        </w:tc>
-        <w:tc>
-          <w:tcPr>
-            <w:tcBorders>
-              <w:bottom w:val="none" w:sz="0" w:space="0" w:color="000000"/>
-              <w:top w:val="none" w:sz="0" w:space="0" w:color="000000"/>
-              <w:left w:val="none" w:sz="0" w:space="0" w:color="000000"/>
-              <w:right w:val="none" w:sz="0" w:space="0" w:color="000000"/>
-            </w:tcBorders>
-            <w:shd w:val="clear" w:color="auto" w:fill="FFFFFF"/>
-            <w:tcMar>
-              <w:top w:w="0" w:type="dxa"/>
-              <w:bottom w:w="0" w:type="dxa"/>
-              <w:left w:w="0" w:type="dxa"/>
-              <w:right w:w="0" w:type="dxa"/>
-            </w:tcMar>
-            <w:vAlign w:val="top"/>
-          </w:tcPr>
-          <w:p>
-            <w:pPr>
-              <w:pStyle w:val="Normal"/>
-              <w:jc w:val="center"/>
-              <w:pBdr>
-                <w:bottom w:val="none" w:sz="0" w:space="0" w:color="000000"/>
-                <w:top w:val="none" w:sz="0" w:space="0" w:color="000000"/>
-                <w:left w:val="none" w:sz="0" w:space="0" w:color="000000"/>
-                <w:right w:val="none" w:sz="0" w:space="0" w:color="000000"/>
-              </w:pBdr>
-              <w:spacing w:after="100" w:before="100" w:line="240"/>
-              <w:ind w:left="100" w:right="100" w:firstLine="0" w:firstLineChars="0"/>
-              <w:rPr>
-                <w:rFonts w:ascii="Helvetica" w:hAnsi="Helvetica" w:eastAsia="Helvetica" w:cs="Helvetica"/>
-                <w:i w:val="false"/>
-                <w:b w:val="false"/>
-                <w:u w:val="none"/>
-                <w:sz w:val="22"/>
-                <w:szCs w:val="22"/>
-                <w:color w:val="000000"/>
-              </w:rPr>
-            </w:pPr>
-            <w:r>
-              <w:rPr>
-                <w:rFonts w:ascii="Helvetica" w:hAnsi="Helvetica" w:eastAsia="Helvetica" w:cs="Helvetica"/>
-                <w:i w:val="false"/>
-                <w:b w:val="false"/>
-                <w:u w:val="none"/>
-                <w:sz w:val="22"/>
-                <w:szCs w:val="22"/>
-                <w:color w:val="000000"/>
-              </w:rPr>
-              <w:t xml:space="preserve">8,802, 58,626</w:t>
-            </w:r>
-          </w:p>
-        </w:tc>
-        <w:tc>
-          <w:tcPr>
-            <w:tcBorders>
-              <w:bottom w:val="none" w:sz="0" w:space="0" w:color="000000"/>
-              <w:top w:val="none" w:sz="0" w:space="0" w:color="000000"/>
-              <w:left w:val="none" w:sz="0" w:space="0" w:color="000000"/>
-              <w:right w:val="none" w:sz="0" w:space="0" w:color="000000"/>
-            </w:tcBorders>
-            <w:shd w:val="clear" w:color="auto" w:fill="FFFFFF"/>
-            <w:tcMar>
-              <w:top w:w="0" w:type="dxa"/>
-              <w:bottom w:w="0" w:type="dxa"/>
-              <w:left w:w="0" w:type="dxa"/>
-              <w:right w:w="0" w:type="dxa"/>
-            </w:tcMar>
-            <w:vAlign w:val="top"/>
-          </w:tcPr>
-          <w:p>
-            <w:pPr>
-              <w:pStyle w:val="Normal"/>
-              <w:jc w:val="center"/>
-              <w:pBdr>
-                <w:bottom w:val="none" w:sz="0" w:space="0" w:color="000000"/>
-                <w:top w:val="none" w:sz="0" w:space="0" w:color="000000"/>
-                <w:left w:val="none" w:sz="0" w:space="0" w:color="000000"/>
-                <w:right w:val="none" w:sz="0" w:space="0" w:color="000000"/>
-              </w:pBdr>
-              <w:spacing w:after="100" w:before="100" w:line="240"/>
-              <w:ind w:left="100" w:right="100" w:firstLine="0" w:firstLineChars="0"/>
-              <w:rPr>
-                <w:rFonts w:ascii="Helvetica" w:hAnsi="Helvetica" w:eastAsia="Helvetica" w:cs="Helvetica"/>
-                <w:i w:val="false"/>
-                <w:b w:val="false"/>
-                <w:u w:val="none"/>
-                <w:sz w:val="22"/>
-                <w:szCs w:val="22"/>
-                <w:color w:val="000000"/>
-              </w:rPr>
-            </w:pPr>
-            <w:r>
-              <w:rPr>
-                <w:rFonts w:ascii="Helvetica" w:hAnsi="Helvetica" w:eastAsia="Helvetica" w:cs="Helvetica"/>
-                <w:i w:val="false"/>
-                <w:b w:val="false"/>
-                <w:u w:val="none"/>
-                <w:sz w:val="22"/>
-                <w:szCs w:val="22"/>
-                <w:color w:val="000000"/>
-              </w:rPr>
-              <w:t xml:space="preserve">&lt;0.001</w:t>
-            </w:r>
-          </w:p>
-        </w:tc>
-        <w:tc>
-          <w:tcPr>
-            <w:tcBorders>
-              <w:bottom w:val="none" w:sz="0" w:space="0" w:color="000000"/>
-              <w:top w:val="none" w:sz="0" w:space="0" w:color="000000"/>
-              <w:left w:val="none" w:sz="0" w:space="0" w:color="000000"/>
-              <w:right w:val="none" w:sz="0" w:space="0" w:color="000000"/>
-            </w:tcBorders>
-            <w:shd w:val="clear" w:color="auto" w:fill="FFFFFF"/>
-            <w:tcMar>
-              <w:top w:w="0" w:type="dxa"/>
-              <w:bottom w:w="0" w:type="dxa"/>
-              <w:left w:w="0" w:type="dxa"/>
-              <w:right w:w="0" w:type="dxa"/>
-            </w:tcMar>
-            <w:vAlign w:val="top"/>
-          </w:tcPr>
-          <w:p>
-            <w:pPr>
-              <w:pStyle w:val="Normal"/>
-              <w:jc w:val="center"/>
-              <w:pBdr>
-                <w:bottom w:val="none" w:sz="0" w:space="0" w:color="000000"/>
-                <w:top w:val="none" w:sz="0" w:space="0" w:color="000000"/>
-                <w:left w:val="none" w:sz="0" w:space="0" w:color="000000"/>
-                <w:right w:val="none" w:sz="0" w:space="0" w:color="000000"/>
-              </w:pBdr>
-              <w:spacing w:after="100" w:before="100" w:line="240"/>
-              <w:ind w:left="100" w:right="100" w:firstLine="0" w:firstLineChars="0"/>
-              <w:rPr>
-                <w:rFonts w:ascii="Helvetica" w:hAnsi="Helvetica" w:eastAsia="Helvetica" w:cs="Helvetica"/>
-                <w:i w:val="false"/>
-                <w:b w:val="false"/>
-                <w:u w:val="none"/>
-                <w:sz w:val="22"/>
-                <w:szCs w:val="22"/>
-                <w:color w:val="000000"/>
-              </w:rPr>
-            </w:pPr>
-            <w:r>
-              <w:rPr>
-                <w:rFonts w:ascii="Helvetica" w:hAnsi="Helvetica" w:eastAsia="Helvetica" w:cs="Helvetica"/>
-                <w:i w:val="false"/>
-                <w:b w:val="false"/>
-                <w:u w:val="none"/>
-                <w:sz w:val="22"/>
-                <w:szCs w:val="22"/>
-                <w:color w:val="000000"/>
-              </w:rPr>
-              <w:t xml:space="preserve">264</w:t>
-            </w:r>
-          </w:p>
-        </w:tc>
-        <w:tc>
-          <w:tcPr>
-            <w:tcBorders>
-              <w:bottom w:val="none" w:sz="0" w:space="0" w:color="000000"/>
-              <w:top w:val="none" w:sz="0" w:space="0" w:color="000000"/>
-              <w:left w:val="none" w:sz="0" w:space="0" w:color="000000"/>
-              <w:right w:val="none" w:sz="0" w:space="0" w:color="000000"/>
-            </w:tcBorders>
-            <w:shd w:val="clear" w:color="auto" w:fill="FFFFFF"/>
-            <w:tcMar>
-              <w:top w:w="0" w:type="dxa"/>
-              <w:bottom w:w="0" w:type="dxa"/>
-              <w:left w:w="0" w:type="dxa"/>
-              <w:right w:w="0" w:type="dxa"/>
-            </w:tcMar>
-            <w:vAlign w:val="top"/>
-          </w:tcPr>
-          <w:p>
-            <w:pPr>
-              <w:pStyle w:val="Normal"/>
-              <w:jc w:val="center"/>
-              <w:pBdr>
-                <w:bottom w:val="none" w:sz="0" w:space="0" w:color="000000"/>
-                <w:top w:val="none" w:sz="0" w:space="0" w:color="000000"/>
-                <w:left w:val="none" w:sz="0" w:space="0" w:color="000000"/>
-                <w:right w:val="none" w:sz="0" w:space="0" w:color="000000"/>
-              </w:pBdr>
-              <w:spacing w:after="100" w:before="100" w:line="240"/>
-              <w:ind w:left="100" w:right="100" w:firstLine="0" w:firstLineChars="0"/>
-              <w:rPr>
-                <w:rFonts w:ascii="Helvetica" w:hAnsi="Helvetica" w:eastAsia="Helvetica" w:cs="Helvetica"/>
-                <w:i w:val="false"/>
-                <w:b w:val="false"/>
-                <w:u w:val="none"/>
-                <w:sz w:val="22"/>
-                <w:szCs w:val="22"/>
-                <w:color w:val="000000"/>
-              </w:rPr>
-            </w:pPr>
-            <w:r>
-              <w:rPr>
-                <w:rFonts w:ascii="Helvetica" w:hAnsi="Helvetica" w:eastAsia="Helvetica" w:cs="Helvetica"/>
-                <w:i w:val="false"/>
-                <w:b w:val="false"/>
-                <w:u w:val="none"/>
-                <w:sz w:val="22"/>
-                <w:szCs w:val="22"/>
-                <w:color w:val="000000"/>
-              </w:rPr>
-              <w:t xml:space="preserve">129,269</w:t>
-            </w:r>
-          </w:p>
-        </w:tc>
-        <w:tc>
-          <w:tcPr>
-            <w:tcBorders>
-              <w:bottom w:val="none" w:sz="0" w:space="0" w:color="000000"/>
-              <w:top w:val="none" w:sz="0" w:space="0" w:color="000000"/>
-              <w:left w:val="none" w:sz="0" w:space="0" w:color="000000"/>
-              <w:right w:val="none" w:sz="0" w:space="0" w:color="000000"/>
-            </w:tcBorders>
-            <w:shd w:val="clear" w:color="auto" w:fill="FFFFFF"/>
-            <w:tcMar>
-              <w:top w:w="0" w:type="dxa"/>
-              <w:bottom w:w="0" w:type="dxa"/>
-              <w:left w:w="0" w:type="dxa"/>
-              <w:right w:w="0" w:type="dxa"/>
-            </w:tcMar>
-            <w:vAlign w:val="top"/>
-          </w:tcPr>
-          <w:p>
-            <w:pPr>
-              <w:pStyle w:val="Normal"/>
-              <w:jc w:val="center"/>
-              <w:pBdr>
-                <w:bottom w:val="none" w:sz="0" w:space="0" w:color="000000"/>
-                <w:top w:val="none" w:sz="0" w:space="0" w:color="000000"/>
-                <w:left w:val="none" w:sz="0" w:space="0" w:color="000000"/>
-                <w:right w:val="none" w:sz="0" w:space="0" w:color="000000"/>
-              </w:pBdr>
-              <w:spacing w:after="100" w:before="100" w:line="240"/>
-              <w:ind w:left="100" w:right="100" w:firstLine="0" w:firstLineChars="0"/>
-              <w:rPr>
-                <w:rFonts w:ascii="Helvetica" w:hAnsi="Helvetica" w:eastAsia="Helvetica" w:cs="Helvetica"/>
-                <w:i w:val="false"/>
-                <w:b w:val="false"/>
-                <w:u w:val="none"/>
-                <w:sz w:val="22"/>
-                <w:szCs w:val="22"/>
-                <w:color w:val="000000"/>
-              </w:rPr>
-            </w:pPr>
-            <w:r>
-              <w:rPr>
-                <w:rFonts w:ascii="Helvetica" w:hAnsi="Helvetica" w:eastAsia="Helvetica" w:cs="Helvetica"/>
-                <w:i w:val="false"/>
-                <w:b w:val="false"/>
-                <w:u w:val="none"/>
-                <w:sz w:val="22"/>
-                <w:szCs w:val="22"/>
-                <w:color w:val="000000"/>
-              </w:rPr>
-              <w:t xml:space="preserve">25,754, 648,850</w:t>
-            </w:r>
-          </w:p>
-        </w:tc>
-        <w:tc>
-          <w:tcPr>
-            <w:tcBorders>
-              <w:bottom w:val="none" w:sz="0" w:space="0" w:color="000000"/>
-              <w:top w:val="none" w:sz="0" w:space="0" w:color="000000"/>
-              <w:left w:val="none" w:sz="0" w:space="0" w:color="000000"/>
-              <w:right w:val="none" w:sz="0" w:space="0" w:color="000000"/>
-            </w:tcBorders>
-            <w:shd w:val="clear" w:color="auto" w:fill="FFFFFF"/>
-            <w:tcMar>
-              <w:top w:w="0" w:type="dxa"/>
-              <w:bottom w:w="0" w:type="dxa"/>
-              <w:left w:w="0" w:type="dxa"/>
-              <w:right w:w="0" w:type="dxa"/>
-            </w:tcMar>
-            <w:vAlign w:val="top"/>
-          </w:tcPr>
-          <w:p>
-            <w:pPr>
-              <w:pStyle w:val="Normal"/>
-              <w:jc w:val="center"/>
-              <w:pBdr>
-                <w:bottom w:val="none" w:sz="0" w:space="0" w:color="000000"/>
-                <w:top w:val="none" w:sz="0" w:space="0" w:color="000000"/>
-                <w:left w:val="none" w:sz="0" w:space="0" w:color="000000"/>
-                <w:right w:val="none" w:sz="0" w:space="0" w:color="000000"/>
-              </w:pBdr>
-              <w:spacing w:after="100" w:before="100" w:line="240"/>
-              <w:ind w:left="100" w:right="100" w:firstLine="0" w:firstLineChars="0"/>
-              <w:rPr>
-                <w:rFonts w:ascii="Helvetica" w:hAnsi="Helvetica" w:eastAsia="Helvetica" w:cs="Helvetica"/>
-                <w:i w:val="false"/>
-                <w:b w:val="false"/>
-                <w:u w:val="none"/>
-                <w:sz w:val="22"/>
-                <w:szCs w:val="22"/>
-                <w:color w:val="000000"/>
-              </w:rPr>
-            </w:pPr>
-            <w:r>
-              <w:rPr>
-                <w:rFonts w:ascii="Helvetica" w:hAnsi="Helvetica" w:eastAsia="Helvetica" w:cs="Helvetica"/>
-                <w:i w:val="false"/>
-                <w:b w:val="false"/>
-                <w:u w:val="none"/>
-                <w:sz w:val="22"/>
-                <w:szCs w:val="22"/>
-                <w:color w:val="000000"/>
-              </w:rPr>
-              <w:t xml:space="preserve">&lt;0.001</w:t>
+              <w:t xml:space="preserve">1.36</w:t>
+            </w:r>
+          </w:p>
+        </w:tc>
+        <w:tc>
+          <w:tcPr>
+            <w:tcBorders>
+              <w:bottom w:val="none" w:sz="0" w:space="0" w:color="000000"/>
+              <w:top w:val="none" w:sz="0" w:space="0" w:color="000000"/>
+              <w:left w:val="none" w:sz="0" w:space="0" w:color="000000"/>
+              <w:right w:val="none" w:sz="0" w:space="0" w:color="000000"/>
+            </w:tcBorders>
+            <w:shd w:val="clear" w:color="auto" w:fill="FFFFFF"/>
+            <w:tcMar>
+              <w:top w:w="0" w:type="dxa"/>
+              <w:bottom w:w="0" w:type="dxa"/>
+              <w:left w:w="0" w:type="dxa"/>
+              <w:right w:w="0" w:type="dxa"/>
+            </w:tcMar>
+            <w:vAlign w:val="top"/>
+          </w:tcPr>
+          <w:p>
+            <w:pPr>
+              <w:pStyle w:val="Normal"/>
+              <w:jc w:val="center"/>
+              <w:pBdr>
+                <w:bottom w:val="none" w:sz="0" w:space="0" w:color="000000"/>
+                <w:top w:val="none" w:sz="0" w:space="0" w:color="000000"/>
+                <w:left w:val="none" w:sz="0" w:space="0" w:color="000000"/>
+                <w:right w:val="none" w:sz="0" w:space="0" w:color="000000"/>
+              </w:pBdr>
+              <w:spacing w:after="100" w:before="100" w:line="240"/>
+              <w:ind w:left="100" w:right="100" w:firstLine="0" w:firstLineChars="0"/>
+              <w:rPr>
+                <w:rFonts w:ascii="Helvetica" w:hAnsi="Helvetica" w:eastAsia="Helvetica" w:cs="Helvetica"/>
+                <w:i w:val="false"/>
+                <w:b w:val="false"/>
+                <w:u w:val="none"/>
+                <w:sz w:val="22"/>
+                <w:szCs w:val="22"/>
+                <w:color w:val="000000"/>
+              </w:rPr>
+            </w:pPr>
+            <w:r>
+              <w:rPr>
+                <w:rFonts w:ascii="Helvetica" w:hAnsi="Helvetica" w:eastAsia="Helvetica" w:cs="Helvetica"/>
+                <w:i w:val="false"/>
+                <w:b w:val="false"/>
+                <w:u w:val="none"/>
+                <w:sz w:val="22"/>
+                <w:szCs w:val="22"/>
+                <w:color w:val="000000"/>
+              </w:rPr>
+              <w:t xml:space="preserve">0.70, 2.64</w:t>
+            </w:r>
+          </w:p>
+        </w:tc>
+        <w:tc>
+          <w:tcPr>
+            <w:tcBorders>
+              <w:bottom w:val="none" w:sz="0" w:space="0" w:color="000000"/>
+              <w:top w:val="none" w:sz="0" w:space="0" w:color="000000"/>
+              <w:left w:val="none" w:sz="0" w:space="0" w:color="000000"/>
+              <w:right w:val="none" w:sz="0" w:space="0" w:color="000000"/>
+            </w:tcBorders>
+            <w:shd w:val="clear" w:color="auto" w:fill="FFFFFF"/>
+            <w:tcMar>
+              <w:top w:w="0" w:type="dxa"/>
+              <w:bottom w:w="0" w:type="dxa"/>
+              <w:left w:w="0" w:type="dxa"/>
+              <w:right w:w="0" w:type="dxa"/>
+            </w:tcMar>
+            <w:vAlign w:val="top"/>
+          </w:tcPr>
+          <w:p>
+            <w:pPr>
+              <w:pStyle w:val="Normal"/>
+              <w:jc w:val="center"/>
+              <w:pBdr>
+                <w:bottom w:val="none" w:sz="0" w:space="0" w:color="000000"/>
+                <w:top w:val="none" w:sz="0" w:space="0" w:color="000000"/>
+                <w:left w:val="none" w:sz="0" w:space="0" w:color="000000"/>
+                <w:right w:val="none" w:sz="0" w:space="0" w:color="000000"/>
+              </w:pBdr>
+              <w:spacing w:after="100" w:before="100" w:line="240"/>
+              <w:ind w:left="100" w:right="100" w:firstLine="0" w:firstLineChars="0"/>
+              <w:rPr>
+                <w:rFonts w:ascii="Helvetica" w:hAnsi="Helvetica" w:eastAsia="Helvetica" w:cs="Helvetica"/>
+                <w:i w:val="false"/>
+                <w:b w:val="false"/>
+                <w:u w:val="none"/>
+                <w:sz w:val="22"/>
+                <w:szCs w:val="22"/>
+                <w:color w:val="000000"/>
+              </w:rPr>
+            </w:pPr>
+            <w:r>
+              <w:rPr>
+                <w:rFonts w:ascii="Helvetica" w:hAnsi="Helvetica" w:eastAsia="Helvetica" w:cs="Helvetica"/>
+                <w:i w:val="false"/>
+                <w:b w:val="false"/>
+                <w:u w:val="none"/>
+                <w:sz w:val="22"/>
+                <w:szCs w:val="22"/>
+                <w:color w:val="000000"/>
+              </w:rPr>
+              <w:t xml:space="preserve">0.360</w:t>
             </w:r>
           </w:p>
         </w:tc>
@@ -16191,7 +15708,7 @@
         <w:trPr>
           <w:trHeight w:val="616" w:hRule="auto"/>
         </w:trPr>
-        body33
+        body32
         <w:tc>
           <w:tcPr>
             <w:tcBorders>
@@ -16559,113 +16076,113 @@
                 <w:szCs w:val="22"/>
                 <w:color w:val="000000"/>
               </w:rPr>
-              <w:t xml:space="preserve">1.00</w:t>
-            </w:r>
-          </w:p>
-        </w:tc>
-        <w:tc>
-          <w:tcPr>
-            <w:tcBorders>
-              <w:bottom w:val="none" w:sz="0" w:space="0" w:color="000000"/>
-              <w:top w:val="none" w:sz="0" w:space="0" w:color="000000"/>
-              <w:left w:val="none" w:sz="0" w:space="0" w:color="000000"/>
-              <w:right w:val="none" w:sz="0" w:space="0" w:color="000000"/>
-            </w:tcBorders>
-            <w:shd w:val="clear" w:color="auto" w:fill="FFFFFF"/>
-            <w:tcMar>
-              <w:top w:w="0" w:type="dxa"/>
-              <w:bottom w:w="0" w:type="dxa"/>
-              <w:left w:w="0" w:type="dxa"/>
-              <w:right w:w="0" w:type="dxa"/>
-            </w:tcMar>
-            <w:vAlign w:val="top"/>
-          </w:tcPr>
-          <w:p>
-            <w:pPr>
-              <w:pStyle w:val="Normal"/>
-              <w:jc w:val="center"/>
-              <w:pBdr>
-                <w:bottom w:val="none" w:sz="0" w:space="0" w:color="000000"/>
-                <w:top w:val="none" w:sz="0" w:space="0" w:color="000000"/>
-                <w:left w:val="none" w:sz="0" w:space="0" w:color="000000"/>
-                <w:right w:val="none" w:sz="0" w:space="0" w:color="000000"/>
-              </w:pBdr>
-              <w:spacing w:after="100" w:before="100" w:line="240"/>
-              <w:ind w:left="100" w:right="100" w:firstLine="0" w:firstLineChars="0"/>
-              <w:rPr>
-                <w:rFonts w:ascii="Helvetica" w:hAnsi="Helvetica" w:eastAsia="Helvetica" w:cs="Helvetica"/>
-                <w:i w:val="false"/>
-                <w:b w:val="false"/>
-                <w:u w:val="none"/>
-                <w:sz w:val="22"/>
-                <w:szCs w:val="22"/>
-                <w:color w:val="000000"/>
-              </w:rPr>
-            </w:pPr>
-            <w:r>
-              <w:rPr>
-                <w:rFonts w:ascii="Helvetica" w:hAnsi="Helvetica" w:eastAsia="Helvetica" w:cs="Helvetica"/>
-                <w:i w:val="false"/>
-                <w:b w:val="false"/>
-                <w:u w:val="none"/>
-                <w:sz w:val="22"/>
-                <w:szCs w:val="22"/>
-                <w:color w:val="000000"/>
-              </w:rPr>
-              <w:t xml:space="preserve">0.45, 2.25</w:t>
-            </w:r>
-          </w:p>
-        </w:tc>
-        <w:tc>
-          <w:tcPr>
-            <w:tcBorders>
-              <w:bottom w:val="none" w:sz="0" w:space="0" w:color="000000"/>
-              <w:top w:val="none" w:sz="0" w:space="0" w:color="000000"/>
-              <w:left w:val="none" w:sz="0" w:space="0" w:color="000000"/>
-              <w:right w:val="none" w:sz="0" w:space="0" w:color="000000"/>
-            </w:tcBorders>
-            <w:shd w:val="clear" w:color="auto" w:fill="FFFFFF"/>
-            <w:tcMar>
-              <w:top w:w="0" w:type="dxa"/>
-              <w:bottom w:w="0" w:type="dxa"/>
-              <w:left w:w="0" w:type="dxa"/>
-              <w:right w:w="0" w:type="dxa"/>
-            </w:tcMar>
-            <w:vAlign w:val="top"/>
-          </w:tcPr>
-          <w:p>
-            <w:pPr>
-              <w:pStyle w:val="Normal"/>
-              <w:jc w:val="center"/>
-              <w:pBdr>
-                <w:bottom w:val="none" w:sz="0" w:space="0" w:color="000000"/>
-                <w:top w:val="none" w:sz="0" w:space="0" w:color="000000"/>
-                <w:left w:val="none" w:sz="0" w:space="0" w:color="000000"/>
-                <w:right w:val="none" w:sz="0" w:space="0" w:color="000000"/>
-              </w:pBdr>
-              <w:spacing w:after="100" w:before="100" w:line="240"/>
-              <w:ind w:left="100" w:right="100" w:firstLine="0" w:firstLineChars="0"/>
-              <w:rPr>
-                <w:rFonts w:ascii="Helvetica" w:hAnsi="Helvetica" w:eastAsia="Helvetica" w:cs="Helvetica"/>
-                <w:i w:val="false"/>
-                <w:b w:val="false"/>
-                <w:u w:val="none"/>
-                <w:sz w:val="22"/>
-                <w:szCs w:val="22"/>
-                <w:color w:val="000000"/>
-              </w:rPr>
-            </w:pPr>
-            <w:r>
-              <w:rPr>
-                <w:rFonts w:ascii="Helvetica" w:hAnsi="Helvetica" w:eastAsia="Helvetica" w:cs="Helvetica"/>
-                <w:i w:val="false"/>
-                <w:b w:val="false"/>
-                <w:u w:val="none"/>
-                <w:sz w:val="22"/>
-                <w:szCs w:val="22"/>
-                <w:color w:val="000000"/>
-              </w:rPr>
-              <w:t xml:space="preserve">&gt;0.999</w:t>
+              <w:t xml:space="preserve">1.12</w:t>
+            </w:r>
+          </w:p>
+        </w:tc>
+        <w:tc>
+          <w:tcPr>
+            <w:tcBorders>
+              <w:bottom w:val="none" w:sz="0" w:space="0" w:color="000000"/>
+              <w:top w:val="none" w:sz="0" w:space="0" w:color="000000"/>
+              <w:left w:val="none" w:sz="0" w:space="0" w:color="000000"/>
+              <w:right w:val="none" w:sz="0" w:space="0" w:color="000000"/>
+            </w:tcBorders>
+            <w:shd w:val="clear" w:color="auto" w:fill="FFFFFF"/>
+            <w:tcMar>
+              <w:top w:w="0" w:type="dxa"/>
+              <w:bottom w:w="0" w:type="dxa"/>
+              <w:left w:w="0" w:type="dxa"/>
+              <w:right w:w="0" w:type="dxa"/>
+            </w:tcMar>
+            <w:vAlign w:val="top"/>
+          </w:tcPr>
+          <w:p>
+            <w:pPr>
+              <w:pStyle w:val="Normal"/>
+              <w:jc w:val="center"/>
+              <w:pBdr>
+                <w:bottom w:val="none" w:sz="0" w:space="0" w:color="000000"/>
+                <w:top w:val="none" w:sz="0" w:space="0" w:color="000000"/>
+                <w:left w:val="none" w:sz="0" w:space="0" w:color="000000"/>
+                <w:right w:val="none" w:sz="0" w:space="0" w:color="000000"/>
+              </w:pBdr>
+              <w:spacing w:after="100" w:before="100" w:line="240"/>
+              <w:ind w:left="100" w:right="100" w:firstLine="0" w:firstLineChars="0"/>
+              <w:rPr>
+                <w:rFonts w:ascii="Helvetica" w:hAnsi="Helvetica" w:eastAsia="Helvetica" w:cs="Helvetica"/>
+                <w:i w:val="false"/>
+                <w:b w:val="false"/>
+                <w:u w:val="none"/>
+                <w:sz w:val="22"/>
+                <w:szCs w:val="22"/>
+                <w:color w:val="000000"/>
+              </w:rPr>
+            </w:pPr>
+            <w:r>
+              <w:rPr>
+                <w:rFonts w:ascii="Helvetica" w:hAnsi="Helvetica" w:eastAsia="Helvetica" w:cs="Helvetica"/>
+                <w:i w:val="false"/>
+                <w:b w:val="false"/>
+                <w:u w:val="none"/>
+                <w:sz w:val="22"/>
+                <w:szCs w:val="22"/>
+                <w:color w:val="000000"/>
+              </w:rPr>
+              <w:t xml:space="preserve">0.50, 2.51</w:t>
+            </w:r>
+          </w:p>
+        </w:tc>
+        <w:tc>
+          <w:tcPr>
+            <w:tcBorders>
+              <w:bottom w:val="none" w:sz="0" w:space="0" w:color="000000"/>
+              <w:top w:val="none" w:sz="0" w:space="0" w:color="000000"/>
+              <w:left w:val="none" w:sz="0" w:space="0" w:color="000000"/>
+              <w:right w:val="none" w:sz="0" w:space="0" w:color="000000"/>
+            </w:tcBorders>
+            <w:shd w:val="clear" w:color="auto" w:fill="FFFFFF"/>
+            <w:tcMar>
+              <w:top w:w="0" w:type="dxa"/>
+              <w:bottom w:w="0" w:type="dxa"/>
+              <w:left w:w="0" w:type="dxa"/>
+              <w:right w:w="0" w:type="dxa"/>
+            </w:tcMar>
+            <w:vAlign w:val="top"/>
+          </w:tcPr>
+          <w:p>
+            <w:pPr>
+              <w:pStyle w:val="Normal"/>
+              <w:jc w:val="center"/>
+              <w:pBdr>
+                <w:bottom w:val="none" w:sz="0" w:space="0" w:color="000000"/>
+                <w:top w:val="none" w:sz="0" w:space="0" w:color="000000"/>
+                <w:left w:val="none" w:sz="0" w:space="0" w:color="000000"/>
+                <w:right w:val="none" w:sz="0" w:space="0" w:color="000000"/>
+              </w:pBdr>
+              <w:spacing w:after="100" w:before="100" w:line="240"/>
+              <w:ind w:left="100" w:right="100" w:firstLine="0" w:firstLineChars="0"/>
+              <w:rPr>
+                <w:rFonts w:ascii="Helvetica" w:hAnsi="Helvetica" w:eastAsia="Helvetica" w:cs="Helvetica"/>
+                <w:i w:val="false"/>
+                <w:b w:val="false"/>
+                <w:u w:val="none"/>
+                <w:sz w:val="22"/>
+                <w:szCs w:val="22"/>
+                <w:color w:val="000000"/>
+              </w:rPr>
+            </w:pPr>
+            <w:r>
+              <w:rPr>
+                <w:rFonts w:ascii="Helvetica" w:hAnsi="Helvetica" w:eastAsia="Helvetica" w:cs="Helvetica"/>
+                <w:i w:val="false"/>
+                <w:b w:val="false"/>
+                <w:u w:val="none"/>
+                <w:sz w:val="22"/>
+                <w:szCs w:val="22"/>
+                <w:color w:val="000000"/>
+              </w:rPr>
+              <w:t xml:space="preserve">0.780</w:t>
             </w:r>
           </w:p>
         </w:tc>
@@ -16674,7 +16191,7 @@
         <w:trPr>
           <w:trHeight w:val="619" w:hRule="auto"/>
         </w:trPr>
-        body34
+        body33
         <w:tc>
           <w:tcPr>
             <w:tcBorders>
@@ -17095,7 +16612,7 @@
                 <w:szCs w:val="22"/>
                 <w:color w:val="000000"/>
               </w:rPr>
-              <w:t xml:space="preserve">0.98, 1.02</w:t>
+              <w:t xml:space="preserve">0.97, 1.02</w:t>
             </w:r>
           </w:p>
         </w:tc>
@@ -17148,7 +16665,7 @@
                 <w:szCs w:val="22"/>
                 <w:color w:val="000000"/>
               </w:rPr>
-              <w:t xml:space="preserve">0.900</w:t>
+              <w:t xml:space="preserve">0.780</w:t>
             </w:r>
           </w:p>
         </w:tc>

--- a/docs/tables/whole/sec7_aki_c30_surv.docx
+++ b/docs/tables/whole/sec7_aki_c30_surv.docx
@@ -2069,113 +2069,113 @@
                 <w:szCs w:val="22"/>
                 <w:color w:val="000000"/>
               </w:rPr>
-              <w:t xml:space="preserve">0.55</w:t>
-            </w:r>
-          </w:p>
-        </w:tc>
-        <w:tc>
-          <w:tcPr>
-            <w:tcBorders>
-              <w:bottom w:val="none" w:sz="0" w:space="0" w:color="000000"/>
-              <w:top w:val="none" w:sz="0" w:space="0" w:color="000000"/>
-              <w:left w:val="none" w:sz="0" w:space="0" w:color="000000"/>
-              <w:right w:val="none" w:sz="0" w:space="0" w:color="000000"/>
-            </w:tcBorders>
-            <w:shd w:val="clear" w:color="auto" w:fill="FFFFFF"/>
-            <w:tcMar>
-              <w:top w:w="0" w:type="dxa"/>
-              <w:bottom w:w="0" w:type="dxa"/>
-              <w:left w:w="0" w:type="dxa"/>
-              <w:right w:w="0" w:type="dxa"/>
-            </w:tcMar>
-            <w:vAlign w:val="top"/>
-          </w:tcPr>
-          <w:p>
-            <w:pPr>
-              <w:pStyle w:val="Normal"/>
-              <w:jc w:val="center"/>
-              <w:pBdr>
-                <w:bottom w:val="none" w:sz="0" w:space="0" w:color="000000"/>
-                <w:top w:val="none" w:sz="0" w:space="0" w:color="000000"/>
-                <w:left w:val="none" w:sz="0" w:space="0" w:color="000000"/>
-                <w:right w:val="none" w:sz="0" w:space="0" w:color="000000"/>
-              </w:pBdr>
-              <w:spacing w:after="100" w:before="100" w:line="240"/>
-              <w:ind w:left="100" w:right="100" w:firstLine="0" w:firstLineChars="0"/>
-              <w:rPr>
-                <w:rFonts w:ascii="Helvetica" w:hAnsi="Helvetica" w:eastAsia="Helvetica" w:cs="Helvetica"/>
-                <w:i w:val="false"/>
-                <w:b w:val="false"/>
-                <w:u w:val="none"/>
-                <w:sz w:val="22"/>
-                <w:szCs w:val="22"/>
-                <w:color w:val="000000"/>
-              </w:rPr>
-            </w:pPr>
-            <w:r>
-              <w:rPr>
-                <w:rFonts w:ascii="Helvetica" w:hAnsi="Helvetica" w:eastAsia="Helvetica" w:cs="Helvetica"/>
-                <w:i w:val="false"/>
-                <w:b w:val="false"/>
-                <w:u w:val="none"/>
-                <w:sz w:val="22"/>
-                <w:szCs w:val="22"/>
-                <w:color w:val="000000"/>
-              </w:rPr>
-              <w:t xml:space="preserve">0.15, 2.04</w:t>
-            </w:r>
-          </w:p>
-        </w:tc>
-        <w:tc>
-          <w:tcPr>
-            <w:tcBorders>
-              <w:bottom w:val="none" w:sz="0" w:space="0" w:color="000000"/>
-              <w:top w:val="none" w:sz="0" w:space="0" w:color="000000"/>
-              <w:left w:val="none" w:sz="0" w:space="0" w:color="000000"/>
-              <w:right w:val="none" w:sz="0" w:space="0" w:color="000000"/>
-            </w:tcBorders>
-            <w:shd w:val="clear" w:color="auto" w:fill="FFFFFF"/>
-            <w:tcMar>
-              <w:top w:w="0" w:type="dxa"/>
-              <w:bottom w:w="0" w:type="dxa"/>
-              <w:left w:w="0" w:type="dxa"/>
-              <w:right w:w="0" w:type="dxa"/>
-            </w:tcMar>
-            <w:vAlign w:val="top"/>
-          </w:tcPr>
-          <w:p>
-            <w:pPr>
-              <w:pStyle w:val="Normal"/>
-              <w:jc w:val="center"/>
-              <w:pBdr>
-                <w:bottom w:val="none" w:sz="0" w:space="0" w:color="000000"/>
-                <w:top w:val="none" w:sz="0" w:space="0" w:color="000000"/>
-                <w:left w:val="none" w:sz="0" w:space="0" w:color="000000"/>
-                <w:right w:val="none" w:sz="0" w:space="0" w:color="000000"/>
-              </w:pBdr>
-              <w:spacing w:after="100" w:before="100" w:line="240"/>
-              <w:ind w:left="100" w:right="100" w:firstLine="0" w:firstLineChars="0"/>
-              <w:rPr>
-                <w:rFonts w:ascii="Helvetica" w:hAnsi="Helvetica" w:eastAsia="Helvetica" w:cs="Helvetica"/>
-                <w:i w:val="false"/>
-                <w:b w:val="false"/>
-                <w:u w:val="none"/>
-                <w:sz w:val="22"/>
-                <w:szCs w:val="22"/>
-                <w:color w:val="000000"/>
-              </w:rPr>
-            </w:pPr>
-            <w:r>
-              <w:rPr>
-                <w:rFonts w:ascii="Helvetica" w:hAnsi="Helvetica" w:eastAsia="Helvetica" w:cs="Helvetica"/>
-                <w:i w:val="false"/>
-                <w:b w:val="false"/>
-                <w:u w:val="none"/>
-                <w:sz w:val="22"/>
-                <w:szCs w:val="22"/>
-                <w:color w:val="000000"/>
-              </w:rPr>
-              <w:t xml:space="preserve">0.370</w:t>
+              <w:t xml:space="preserve">0.58</w:t>
+            </w:r>
+          </w:p>
+        </w:tc>
+        <w:tc>
+          <w:tcPr>
+            <w:tcBorders>
+              <w:bottom w:val="none" w:sz="0" w:space="0" w:color="000000"/>
+              <w:top w:val="none" w:sz="0" w:space="0" w:color="000000"/>
+              <w:left w:val="none" w:sz="0" w:space="0" w:color="000000"/>
+              <w:right w:val="none" w:sz="0" w:space="0" w:color="000000"/>
+            </w:tcBorders>
+            <w:shd w:val="clear" w:color="auto" w:fill="FFFFFF"/>
+            <w:tcMar>
+              <w:top w:w="0" w:type="dxa"/>
+              <w:bottom w:w="0" w:type="dxa"/>
+              <w:left w:w="0" w:type="dxa"/>
+              <w:right w:w="0" w:type="dxa"/>
+            </w:tcMar>
+            <w:vAlign w:val="top"/>
+          </w:tcPr>
+          <w:p>
+            <w:pPr>
+              <w:pStyle w:val="Normal"/>
+              <w:jc w:val="center"/>
+              <w:pBdr>
+                <w:bottom w:val="none" w:sz="0" w:space="0" w:color="000000"/>
+                <w:top w:val="none" w:sz="0" w:space="0" w:color="000000"/>
+                <w:left w:val="none" w:sz="0" w:space="0" w:color="000000"/>
+                <w:right w:val="none" w:sz="0" w:space="0" w:color="000000"/>
+              </w:pBdr>
+              <w:spacing w:after="100" w:before="100" w:line="240"/>
+              <w:ind w:left="100" w:right="100" w:firstLine="0" w:firstLineChars="0"/>
+              <w:rPr>
+                <w:rFonts w:ascii="Helvetica" w:hAnsi="Helvetica" w:eastAsia="Helvetica" w:cs="Helvetica"/>
+                <w:i w:val="false"/>
+                <w:b w:val="false"/>
+                <w:u w:val="none"/>
+                <w:sz w:val="22"/>
+                <w:szCs w:val="22"/>
+                <w:color w:val="000000"/>
+              </w:rPr>
+            </w:pPr>
+            <w:r>
+              <w:rPr>
+                <w:rFonts w:ascii="Helvetica" w:hAnsi="Helvetica" w:eastAsia="Helvetica" w:cs="Helvetica"/>
+                <w:i w:val="false"/>
+                <w:b w:val="false"/>
+                <w:u w:val="none"/>
+                <w:sz w:val="22"/>
+                <w:szCs w:val="22"/>
+                <w:color w:val="000000"/>
+              </w:rPr>
+              <w:t xml:space="preserve">0.17, 2.02</w:t>
+            </w:r>
+          </w:p>
+        </w:tc>
+        <w:tc>
+          <w:tcPr>
+            <w:tcBorders>
+              <w:bottom w:val="none" w:sz="0" w:space="0" w:color="000000"/>
+              <w:top w:val="none" w:sz="0" w:space="0" w:color="000000"/>
+              <w:left w:val="none" w:sz="0" w:space="0" w:color="000000"/>
+              <w:right w:val="none" w:sz="0" w:space="0" w:color="000000"/>
+            </w:tcBorders>
+            <w:shd w:val="clear" w:color="auto" w:fill="FFFFFF"/>
+            <w:tcMar>
+              <w:top w:w="0" w:type="dxa"/>
+              <w:bottom w:w="0" w:type="dxa"/>
+              <w:left w:w="0" w:type="dxa"/>
+              <w:right w:w="0" w:type="dxa"/>
+            </w:tcMar>
+            <w:vAlign w:val="top"/>
+          </w:tcPr>
+          <w:p>
+            <w:pPr>
+              <w:pStyle w:val="Normal"/>
+              <w:jc w:val="center"/>
+              <w:pBdr>
+                <w:bottom w:val="none" w:sz="0" w:space="0" w:color="000000"/>
+                <w:top w:val="none" w:sz="0" w:space="0" w:color="000000"/>
+                <w:left w:val="none" w:sz="0" w:space="0" w:color="000000"/>
+                <w:right w:val="none" w:sz="0" w:space="0" w:color="000000"/>
+              </w:pBdr>
+              <w:spacing w:after="100" w:before="100" w:line="240"/>
+              <w:ind w:left="100" w:right="100" w:firstLine="0" w:firstLineChars="0"/>
+              <w:rPr>
+                <w:rFonts w:ascii="Helvetica" w:hAnsi="Helvetica" w:eastAsia="Helvetica" w:cs="Helvetica"/>
+                <w:i w:val="false"/>
+                <w:b w:val="false"/>
+                <w:u w:val="none"/>
+                <w:sz w:val="22"/>
+                <w:szCs w:val="22"/>
+                <w:color w:val="000000"/>
+              </w:rPr>
+            </w:pPr>
+            <w:r>
+              <w:rPr>
+                <w:rFonts w:ascii="Helvetica" w:hAnsi="Helvetica" w:eastAsia="Helvetica" w:cs="Helvetica"/>
+                <w:i w:val="false"/>
+                <w:b w:val="false"/>
+                <w:u w:val="none"/>
+                <w:sz w:val="22"/>
+                <w:szCs w:val="22"/>
+                <w:color w:val="000000"/>
+              </w:rPr>
+              <w:t xml:space="preserve">0.400</w:t>
             </w:r>
           </w:p>
         </w:tc>
@@ -2658,7 +2658,7 @@
                 <w:szCs w:val="22"/>
                 <w:color w:val="000000"/>
               </w:rPr>
-              <w:t xml:space="preserve">0.300</w:t>
+              <w:t xml:space="preserve">0.320</w:t>
             </w:r>
           </w:p>
         </w:tc>
@@ -4001,113 +4001,113 @@
                 <w:szCs w:val="22"/>
                 <w:color w:val="000000"/>
               </w:rPr>
-              <w:t xml:space="preserve">3.32</w:t>
-            </w:r>
-          </w:p>
-        </w:tc>
-        <w:tc>
-          <w:tcPr>
-            <w:tcBorders>
-              <w:bottom w:val="none" w:sz="0" w:space="0" w:color="000000"/>
-              <w:top w:val="none" w:sz="0" w:space="0" w:color="000000"/>
-              <w:left w:val="none" w:sz="0" w:space="0" w:color="000000"/>
-              <w:right w:val="none" w:sz="0" w:space="0" w:color="000000"/>
-            </w:tcBorders>
-            <w:shd w:val="clear" w:color="auto" w:fill="FFFFFF"/>
-            <w:tcMar>
-              <w:top w:w="0" w:type="dxa"/>
-              <w:bottom w:w="0" w:type="dxa"/>
-              <w:left w:w="0" w:type="dxa"/>
-              <w:right w:w="0" w:type="dxa"/>
-            </w:tcMar>
-            <w:vAlign w:val="top"/>
-          </w:tcPr>
-          <w:p>
-            <w:pPr>
-              <w:pStyle w:val="Normal"/>
-              <w:jc w:val="center"/>
-              <w:pBdr>
-                <w:bottom w:val="none" w:sz="0" w:space="0" w:color="000000"/>
-                <w:top w:val="none" w:sz="0" w:space="0" w:color="000000"/>
-                <w:left w:val="none" w:sz="0" w:space="0" w:color="000000"/>
-                <w:right w:val="none" w:sz="0" w:space="0" w:color="000000"/>
-              </w:pBdr>
-              <w:spacing w:after="100" w:before="100" w:line="240"/>
-              <w:ind w:left="100" w:right="100" w:firstLine="0" w:firstLineChars="0"/>
-              <w:rPr>
-                <w:rFonts w:ascii="Helvetica" w:hAnsi="Helvetica" w:eastAsia="Helvetica" w:cs="Helvetica"/>
-                <w:i w:val="false"/>
-                <w:b w:val="false"/>
-                <w:u w:val="none"/>
-                <w:sz w:val="22"/>
-                <w:szCs w:val="22"/>
-                <w:color w:val="000000"/>
-              </w:rPr>
-            </w:pPr>
-            <w:r>
-              <w:rPr>
-                <w:rFonts w:ascii="Helvetica" w:hAnsi="Helvetica" w:eastAsia="Helvetica" w:cs="Helvetica"/>
-                <w:i w:val="false"/>
-                <w:b w:val="false"/>
-                <w:u w:val="none"/>
-                <w:sz w:val="22"/>
-                <w:szCs w:val="22"/>
-                <w:color w:val="000000"/>
-              </w:rPr>
-              <w:t xml:space="preserve">1.13, 9.76</w:t>
-            </w:r>
-          </w:p>
-        </w:tc>
-        <w:tc>
-          <w:tcPr>
-            <w:tcBorders>
-              <w:bottom w:val="none" w:sz="0" w:space="0" w:color="000000"/>
-              <w:top w:val="none" w:sz="0" w:space="0" w:color="000000"/>
-              <w:left w:val="none" w:sz="0" w:space="0" w:color="000000"/>
-              <w:right w:val="none" w:sz="0" w:space="0" w:color="000000"/>
-            </w:tcBorders>
-            <w:shd w:val="clear" w:color="auto" w:fill="FFFFFF"/>
-            <w:tcMar>
-              <w:top w:w="0" w:type="dxa"/>
-              <w:bottom w:w="0" w:type="dxa"/>
-              <w:left w:w="0" w:type="dxa"/>
-              <w:right w:w="0" w:type="dxa"/>
-            </w:tcMar>
-            <w:vAlign w:val="top"/>
-          </w:tcPr>
-          <w:p>
-            <w:pPr>
-              <w:pStyle w:val="Normal"/>
-              <w:jc w:val="center"/>
-              <w:pBdr>
-                <w:bottom w:val="none" w:sz="0" w:space="0" w:color="000000"/>
-                <w:top w:val="none" w:sz="0" w:space="0" w:color="000000"/>
-                <w:left w:val="none" w:sz="0" w:space="0" w:color="000000"/>
-                <w:right w:val="none" w:sz="0" w:space="0" w:color="000000"/>
-              </w:pBdr>
-              <w:spacing w:after="100" w:before="100" w:line="240"/>
-              <w:ind w:left="100" w:right="100" w:firstLine="0" w:firstLineChars="0"/>
-              <w:rPr>
-                <w:rFonts w:ascii="Helvetica" w:hAnsi="Helvetica" w:eastAsia="Helvetica" w:cs="Helvetica"/>
-                <w:i w:val="false"/>
-                <w:b w:val="false"/>
-                <w:u w:val="none"/>
-                <w:sz w:val="22"/>
-                <w:szCs w:val="22"/>
-                <w:color w:val="000000"/>
-              </w:rPr>
-            </w:pPr>
-            <w:r>
-              <w:rPr>
-                <w:rFonts w:ascii="Helvetica" w:hAnsi="Helvetica" w:eastAsia="Helvetica" w:cs="Helvetica"/>
-                <w:i w:val="false"/>
-                <w:b w:val="false"/>
-                <w:u w:val="none"/>
-                <w:sz w:val="22"/>
-                <w:szCs w:val="22"/>
-                <w:color w:val="000000"/>
-              </w:rPr>
-              <w:t xml:space="preserve">0.029</w:t>
+              <w:t xml:space="preserve">3.34</w:t>
+            </w:r>
+          </w:p>
+        </w:tc>
+        <w:tc>
+          <w:tcPr>
+            <w:tcBorders>
+              <w:bottom w:val="none" w:sz="0" w:space="0" w:color="000000"/>
+              <w:top w:val="none" w:sz="0" w:space="0" w:color="000000"/>
+              <w:left w:val="none" w:sz="0" w:space="0" w:color="000000"/>
+              <w:right w:val="none" w:sz="0" w:space="0" w:color="000000"/>
+            </w:tcBorders>
+            <w:shd w:val="clear" w:color="auto" w:fill="FFFFFF"/>
+            <w:tcMar>
+              <w:top w:w="0" w:type="dxa"/>
+              <w:bottom w:w="0" w:type="dxa"/>
+              <w:left w:w="0" w:type="dxa"/>
+              <w:right w:w="0" w:type="dxa"/>
+            </w:tcMar>
+            <w:vAlign w:val="top"/>
+          </w:tcPr>
+          <w:p>
+            <w:pPr>
+              <w:pStyle w:val="Normal"/>
+              <w:jc w:val="center"/>
+              <w:pBdr>
+                <w:bottom w:val="none" w:sz="0" w:space="0" w:color="000000"/>
+                <w:top w:val="none" w:sz="0" w:space="0" w:color="000000"/>
+                <w:left w:val="none" w:sz="0" w:space="0" w:color="000000"/>
+                <w:right w:val="none" w:sz="0" w:space="0" w:color="000000"/>
+              </w:pBdr>
+              <w:spacing w:after="100" w:before="100" w:line="240"/>
+              <w:ind w:left="100" w:right="100" w:firstLine="0" w:firstLineChars="0"/>
+              <w:rPr>
+                <w:rFonts w:ascii="Helvetica" w:hAnsi="Helvetica" w:eastAsia="Helvetica" w:cs="Helvetica"/>
+                <w:i w:val="false"/>
+                <w:b w:val="false"/>
+                <w:u w:val="none"/>
+                <w:sz w:val="22"/>
+                <w:szCs w:val="22"/>
+                <w:color w:val="000000"/>
+              </w:rPr>
+            </w:pPr>
+            <w:r>
+              <w:rPr>
+                <w:rFonts w:ascii="Helvetica" w:hAnsi="Helvetica" w:eastAsia="Helvetica" w:cs="Helvetica"/>
+                <w:i w:val="false"/>
+                <w:b w:val="false"/>
+                <w:u w:val="none"/>
+                <w:sz w:val="22"/>
+                <w:szCs w:val="22"/>
+                <w:color w:val="000000"/>
+              </w:rPr>
+              <w:t xml:space="preserve">1.11, 10.0</w:t>
+            </w:r>
+          </w:p>
+        </w:tc>
+        <w:tc>
+          <w:tcPr>
+            <w:tcBorders>
+              <w:bottom w:val="none" w:sz="0" w:space="0" w:color="000000"/>
+              <w:top w:val="none" w:sz="0" w:space="0" w:color="000000"/>
+              <w:left w:val="none" w:sz="0" w:space="0" w:color="000000"/>
+              <w:right w:val="none" w:sz="0" w:space="0" w:color="000000"/>
+            </w:tcBorders>
+            <w:shd w:val="clear" w:color="auto" w:fill="FFFFFF"/>
+            <w:tcMar>
+              <w:top w:w="0" w:type="dxa"/>
+              <w:bottom w:w="0" w:type="dxa"/>
+              <w:left w:w="0" w:type="dxa"/>
+              <w:right w:w="0" w:type="dxa"/>
+            </w:tcMar>
+            <w:vAlign w:val="top"/>
+          </w:tcPr>
+          <w:p>
+            <w:pPr>
+              <w:pStyle w:val="Normal"/>
+              <w:jc w:val="center"/>
+              <w:pBdr>
+                <w:bottom w:val="none" w:sz="0" w:space="0" w:color="000000"/>
+                <w:top w:val="none" w:sz="0" w:space="0" w:color="000000"/>
+                <w:left w:val="none" w:sz="0" w:space="0" w:color="000000"/>
+                <w:right w:val="none" w:sz="0" w:space="0" w:color="000000"/>
+              </w:pBdr>
+              <w:spacing w:after="100" w:before="100" w:line="240"/>
+              <w:ind w:left="100" w:right="100" w:firstLine="0" w:firstLineChars="0"/>
+              <w:rPr>
+                <w:rFonts w:ascii="Helvetica" w:hAnsi="Helvetica" w:eastAsia="Helvetica" w:cs="Helvetica"/>
+                <w:i w:val="false"/>
+                <w:b w:val="false"/>
+                <w:u w:val="none"/>
+                <w:sz w:val="22"/>
+                <w:szCs w:val="22"/>
+                <w:color w:val="000000"/>
+              </w:rPr>
+            </w:pPr>
+            <w:r>
+              <w:rPr>
+                <w:rFonts w:ascii="Helvetica" w:hAnsi="Helvetica" w:eastAsia="Helvetica" w:cs="Helvetica"/>
+                <w:i w:val="false"/>
+                <w:b w:val="false"/>
+                <w:u w:val="none"/>
+                <w:sz w:val="22"/>
+                <w:szCs w:val="22"/>
+                <w:color w:val="000000"/>
+              </w:rPr>
+              <w:t xml:space="preserve">0.031</w:t>
             </w:r>
           </w:p>
         </w:tc>
@@ -4537,60 +4537,60 @@
                 <w:szCs w:val="22"/>
                 <w:color w:val="000000"/>
               </w:rPr>
-              <w:t xml:space="preserve">0.98, 1.27</w:t>
-            </w:r>
-          </w:p>
-        </w:tc>
-        <w:tc>
-          <w:tcPr>
-            <w:tcBorders>
-              <w:bottom w:val="none" w:sz="0" w:space="0" w:color="000000"/>
-              <w:top w:val="none" w:sz="0" w:space="0" w:color="000000"/>
-              <w:left w:val="none" w:sz="0" w:space="0" w:color="000000"/>
-              <w:right w:val="none" w:sz="0" w:space="0" w:color="000000"/>
-            </w:tcBorders>
-            <w:shd w:val="clear" w:color="auto" w:fill="FFFFFF"/>
-            <w:tcMar>
-              <w:top w:w="0" w:type="dxa"/>
-              <w:bottom w:w="0" w:type="dxa"/>
-              <w:left w:w="0" w:type="dxa"/>
-              <w:right w:w="0" w:type="dxa"/>
-            </w:tcMar>
-            <w:vAlign w:val="top"/>
-          </w:tcPr>
-          <w:p>
-            <w:pPr>
-              <w:pStyle w:val="Normal"/>
-              <w:jc w:val="center"/>
-              <w:pBdr>
-                <w:bottom w:val="none" w:sz="0" w:space="0" w:color="000000"/>
-                <w:top w:val="none" w:sz="0" w:space="0" w:color="000000"/>
-                <w:left w:val="none" w:sz="0" w:space="0" w:color="000000"/>
-                <w:right w:val="none" w:sz="0" w:space="0" w:color="000000"/>
-              </w:pBdr>
-              <w:spacing w:after="100" w:before="100" w:line="240"/>
-              <w:ind w:left="100" w:right="100" w:firstLine="0" w:firstLineChars="0"/>
-              <w:rPr>
-                <w:rFonts w:ascii="Helvetica" w:hAnsi="Helvetica" w:eastAsia="Helvetica" w:cs="Helvetica"/>
-                <w:i w:val="false"/>
-                <w:b w:val="false"/>
-                <w:u w:val="none"/>
-                <w:sz w:val="22"/>
-                <w:szCs w:val="22"/>
-                <w:color w:val="000000"/>
-              </w:rPr>
-            </w:pPr>
-            <w:r>
-              <w:rPr>
-                <w:rFonts w:ascii="Helvetica" w:hAnsi="Helvetica" w:eastAsia="Helvetica" w:cs="Helvetica"/>
-                <w:i w:val="false"/>
-                <w:b w:val="false"/>
-                <w:u w:val="none"/>
-                <w:sz w:val="22"/>
-                <w:szCs w:val="22"/>
-                <w:color w:val="000000"/>
-              </w:rPr>
-              <w:t xml:space="preserve">0.100</w:t>
+              <w:t xml:space="preserve">0.97, 1.28</w:t>
+            </w:r>
+          </w:p>
+        </w:tc>
+        <w:tc>
+          <w:tcPr>
+            <w:tcBorders>
+              <w:bottom w:val="none" w:sz="0" w:space="0" w:color="000000"/>
+              <w:top w:val="none" w:sz="0" w:space="0" w:color="000000"/>
+              <w:left w:val="none" w:sz="0" w:space="0" w:color="000000"/>
+              <w:right w:val="none" w:sz="0" w:space="0" w:color="000000"/>
+            </w:tcBorders>
+            <w:shd w:val="clear" w:color="auto" w:fill="FFFFFF"/>
+            <w:tcMar>
+              <w:top w:w="0" w:type="dxa"/>
+              <w:bottom w:w="0" w:type="dxa"/>
+              <w:left w:w="0" w:type="dxa"/>
+              <w:right w:w="0" w:type="dxa"/>
+            </w:tcMar>
+            <w:vAlign w:val="top"/>
+          </w:tcPr>
+          <w:p>
+            <w:pPr>
+              <w:pStyle w:val="Normal"/>
+              <w:jc w:val="center"/>
+              <w:pBdr>
+                <w:bottom w:val="none" w:sz="0" w:space="0" w:color="000000"/>
+                <w:top w:val="none" w:sz="0" w:space="0" w:color="000000"/>
+                <w:left w:val="none" w:sz="0" w:space="0" w:color="000000"/>
+                <w:right w:val="none" w:sz="0" w:space="0" w:color="000000"/>
+              </w:pBdr>
+              <w:spacing w:after="100" w:before="100" w:line="240"/>
+              <w:ind w:left="100" w:right="100" w:firstLine="0" w:firstLineChars="0"/>
+              <w:rPr>
+                <w:rFonts w:ascii="Helvetica" w:hAnsi="Helvetica" w:eastAsia="Helvetica" w:cs="Helvetica"/>
+                <w:i w:val="false"/>
+                <w:b w:val="false"/>
+                <w:u w:val="none"/>
+                <w:sz w:val="22"/>
+                <w:szCs w:val="22"/>
+                <w:color w:val="000000"/>
+              </w:rPr>
+            </w:pPr>
+            <w:r>
+              <w:rPr>
+                <w:rFonts w:ascii="Helvetica" w:hAnsi="Helvetica" w:eastAsia="Helvetica" w:cs="Helvetica"/>
+                <w:i w:val="false"/>
+                <w:b w:val="false"/>
+                <w:u w:val="none"/>
+                <w:sz w:val="22"/>
+                <w:szCs w:val="22"/>
+                <w:color w:val="000000"/>
+              </w:rPr>
+              <w:t xml:space="preserve">0.110</w:t>
             </w:r>
           </w:p>
         </w:tc>
@@ -5986,60 +5986,60 @@
                 <w:szCs w:val="22"/>
                 <w:color w:val="000000"/>
               </w:rPr>
-              <w:t xml:space="preserve">0.92, 3.90</w:t>
-            </w:r>
-          </w:p>
-        </w:tc>
-        <w:tc>
-          <w:tcPr>
-            <w:tcBorders>
-              <w:bottom w:val="none" w:sz="0" w:space="0" w:color="000000"/>
-              <w:top w:val="none" w:sz="0" w:space="0" w:color="000000"/>
-              <w:left w:val="none" w:sz="0" w:space="0" w:color="000000"/>
-              <w:right w:val="none" w:sz="0" w:space="0" w:color="000000"/>
-            </w:tcBorders>
-            <w:shd w:val="clear" w:color="auto" w:fill="FFFFFF"/>
-            <w:tcMar>
-              <w:top w:w="0" w:type="dxa"/>
-              <w:bottom w:w="0" w:type="dxa"/>
-              <w:left w:w="0" w:type="dxa"/>
-              <w:right w:w="0" w:type="dxa"/>
-            </w:tcMar>
-            <w:vAlign w:val="top"/>
-          </w:tcPr>
-          <w:p>
-            <w:pPr>
-              <w:pStyle w:val="Normal"/>
-              <w:jc w:val="center"/>
-              <w:pBdr>
-                <w:bottom w:val="none" w:sz="0" w:space="0" w:color="000000"/>
-                <w:top w:val="none" w:sz="0" w:space="0" w:color="000000"/>
-                <w:left w:val="none" w:sz="0" w:space="0" w:color="000000"/>
-                <w:right w:val="none" w:sz="0" w:space="0" w:color="000000"/>
-              </w:pBdr>
-              <w:spacing w:after="100" w:before="100" w:line="240"/>
-              <w:ind w:left="100" w:right="100" w:firstLine="0" w:firstLineChars="0"/>
-              <w:rPr>
-                <w:rFonts w:ascii="Helvetica" w:hAnsi="Helvetica" w:eastAsia="Helvetica" w:cs="Helvetica"/>
-                <w:i w:val="false"/>
-                <w:b w:val="false"/>
-                <w:u w:val="none"/>
-                <w:sz w:val="22"/>
-                <w:szCs w:val="22"/>
-                <w:color w:val="000000"/>
-              </w:rPr>
-            </w:pPr>
-            <w:r>
-              <w:rPr>
-                <w:rFonts w:ascii="Helvetica" w:hAnsi="Helvetica" w:eastAsia="Helvetica" w:cs="Helvetica"/>
-                <w:i w:val="false"/>
-                <w:b w:val="false"/>
-                <w:u w:val="none"/>
-                <w:sz w:val="22"/>
-                <w:szCs w:val="22"/>
-                <w:color w:val="000000"/>
-              </w:rPr>
-              <w:t xml:space="preserve">0.081</w:t>
+              <w:t xml:space="preserve">0.92, 3.94</w:t>
+            </w:r>
+          </w:p>
+        </w:tc>
+        <w:tc>
+          <w:tcPr>
+            <w:tcBorders>
+              <w:bottom w:val="none" w:sz="0" w:space="0" w:color="000000"/>
+              <w:top w:val="none" w:sz="0" w:space="0" w:color="000000"/>
+              <w:left w:val="none" w:sz="0" w:space="0" w:color="000000"/>
+              <w:right w:val="none" w:sz="0" w:space="0" w:color="000000"/>
+            </w:tcBorders>
+            <w:shd w:val="clear" w:color="auto" w:fill="FFFFFF"/>
+            <w:tcMar>
+              <w:top w:w="0" w:type="dxa"/>
+              <w:bottom w:w="0" w:type="dxa"/>
+              <w:left w:w="0" w:type="dxa"/>
+              <w:right w:w="0" w:type="dxa"/>
+            </w:tcMar>
+            <w:vAlign w:val="top"/>
+          </w:tcPr>
+          <w:p>
+            <w:pPr>
+              <w:pStyle w:val="Normal"/>
+              <w:jc w:val="center"/>
+              <w:pBdr>
+                <w:bottom w:val="none" w:sz="0" w:space="0" w:color="000000"/>
+                <w:top w:val="none" w:sz="0" w:space="0" w:color="000000"/>
+                <w:left w:val="none" w:sz="0" w:space="0" w:color="000000"/>
+                <w:right w:val="none" w:sz="0" w:space="0" w:color="000000"/>
+              </w:pBdr>
+              <w:spacing w:after="100" w:before="100" w:line="240"/>
+              <w:ind w:left="100" w:right="100" w:firstLine="0" w:firstLineChars="0"/>
+              <w:rPr>
+                <w:rFonts w:ascii="Helvetica" w:hAnsi="Helvetica" w:eastAsia="Helvetica" w:cs="Helvetica"/>
+                <w:i w:val="false"/>
+                <w:b w:val="false"/>
+                <w:u w:val="none"/>
+                <w:sz w:val="22"/>
+                <w:szCs w:val="22"/>
+                <w:color w:val="000000"/>
+              </w:rPr>
+            </w:pPr>
+            <w:r>
+              <w:rPr>
+                <w:rFonts w:ascii="Helvetica" w:hAnsi="Helvetica" w:eastAsia="Helvetica" w:cs="Helvetica"/>
+                <w:i w:val="false"/>
+                <w:b w:val="false"/>
+                <w:u w:val="none"/>
+                <w:sz w:val="22"/>
+                <w:szCs w:val="22"/>
+                <w:color w:val="000000"/>
+              </w:rPr>
+              <w:t xml:space="preserve">0.085</w:t>
             </w:r>
           </w:p>
         </w:tc>
@@ -7382,113 +7382,113 @@
                 <w:szCs w:val="22"/>
                 <w:color w:val="000000"/>
               </w:rPr>
-              <w:t xml:space="preserve">6.93</w:t>
-            </w:r>
-          </w:p>
-        </w:tc>
-        <w:tc>
-          <w:tcPr>
-            <w:tcBorders>
-              <w:bottom w:val="none" w:sz="0" w:space="0" w:color="000000"/>
-              <w:top w:val="none" w:sz="0" w:space="0" w:color="000000"/>
-              <w:left w:val="none" w:sz="0" w:space="0" w:color="000000"/>
-              <w:right w:val="none" w:sz="0" w:space="0" w:color="000000"/>
-            </w:tcBorders>
-            <w:shd w:val="clear" w:color="auto" w:fill="FFFFFF"/>
-            <w:tcMar>
-              <w:top w:w="0" w:type="dxa"/>
-              <w:bottom w:w="0" w:type="dxa"/>
-              <w:left w:w="0" w:type="dxa"/>
-              <w:right w:w="0" w:type="dxa"/>
-            </w:tcMar>
-            <w:vAlign w:val="top"/>
-          </w:tcPr>
-          <w:p>
-            <w:pPr>
-              <w:pStyle w:val="Normal"/>
-              <w:jc w:val="center"/>
-              <w:pBdr>
-                <w:bottom w:val="none" w:sz="0" w:space="0" w:color="000000"/>
-                <w:top w:val="none" w:sz="0" w:space="0" w:color="000000"/>
-                <w:left w:val="none" w:sz="0" w:space="0" w:color="000000"/>
-                <w:right w:val="none" w:sz="0" w:space="0" w:color="000000"/>
-              </w:pBdr>
-              <w:spacing w:after="100" w:before="100" w:line="240"/>
-              <w:ind w:left="100" w:right="100" w:firstLine="0" w:firstLineChars="0"/>
-              <w:rPr>
-                <w:rFonts w:ascii="Helvetica" w:hAnsi="Helvetica" w:eastAsia="Helvetica" w:cs="Helvetica"/>
-                <w:i w:val="false"/>
-                <w:b w:val="false"/>
-                <w:u w:val="none"/>
-                <w:sz w:val="22"/>
-                <w:szCs w:val="22"/>
-                <w:color w:val="000000"/>
-              </w:rPr>
-            </w:pPr>
-            <w:r>
-              <w:rPr>
-                <w:rFonts w:ascii="Helvetica" w:hAnsi="Helvetica" w:eastAsia="Helvetica" w:cs="Helvetica"/>
-                <w:i w:val="false"/>
-                <w:b w:val="false"/>
-                <w:u w:val="none"/>
-                <w:sz w:val="22"/>
-                <w:szCs w:val="22"/>
-                <w:color w:val="000000"/>
-              </w:rPr>
-              <w:t xml:space="preserve">1.23, 39.0</w:t>
-            </w:r>
-          </w:p>
-        </w:tc>
-        <w:tc>
-          <w:tcPr>
-            <w:tcBorders>
-              <w:bottom w:val="none" w:sz="0" w:space="0" w:color="000000"/>
-              <w:top w:val="none" w:sz="0" w:space="0" w:color="000000"/>
-              <w:left w:val="none" w:sz="0" w:space="0" w:color="000000"/>
-              <w:right w:val="none" w:sz="0" w:space="0" w:color="000000"/>
-            </w:tcBorders>
-            <w:shd w:val="clear" w:color="auto" w:fill="FFFFFF"/>
-            <w:tcMar>
-              <w:top w:w="0" w:type="dxa"/>
-              <w:bottom w:w="0" w:type="dxa"/>
-              <w:left w:w="0" w:type="dxa"/>
-              <w:right w:w="0" w:type="dxa"/>
-            </w:tcMar>
-            <w:vAlign w:val="top"/>
-          </w:tcPr>
-          <w:p>
-            <w:pPr>
-              <w:pStyle w:val="Normal"/>
-              <w:jc w:val="center"/>
-              <w:pBdr>
-                <w:bottom w:val="none" w:sz="0" w:space="0" w:color="000000"/>
-                <w:top w:val="none" w:sz="0" w:space="0" w:color="000000"/>
-                <w:left w:val="none" w:sz="0" w:space="0" w:color="000000"/>
-                <w:right w:val="none" w:sz="0" w:space="0" w:color="000000"/>
-              </w:pBdr>
-              <w:spacing w:after="100" w:before="100" w:line="240"/>
-              <w:ind w:left="100" w:right="100" w:firstLine="0" w:firstLineChars="0"/>
-              <w:rPr>
-                <w:rFonts w:ascii="Helvetica" w:hAnsi="Helvetica" w:eastAsia="Helvetica" w:cs="Helvetica"/>
-                <w:i w:val="false"/>
-                <w:b w:val="false"/>
-                <w:u w:val="none"/>
-                <w:sz w:val="22"/>
-                <w:szCs w:val="22"/>
-                <w:color w:val="000000"/>
-              </w:rPr>
-            </w:pPr>
-            <w:r>
-              <w:rPr>
-                <w:rFonts w:ascii="Helvetica" w:hAnsi="Helvetica" w:eastAsia="Helvetica" w:cs="Helvetica"/>
-                <w:i w:val="false"/>
-                <w:b w:val="false"/>
-                <w:u w:val="none"/>
-                <w:sz w:val="22"/>
-                <w:szCs w:val="22"/>
-                <w:color w:val="000000"/>
-              </w:rPr>
-              <w:t xml:space="preserve">0.028</w:t>
+              <w:t xml:space="preserve">7.08</w:t>
+            </w:r>
+          </w:p>
+        </w:tc>
+        <w:tc>
+          <w:tcPr>
+            <w:tcBorders>
+              <w:bottom w:val="none" w:sz="0" w:space="0" w:color="000000"/>
+              <w:top w:val="none" w:sz="0" w:space="0" w:color="000000"/>
+              <w:left w:val="none" w:sz="0" w:space="0" w:color="000000"/>
+              <w:right w:val="none" w:sz="0" w:space="0" w:color="000000"/>
+            </w:tcBorders>
+            <w:shd w:val="clear" w:color="auto" w:fill="FFFFFF"/>
+            <w:tcMar>
+              <w:top w:w="0" w:type="dxa"/>
+              <w:bottom w:w="0" w:type="dxa"/>
+              <w:left w:w="0" w:type="dxa"/>
+              <w:right w:w="0" w:type="dxa"/>
+            </w:tcMar>
+            <w:vAlign w:val="top"/>
+          </w:tcPr>
+          <w:p>
+            <w:pPr>
+              <w:pStyle w:val="Normal"/>
+              <w:jc w:val="center"/>
+              <w:pBdr>
+                <w:bottom w:val="none" w:sz="0" w:space="0" w:color="000000"/>
+                <w:top w:val="none" w:sz="0" w:space="0" w:color="000000"/>
+                <w:left w:val="none" w:sz="0" w:space="0" w:color="000000"/>
+                <w:right w:val="none" w:sz="0" w:space="0" w:color="000000"/>
+              </w:pBdr>
+              <w:spacing w:after="100" w:before="100" w:line="240"/>
+              <w:ind w:left="100" w:right="100" w:firstLine="0" w:firstLineChars="0"/>
+              <w:rPr>
+                <w:rFonts w:ascii="Helvetica" w:hAnsi="Helvetica" w:eastAsia="Helvetica" w:cs="Helvetica"/>
+                <w:i w:val="false"/>
+                <w:b w:val="false"/>
+                <w:u w:val="none"/>
+                <w:sz w:val="22"/>
+                <w:szCs w:val="22"/>
+                <w:color w:val="000000"/>
+              </w:rPr>
+            </w:pPr>
+            <w:r>
+              <w:rPr>
+                <w:rFonts w:ascii="Helvetica" w:hAnsi="Helvetica" w:eastAsia="Helvetica" w:cs="Helvetica"/>
+                <w:i w:val="false"/>
+                <w:b w:val="false"/>
+                <w:u w:val="none"/>
+                <w:sz w:val="22"/>
+                <w:szCs w:val="22"/>
+                <w:color w:val="000000"/>
+              </w:rPr>
+              <w:t xml:space="preserve">1.28, 39.1</w:t>
+            </w:r>
+          </w:p>
+        </w:tc>
+        <w:tc>
+          <w:tcPr>
+            <w:tcBorders>
+              <w:bottom w:val="none" w:sz="0" w:space="0" w:color="000000"/>
+              <w:top w:val="none" w:sz="0" w:space="0" w:color="000000"/>
+              <w:left w:val="none" w:sz="0" w:space="0" w:color="000000"/>
+              <w:right w:val="none" w:sz="0" w:space="0" w:color="000000"/>
+            </w:tcBorders>
+            <w:shd w:val="clear" w:color="auto" w:fill="FFFFFF"/>
+            <w:tcMar>
+              <w:top w:w="0" w:type="dxa"/>
+              <w:bottom w:w="0" w:type="dxa"/>
+              <w:left w:w="0" w:type="dxa"/>
+              <w:right w:w="0" w:type="dxa"/>
+            </w:tcMar>
+            <w:vAlign w:val="top"/>
+          </w:tcPr>
+          <w:p>
+            <w:pPr>
+              <w:pStyle w:val="Normal"/>
+              <w:jc w:val="center"/>
+              <w:pBdr>
+                <w:bottom w:val="none" w:sz="0" w:space="0" w:color="000000"/>
+                <w:top w:val="none" w:sz="0" w:space="0" w:color="000000"/>
+                <w:left w:val="none" w:sz="0" w:space="0" w:color="000000"/>
+                <w:right w:val="none" w:sz="0" w:space="0" w:color="000000"/>
+              </w:pBdr>
+              <w:spacing w:after="100" w:before="100" w:line="240"/>
+              <w:ind w:left="100" w:right="100" w:firstLine="0" w:firstLineChars="0"/>
+              <w:rPr>
+                <w:rFonts w:ascii="Helvetica" w:hAnsi="Helvetica" w:eastAsia="Helvetica" w:cs="Helvetica"/>
+                <w:i w:val="false"/>
+                <w:b w:val="false"/>
+                <w:u w:val="none"/>
+                <w:sz w:val="22"/>
+                <w:szCs w:val="22"/>
+                <w:color w:val="000000"/>
+              </w:rPr>
+            </w:pPr>
+            <w:r>
+              <w:rPr>
+                <w:rFonts w:ascii="Helvetica" w:hAnsi="Helvetica" w:eastAsia="Helvetica" w:cs="Helvetica"/>
+                <w:i w:val="false"/>
+                <w:b w:val="false"/>
+                <w:u w:val="none"/>
+                <w:sz w:val="22"/>
+                <w:szCs w:val="22"/>
+                <w:color w:val="000000"/>
+              </w:rPr>
+              <w:t xml:space="preserve">0.025</w:t>
             </w:r>
           </w:p>
         </w:tc>
@@ -7918,7 +7918,7 @@
                 <w:szCs w:val="22"/>
                 <w:color w:val="000000"/>
               </w:rPr>
-              <w:t xml:space="preserve">0.22, 4.54</w:t>
+              <w:t xml:space="preserve">0.21, 4.64</w:t>
             </w:r>
           </w:p>
         </w:tc>
@@ -8348,60 +8348,60 @@
                 <w:szCs w:val="22"/>
                 <w:color w:val="000000"/>
               </w:rPr>
-              <w:t xml:space="preserve">0.89</w:t>
-            </w:r>
-          </w:p>
-        </w:tc>
-        <w:tc>
-          <w:tcPr>
-            <w:tcBorders>
-              <w:bottom w:val="none" w:sz="0" w:space="0" w:color="000000"/>
-              <w:top w:val="none" w:sz="0" w:space="0" w:color="000000"/>
-              <w:left w:val="none" w:sz="0" w:space="0" w:color="000000"/>
-              <w:right w:val="none" w:sz="0" w:space="0" w:color="000000"/>
-            </w:tcBorders>
-            <w:shd w:val="clear" w:color="auto" w:fill="FFFFFF"/>
-            <w:tcMar>
-              <w:top w:w="0" w:type="dxa"/>
-              <w:bottom w:w="0" w:type="dxa"/>
-              <w:left w:w="0" w:type="dxa"/>
-              <w:right w:w="0" w:type="dxa"/>
-            </w:tcMar>
-            <w:vAlign w:val="top"/>
-          </w:tcPr>
-          <w:p>
-            <w:pPr>
-              <w:pStyle w:val="Normal"/>
-              <w:jc w:val="center"/>
-              <w:pBdr>
-                <w:bottom w:val="none" w:sz="0" w:space="0" w:color="000000"/>
-                <w:top w:val="none" w:sz="0" w:space="0" w:color="000000"/>
-                <w:left w:val="none" w:sz="0" w:space="0" w:color="000000"/>
-                <w:right w:val="none" w:sz="0" w:space="0" w:color="000000"/>
-              </w:pBdr>
-              <w:spacing w:after="100" w:before="100" w:line="240"/>
-              <w:ind w:left="100" w:right="100" w:firstLine="0" w:firstLineChars="0"/>
-              <w:rPr>
-                <w:rFonts w:ascii="Helvetica" w:hAnsi="Helvetica" w:eastAsia="Helvetica" w:cs="Helvetica"/>
-                <w:i w:val="false"/>
-                <w:b w:val="false"/>
-                <w:u w:val="none"/>
-                <w:sz w:val="22"/>
-                <w:szCs w:val="22"/>
-                <w:color w:val="000000"/>
-              </w:rPr>
-            </w:pPr>
-            <w:r>
-              <w:rPr>
-                <w:rFonts w:ascii="Helvetica" w:hAnsi="Helvetica" w:eastAsia="Helvetica" w:cs="Helvetica"/>
-                <w:i w:val="false"/>
-                <w:b w:val="false"/>
-                <w:u w:val="none"/>
-                <w:sz w:val="22"/>
-                <w:szCs w:val="22"/>
-                <w:color w:val="000000"/>
-              </w:rPr>
-              <w:t xml:space="preserve">0.19, 4.07</w:t>
+              <w:t xml:space="preserve">0.88</w:t>
+            </w:r>
+          </w:p>
+        </w:tc>
+        <w:tc>
+          <w:tcPr>
+            <w:tcBorders>
+              <w:bottom w:val="none" w:sz="0" w:space="0" w:color="000000"/>
+              <w:top w:val="none" w:sz="0" w:space="0" w:color="000000"/>
+              <w:left w:val="none" w:sz="0" w:space="0" w:color="000000"/>
+              <w:right w:val="none" w:sz="0" w:space="0" w:color="000000"/>
+            </w:tcBorders>
+            <w:shd w:val="clear" w:color="auto" w:fill="FFFFFF"/>
+            <w:tcMar>
+              <w:top w:w="0" w:type="dxa"/>
+              <w:bottom w:w="0" w:type="dxa"/>
+              <w:left w:w="0" w:type="dxa"/>
+              <w:right w:w="0" w:type="dxa"/>
+            </w:tcMar>
+            <w:vAlign w:val="top"/>
+          </w:tcPr>
+          <w:p>
+            <w:pPr>
+              <w:pStyle w:val="Normal"/>
+              <w:jc w:val="center"/>
+              <w:pBdr>
+                <w:bottom w:val="none" w:sz="0" w:space="0" w:color="000000"/>
+                <w:top w:val="none" w:sz="0" w:space="0" w:color="000000"/>
+                <w:left w:val="none" w:sz="0" w:space="0" w:color="000000"/>
+                <w:right w:val="none" w:sz="0" w:space="0" w:color="000000"/>
+              </w:pBdr>
+              <w:spacing w:after="100" w:before="100" w:line="240"/>
+              <w:ind w:left="100" w:right="100" w:firstLine="0" w:firstLineChars="0"/>
+              <w:rPr>
+                <w:rFonts w:ascii="Helvetica" w:hAnsi="Helvetica" w:eastAsia="Helvetica" w:cs="Helvetica"/>
+                <w:i w:val="false"/>
+                <w:b w:val="false"/>
+                <w:u w:val="none"/>
+                <w:sz w:val="22"/>
+                <w:szCs w:val="22"/>
+                <w:color w:val="000000"/>
+              </w:rPr>
+            </w:pPr>
+            <w:r>
+              <w:rPr>
+                <w:rFonts w:ascii="Helvetica" w:hAnsi="Helvetica" w:eastAsia="Helvetica" w:cs="Helvetica"/>
+                <w:i w:val="false"/>
+                <w:b w:val="false"/>
+                <w:u w:val="none"/>
+                <w:sz w:val="22"/>
+                <w:szCs w:val="22"/>
+                <w:color w:val="000000"/>
+              </w:rPr>
+              <w:t xml:space="preserve">0.18, 4.25</w:t>
             </w:r>
           </w:p>
         </w:tc>
@@ -8884,7 +8884,7 @@
                 <w:szCs w:val="22"/>
                 <w:color w:val="000000"/>
               </w:rPr>
-              <w:t xml:space="preserve">0.11, 8.67</w:t>
+              <w:t xml:space="preserve">0.10, 8.95</w:t>
             </w:r>
           </w:p>
         </w:tc>
@@ -9367,7 +9367,7 @@
                 <w:szCs w:val="22"/>
                 <w:color w:val="000000"/>
               </w:rPr>
-              <w:t xml:space="preserve">0.19, 3.93</w:t>
+              <w:t xml:space="preserve">0.19, 3.97</w:t>
             </w:r>
           </w:p>
         </w:tc>
@@ -9797,113 +9797,113 @@
                 <w:szCs w:val="22"/>
                 <w:color w:val="000000"/>
               </w:rPr>
-              <w:t xml:space="preserve">3.47</w:t>
-            </w:r>
-          </w:p>
-        </w:tc>
-        <w:tc>
-          <w:tcPr>
-            <w:tcBorders>
-              <w:bottom w:val="none" w:sz="0" w:space="0" w:color="000000"/>
-              <w:top w:val="none" w:sz="0" w:space="0" w:color="000000"/>
-              <w:left w:val="none" w:sz="0" w:space="0" w:color="000000"/>
-              <w:right w:val="none" w:sz="0" w:space="0" w:color="000000"/>
-            </w:tcBorders>
-            <w:shd w:val="clear" w:color="auto" w:fill="FFFFFF"/>
-            <w:tcMar>
-              <w:top w:w="0" w:type="dxa"/>
-              <w:bottom w:w="0" w:type="dxa"/>
-              <w:left w:w="0" w:type="dxa"/>
-              <w:right w:w="0" w:type="dxa"/>
-            </w:tcMar>
-            <w:vAlign w:val="top"/>
-          </w:tcPr>
-          <w:p>
-            <w:pPr>
-              <w:pStyle w:val="Normal"/>
-              <w:jc w:val="center"/>
-              <w:pBdr>
-                <w:bottom w:val="none" w:sz="0" w:space="0" w:color="000000"/>
-                <w:top w:val="none" w:sz="0" w:space="0" w:color="000000"/>
-                <w:left w:val="none" w:sz="0" w:space="0" w:color="000000"/>
-                <w:right w:val="none" w:sz="0" w:space="0" w:color="000000"/>
-              </w:pBdr>
-              <w:spacing w:after="100" w:before="100" w:line="240"/>
-              <w:ind w:left="100" w:right="100" w:firstLine="0" w:firstLineChars="0"/>
-              <w:rPr>
-                <w:rFonts w:ascii="Helvetica" w:hAnsi="Helvetica" w:eastAsia="Helvetica" w:cs="Helvetica"/>
-                <w:i w:val="false"/>
-                <w:b w:val="false"/>
-                <w:u w:val="none"/>
-                <w:sz w:val="22"/>
-                <w:szCs w:val="22"/>
-                <w:color w:val="000000"/>
-              </w:rPr>
-            </w:pPr>
-            <w:r>
-              <w:rPr>
-                <w:rFonts w:ascii="Helvetica" w:hAnsi="Helvetica" w:eastAsia="Helvetica" w:cs="Helvetica"/>
-                <w:i w:val="false"/>
-                <w:b w:val="false"/>
-                <w:u w:val="none"/>
-                <w:sz w:val="22"/>
-                <w:szCs w:val="22"/>
-                <w:color w:val="000000"/>
-              </w:rPr>
-              <w:t xml:space="preserve">0.82, 14.6</w:t>
-            </w:r>
-          </w:p>
-        </w:tc>
-        <w:tc>
-          <w:tcPr>
-            <w:tcBorders>
-              <w:bottom w:val="none" w:sz="0" w:space="0" w:color="000000"/>
-              <w:top w:val="none" w:sz="0" w:space="0" w:color="000000"/>
-              <w:left w:val="none" w:sz="0" w:space="0" w:color="000000"/>
-              <w:right w:val="none" w:sz="0" w:space="0" w:color="000000"/>
-            </w:tcBorders>
-            <w:shd w:val="clear" w:color="auto" w:fill="FFFFFF"/>
-            <w:tcMar>
-              <w:top w:w="0" w:type="dxa"/>
-              <w:bottom w:w="0" w:type="dxa"/>
-              <w:left w:w="0" w:type="dxa"/>
-              <w:right w:w="0" w:type="dxa"/>
-            </w:tcMar>
-            <w:vAlign w:val="top"/>
-          </w:tcPr>
-          <w:p>
-            <w:pPr>
-              <w:pStyle w:val="Normal"/>
-              <w:jc w:val="center"/>
-              <w:pBdr>
-                <w:bottom w:val="none" w:sz="0" w:space="0" w:color="000000"/>
-                <w:top w:val="none" w:sz="0" w:space="0" w:color="000000"/>
-                <w:left w:val="none" w:sz="0" w:space="0" w:color="000000"/>
-                <w:right w:val="none" w:sz="0" w:space="0" w:color="000000"/>
-              </w:pBdr>
-              <w:spacing w:after="100" w:before="100" w:line="240"/>
-              <w:ind w:left="100" w:right="100" w:firstLine="0" w:firstLineChars="0"/>
-              <w:rPr>
-                <w:rFonts w:ascii="Helvetica" w:hAnsi="Helvetica" w:eastAsia="Helvetica" w:cs="Helvetica"/>
-                <w:i w:val="false"/>
-                <w:b w:val="false"/>
-                <w:u w:val="none"/>
-                <w:sz w:val="22"/>
-                <w:szCs w:val="22"/>
-                <w:color w:val="000000"/>
-              </w:rPr>
-            </w:pPr>
-            <w:r>
-              <w:rPr>
-                <w:rFonts w:ascii="Helvetica" w:hAnsi="Helvetica" w:eastAsia="Helvetica" w:cs="Helvetica"/>
-                <w:i w:val="false"/>
-                <w:b w:val="false"/>
-                <w:u w:val="none"/>
-                <w:sz w:val="22"/>
-                <w:szCs w:val="22"/>
-                <w:color w:val="000000"/>
-              </w:rPr>
-              <w:t xml:space="preserve">0.090</w:t>
+              <w:t xml:space="preserve">3.50</w:t>
+            </w:r>
+          </w:p>
+        </w:tc>
+        <w:tc>
+          <w:tcPr>
+            <w:tcBorders>
+              <w:bottom w:val="none" w:sz="0" w:space="0" w:color="000000"/>
+              <w:top w:val="none" w:sz="0" w:space="0" w:color="000000"/>
+              <w:left w:val="none" w:sz="0" w:space="0" w:color="000000"/>
+              <w:right w:val="none" w:sz="0" w:space="0" w:color="000000"/>
+            </w:tcBorders>
+            <w:shd w:val="clear" w:color="auto" w:fill="FFFFFF"/>
+            <w:tcMar>
+              <w:top w:w="0" w:type="dxa"/>
+              <w:bottom w:w="0" w:type="dxa"/>
+              <w:left w:w="0" w:type="dxa"/>
+              <w:right w:w="0" w:type="dxa"/>
+            </w:tcMar>
+            <w:vAlign w:val="top"/>
+          </w:tcPr>
+          <w:p>
+            <w:pPr>
+              <w:pStyle w:val="Normal"/>
+              <w:jc w:val="center"/>
+              <w:pBdr>
+                <w:bottom w:val="none" w:sz="0" w:space="0" w:color="000000"/>
+                <w:top w:val="none" w:sz="0" w:space="0" w:color="000000"/>
+                <w:left w:val="none" w:sz="0" w:space="0" w:color="000000"/>
+                <w:right w:val="none" w:sz="0" w:space="0" w:color="000000"/>
+              </w:pBdr>
+              <w:spacing w:after="100" w:before="100" w:line="240"/>
+              <w:ind w:left="100" w:right="100" w:firstLine="0" w:firstLineChars="0"/>
+              <w:rPr>
+                <w:rFonts w:ascii="Helvetica" w:hAnsi="Helvetica" w:eastAsia="Helvetica" w:cs="Helvetica"/>
+                <w:i w:val="false"/>
+                <w:b w:val="false"/>
+                <w:u w:val="none"/>
+                <w:sz w:val="22"/>
+                <w:szCs w:val="22"/>
+                <w:color w:val="000000"/>
+              </w:rPr>
+            </w:pPr>
+            <w:r>
+              <w:rPr>
+                <w:rFonts w:ascii="Helvetica" w:hAnsi="Helvetica" w:eastAsia="Helvetica" w:cs="Helvetica"/>
+                <w:i w:val="false"/>
+                <w:b w:val="false"/>
+                <w:u w:val="none"/>
+                <w:sz w:val="22"/>
+                <w:szCs w:val="22"/>
+                <w:color w:val="000000"/>
+              </w:rPr>
+              <w:t xml:space="preserve">0.84, 14.6</w:t>
+            </w:r>
+          </w:p>
+        </w:tc>
+        <w:tc>
+          <w:tcPr>
+            <w:tcBorders>
+              <w:bottom w:val="none" w:sz="0" w:space="0" w:color="000000"/>
+              <w:top w:val="none" w:sz="0" w:space="0" w:color="000000"/>
+              <w:left w:val="none" w:sz="0" w:space="0" w:color="000000"/>
+              <w:right w:val="none" w:sz="0" w:space="0" w:color="000000"/>
+            </w:tcBorders>
+            <w:shd w:val="clear" w:color="auto" w:fill="FFFFFF"/>
+            <w:tcMar>
+              <w:top w:w="0" w:type="dxa"/>
+              <w:bottom w:w="0" w:type="dxa"/>
+              <w:left w:w="0" w:type="dxa"/>
+              <w:right w:w="0" w:type="dxa"/>
+            </w:tcMar>
+            <w:vAlign w:val="top"/>
+          </w:tcPr>
+          <w:p>
+            <w:pPr>
+              <w:pStyle w:val="Normal"/>
+              <w:jc w:val="center"/>
+              <w:pBdr>
+                <w:bottom w:val="none" w:sz="0" w:space="0" w:color="000000"/>
+                <w:top w:val="none" w:sz="0" w:space="0" w:color="000000"/>
+                <w:left w:val="none" w:sz="0" w:space="0" w:color="000000"/>
+                <w:right w:val="none" w:sz="0" w:space="0" w:color="000000"/>
+              </w:pBdr>
+              <w:spacing w:after="100" w:before="100" w:line="240"/>
+              <w:ind w:left="100" w:right="100" w:firstLine="0" w:firstLineChars="0"/>
+              <w:rPr>
+                <w:rFonts w:ascii="Helvetica" w:hAnsi="Helvetica" w:eastAsia="Helvetica" w:cs="Helvetica"/>
+                <w:i w:val="false"/>
+                <w:b w:val="false"/>
+                <w:u w:val="none"/>
+                <w:sz w:val="22"/>
+                <w:szCs w:val="22"/>
+                <w:color w:val="000000"/>
+              </w:rPr>
+            </w:pPr>
+            <w:r>
+              <w:rPr>
+                <w:rFonts w:ascii="Helvetica" w:hAnsi="Helvetica" w:eastAsia="Helvetica" w:cs="Helvetica"/>
+                <w:i w:val="false"/>
+                <w:b w:val="false"/>
+                <w:u w:val="none"/>
+                <w:sz w:val="22"/>
+                <w:szCs w:val="22"/>
+                <w:color w:val="000000"/>
+              </w:rPr>
+              <w:t xml:space="preserve">0.086</w:t>
             </w:r>
           </w:p>
         </w:tc>
@@ -11246,113 +11246,113 @@
                 <w:szCs w:val="22"/>
                 <w:color w:val="000000"/>
               </w:rPr>
-              <w:t xml:space="preserve">0.82</w:t>
-            </w:r>
-          </w:p>
-        </w:tc>
-        <w:tc>
-          <w:tcPr>
-            <w:tcBorders>
-              <w:bottom w:val="none" w:sz="0" w:space="0" w:color="000000"/>
-              <w:top w:val="none" w:sz="0" w:space="0" w:color="000000"/>
-              <w:left w:val="none" w:sz="0" w:space="0" w:color="000000"/>
-              <w:right w:val="none" w:sz="0" w:space="0" w:color="000000"/>
-            </w:tcBorders>
-            <w:shd w:val="clear" w:color="auto" w:fill="FFFFFF"/>
-            <w:tcMar>
-              <w:top w:w="0" w:type="dxa"/>
-              <w:bottom w:w="0" w:type="dxa"/>
-              <w:left w:w="0" w:type="dxa"/>
-              <w:right w:w="0" w:type="dxa"/>
-            </w:tcMar>
-            <w:vAlign w:val="top"/>
-          </w:tcPr>
-          <w:p>
-            <w:pPr>
-              <w:pStyle w:val="Normal"/>
-              <w:jc w:val="center"/>
-              <w:pBdr>
-                <w:bottom w:val="none" w:sz="0" w:space="0" w:color="000000"/>
-                <w:top w:val="none" w:sz="0" w:space="0" w:color="000000"/>
-                <w:left w:val="none" w:sz="0" w:space="0" w:color="000000"/>
-                <w:right w:val="none" w:sz="0" w:space="0" w:color="000000"/>
-              </w:pBdr>
-              <w:spacing w:after="100" w:before="100" w:line="240"/>
-              <w:ind w:left="100" w:right="100" w:firstLine="0" w:firstLineChars="0"/>
-              <w:rPr>
-                <w:rFonts w:ascii="Helvetica" w:hAnsi="Helvetica" w:eastAsia="Helvetica" w:cs="Helvetica"/>
-                <w:i w:val="false"/>
-                <w:b w:val="false"/>
-                <w:u w:val="none"/>
-                <w:sz w:val="22"/>
-                <w:szCs w:val="22"/>
-                <w:color w:val="000000"/>
-              </w:rPr>
-            </w:pPr>
-            <w:r>
-              <w:rPr>
-                <w:rFonts w:ascii="Helvetica" w:hAnsi="Helvetica" w:eastAsia="Helvetica" w:cs="Helvetica"/>
-                <w:i w:val="false"/>
-                <w:b w:val="false"/>
-                <w:u w:val="none"/>
-                <w:sz w:val="22"/>
-                <w:szCs w:val="22"/>
-                <w:color w:val="000000"/>
-              </w:rPr>
-              <w:t xml:space="preserve">0.26, 2.61</w:t>
-            </w:r>
-          </w:p>
-        </w:tc>
-        <w:tc>
-          <w:tcPr>
-            <w:tcBorders>
-              <w:bottom w:val="none" w:sz="0" w:space="0" w:color="000000"/>
-              <w:top w:val="none" w:sz="0" w:space="0" w:color="000000"/>
-              <w:left w:val="none" w:sz="0" w:space="0" w:color="000000"/>
-              <w:right w:val="none" w:sz="0" w:space="0" w:color="000000"/>
-            </w:tcBorders>
-            <w:shd w:val="clear" w:color="auto" w:fill="FFFFFF"/>
-            <w:tcMar>
-              <w:top w:w="0" w:type="dxa"/>
-              <w:bottom w:w="0" w:type="dxa"/>
-              <w:left w:w="0" w:type="dxa"/>
-              <w:right w:w="0" w:type="dxa"/>
-            </w:tcMar>
-            <w:vAlign w:val="top"/>
-          </w:tcPr>
-          <w:p>
-            <w:pPr>
-              <w:pStyle w:val="Normal"/>
-              <w:jc w:val="center"/>
-              <w:pBdr>
-                <w:bottom w:val="none" w:sz="0" w:space="0" w:color="000000"/>
-                <w:top w:val="none" w:sz="0" w:space="0" w:color="000000"/>
-                <w:left w:val="none" w:sz="0" w:space="0" w:color="000000"/>
-                <w:right w:val="none" w:sz="0" w:space="0" w:color="000000"/>
-              </w:pBdr>
-              <w:spacing w:after="100" w:before="100" w:line="240"/>
-              <w:ind w:left="100" w:right="100" w:firstLine="0" w:firstLineChars="0"/>
-              <w:rPr>
-                <w:rFonts w:ascii="Helvetica" w:hAnsi="Helvetica" w:eastAsia="Helvetica" w:cs="Helvetica"/>
-                <w:i w:val="false"/>
-                <w:b w:val="false"/>
-                <w:u w:val="none"/>
-                <w:sz w:val="22"/>
-                <w:szCs w:val="22"/>
-                <w:color w:val="000000"/>
-              </w:rPr>
-            </w:pPr>
-            <w:r>
-              <w:rPr>
-                <w:rFonts w:ascii="Helvetica" w:hAnsi="Helvetica" w:eastAsia="Helvetica" w:cs="Helvetica"/>
-                <w:i w:val="false"/>
-                <w:b w:val="false"/>
-                <w:u w:val="none"/>
-                <w:sz w:val="22"/>
-                <w:szCs w:val="22"/>
-                <w:color w:val="000000"/>
-              </w:rPr>
-              <w:t xml:space="preserve">0.730</w:t>
+              <w:t xml:space="preserve">0.83</w:t>
+            </w:r>
+          </w:p>
+        </w:tc>
+        <w:tc>
+          <w:tcPr>
+            <w:tcBorders>
+              <w:bottom w:val="none" w:sz="0" w:space="0" w:color="000000"/>
+              <w:top w:val="none" w:sz="0" w:space="0" w:color="000000"/>
+              <w:left w:val="none" w:sz="0" w:space="0" w:color="000000"/>
+              <w:right w:val="none" w:sz="0" w:space="0" w:color="000000"/>
+            </w:tcBorders>
+            <w:shd w:val="clear" w:color="auto" w:fill="FFFFFF"/>
+            <w:tcMar>
+              <w:top w:w="0" w:type="dxa"/>
+              <w:bottom w:w="0" w:type="dxa"/>
+              <w:left w:w="0" w:type="dxa"/>
+              <w:right w:w="0" w:type="dxa"/>
+            </w:tcMar>
+            <w:vAlign w:val="top"/>
+          </w:tcPr>
+          <w:p>
+            <w:pPr>
+              <w:pStyle w:val="Normal"/>
+              <w:jc w:val="center"/>
+              <w:pBdr>
+                <w:bottom w:val="none" w:sz="0" w:space="0" w:color="000000"/>
+                <w:top w:val="none" w:sz="0" w:space="0" w:color="000000"/>
+                <w:left w:val="none" w:sz="0" w:space="0" w:color="000000"/>
+                <w:right w:val="none" w:sz="0" w:space="0" w:color="000000"/>
+              </w:pBdr>
+              <w:spacing w:after="100" w:before="100" w:line="240"/>
+              <w:ind w:left="100" w:right="100" w:firstLine="0" w:firstLineChars="0"/>
+              <w:rPr>
+                <w:rFonts w:ascii="Helvetica" w:hAnsi="Helvetica" w:eastAsia="Helvetica" w:cs="Helvetica"/>
+                <w:i w:val="false"/>
+                <w:b w:val="false"/>
+                <w:u w:val="none"/>
+                <w:sz w:val="22"/>
+                <w:szCs w:val="22"/>
+                <w:color w:val="000000"/>
+              </w:rPr>
+            </w:pPr>
+            <w:r>
+              <w:rPr>
+                <w:rFonts w:ascii="Helvetica" w:hAnsi="Helvetica" w:eastAsia="Helvetica" w:cs="Helvetica"/>
+                <w:i w:val="false"/>
+                <w:b w:val="false"/>
+                <w:u w:val="none"/>
+                <w:sz w:val="22"/>
+                <w:szCs w:val="22"/>
+                <w:color w:val="000000"/>
+              </w:rPr>
+              <w:t xml:space="preserve">0.26, 2.63</w:t>
+            </w:r>
+          </w:p>
+        </w:tc>
+        <w:tc>
+          <w:tcPr>
+            <w:tcBorders>
+              <w:bottom w:val="none" w:sz="0" w:space="0" w:color="000000"/>
+              <w:top w:val="none" w:sz="0" w:space="0" w:color="000000"/>
+              <w:left w:val="none" w:sz="0" w:space="0" w:color="000000"/>
+              <w:right w:val="none" w:sz="0" w:space="0" w:color="000000"/>
+            </w:tcBorders>
+            <w:shd w:val="clear" w:color="auto" w:fill="FFFFFF"/>
+            <w:tcMar>
+              <w:top w:w="0" w:type="dxa"/>
+              <w:bottom w:w="0" w:type="dxa"/>
+              <w:left w:w="0" w:type="dxa"/>
+              <w:right w:w="0" w:type="dxa"/>
+            </w:tcMar>
+            <w:vAlign w:val="top"/>
+          </w:tcPr>
+          <w:p>
+            <w:pPr>
+              <w:pStyle w:val="Normal"/>
+              <w:jc w:val="center"/>
+              <w:pBdr>
+                <w:bottom w:val="none" w:sz="0" w:space="0" w:color="000000"/>
+                <w:top w:val="none" w:sz="0" w:space="0" w:color="000000"/>
+                <w:left w:val="none" w:sz="0" w:space="0" w:color="000000"/>
+                <w:right w:val="none" w:sz="0" w:space="0" w:color="000000"/>
+              </w:pBdr>
+              <w:spacing w:after="100" w:before="100" w:line="240"/>
+              <w:ind w:left="100" w:right="100" w:firstLine="0" w:firstLineChars="0"/>
+              <w:rPr>
+                <w:rFonts w:ascii="Helvetica" w:hAnsi="Helvetica" w:eastAsia="Helvetica" w:cs="Helvetica"/>
+                <w:i w:val="false"/>
+                <w:b w:val="false"/>
+                <w:u w:val="none"/>
+                <w:sz w:val="22"/>
+                <w:szCs w:val="22"/>
+                <w:color w:val="000000"/>
+              </w:rPr>
+            </w:pPr>
+            <w:r>
+              <w:rPr>
+                <w:rFonts w:ascii="Helvetica" w:hAnsi="Helvetica" w:eastAsia="Helvetica" w:cs="Helvetica"/>
+                <w:i w:val="false"/>
+                <w:b w:val="false"/>
+                <w:u w:val="none"/>
+                <w:sz w:val="22"/>
+                <w:szCs w:val="22"/>
+                <w:color w:val="000000"/>
+              </w:rPr>
+              <w:t xml:space="preserve">0.750</w:t>
             </w:r>
           </w:p>
         </w:tc>
@@ -12748,7 +12748,7 @@
                 <w:szCs w:val="22"/>
                 <w:color w:val="000000"/>
               </w:rPr>
-              <w:t xml:space="preserve">0.11, 1.74</w:t>
+              <w:t xml:space="preserve">0.11, 1.75</w:t>
             </w:r>
           </w:p>
         </w:tc>
@@ -13178,60 +13178,60 @@
                 <w:szCs w:val="22"/>
                 <w:color w:val="000000"/>
               </w:rPr>
-              <w:t xml:space="preserve">2.58</w:t>
-            </w:r>
-          </w:p>
-        </w:tc>
-        <w:tc>
-          <w:tcPr>
-            <w:tcBorders>
-              <w:bottom w:val="none" w:sz="0" w:space="0" w:color="000000"/>
-              <w:top w:val="none" w:sz="0" w:space="0" w:color="000000"/>
-              <w:left w:val="none" w:sz="0" w:space="0" w:color="000000"/>
-              <w:right w:val="none" w:sz="0" w:space="0" w:color="000000"/>
-            </w:tcBorders>
-            <w:shd w:val="clear" w:color="auto" w:fill="FFFFFF"/>
-            <w:tcMar>
-              <w:top w:w="0" w:type="dxa"/>
-              <w:bottom w:w="0" w:type="dxa"/>
-              <w:left w:w="0" w:type="dxa"/>
-              <w:right w:w="0" w:type="dxa"/>
-            </w:tcMar>
-            <w:vAlign w:val="top"/>
-          </w:tcPr>
-          <w:p>
-            <w:pPr>
-              <w:pStyle w:val="Normal"/>
-              <w:jc w:val="center"/>
-              <w:pBdr>
-                <w:bottom w:val="none" w:sz="0" w:space="0" w:color="000000"/>
-                <w:top w:val="none" w:sz="0" w:space="0" w:color="000000"/>
-                <w:left w:val="none" w:sz="0" w:space="0" w:color="000000"/>
-                <w:right w:val="none" w:sz="0" w:space="0" w:color="000000"/>
-              </w:pBdr>
-              <w:spacing w:after="100" w:before="100" w:line="240"/>
-              <w:ind w:left="100" w:right="100" w:firstLine="0" w:firstLineChars="0"/>
-              <w:rPr>
-                <w:rFonts w:ascii="Helvetica" w:hAnsi="Helvetica" w:eastAsia="Helvetica" w:cs="Helvetica"/>
-                <w:i w:val="false"/>
-                <w:b w:val="false"/>
-                <w:u w:val="none"/>
-                <w:sz w:val="22"/>
-                <w:szCs w:val="22"/>
-                <w:color w:val="000000"/>
-              </w:rPr>
-            </w:pPr>
-            <w:r>
-              <w:rPr>
-                <w:rFonts w:ascii="Helvetica" w:hAnsi="Helvetica" w:eastAsia="Helvetica" w:cs="Helvetica"/>
-                <w:i w:val="false"/>
-                <w:b w:val="false"/>
-                <w:u w:val="none"/>
-                <w:sz w:val="22"/>
-                <w:szCs w:val="22"/>
-                <w:color w:val="000000"/>
-              </w:rPr>
-              <w:t xml:space="preserve">0.72, 9.28</w:t>
+              <w:t xml:space="preserve">2.60</w:t>
+            </w:r>
+          </w:p>
+        </w:tc>
+        <w:tc>
+          <w:tcPr>
+            <w:tcBorders>
+              <w:bottom w:val="none" w:sz="0" w:space="0" w:color="000000"/>
+              <w:top w:val="none" w:sz="0" w:space="0" w:color="000000"/>
+              <w:left w:val="none" w:sz="0" w:space="0" w:color="000000"/>
+              <w:right w:val="none" w:sz="0" w:space="0" w:color="000000"/>
+            </w:tcBorders>
+            <w:shd w:val="clear" w:color="auto" w:fill="FFFFFF"/>
+            <w:tcMar>
+              <w:top w:w="0" w:type="dxa"/>
+              <w:bottom w:w="0" w:type="dxa"/>
+              <w:left w:w="0" w:type="dxa"/>
+              <w:right w:w="0" w:type="dxa"/>
+            </w:tcMar>
+            <w:vAlign w:val="top"/>
+          </w:tcPr>
+          <w:p>
+            <w:pPr>
+              <w:pStyle w:val="Normal"/>
+              <w:jc w:val="center"/>
+              <w:pBdr>
+                <w:bottom w:val="none" w:sz="0" w:space="0" w:color="000000"/>
+                <w:top w:val="none" w:sz="0" w:space="0" w:color="000000"/>
+                <w:left w:val="none" w:sz="0" w:space="0" w:color="000000"/>
+                <w:right w:val="none" w:sz="0" w:space="0" w:color="000000"/>
+              </w:pBdr>
+              <w:spacing w:after="100" w:before="100" w:line="240"/>
+              <w:ind w:left="100" w:right="100" w:firstLine="0" w:firstLineChars="0"/>
+              <w:rPr>
+                <w:rFonts w:ascii="Helvetica" w:hAnsi="Helvetica" w:eastAsia="Helvetica" w:cs="Helvetica"/>
+                <w:i w:val="false"/>
+                <w:b w:val="false"/>
+                <w:u w:val="none"/>
+                <w:sz w:val="22"/>
+                <w:szCs w:val="22"/>
+                <w:color w:val="000000"/>
+              </w:rPr>
+            </w:pPr>
+            <w:r>
+              <w:rPr>
+                <w:rFonts w:ascii="Helvetica" w:hAnsi="Helvetica" w:eastAsia="Helvetica" w:cs="Helvetica"/>
+                <w:i w:val="false"/>
+                <w:b w:val="false"/>
+                <w:u w:val="none"/>
+                <w:sz w:val="22"/>
+                <w:szCs w:val="22"/>
+                <w:color w:val="000000"/>
+              </w:rPr>
+              <w:t xml:space="preserve">0.71, 9.59</w:t>
             </w:r>
           </w:p>
         </w:tc>
@@ -13661,113 +13661,113 @@
                 <w:szCs w:val="22"/>
                 <w:color w:val="000000"/>
               </w:rPr>
-              <w:t xml:space="preserve">2.93</w:t>
-            </w:r>
-          </w:p>
-        </w:tc>
-        <w:tc>
-          <w:tcPr>
-            <w:tcBorders>
-              <w:bottom w:val="none" w:sz="0" w:space="0" w:color="000000"/>
-              <w:top w:val="none" w:sz="0" w:space="0" w:color="000000"/>
-              <w:left w:val="none" w:sz="0" w:space="0" w:color="000000"/>
-              <w:right w:val="none" w:sz="0" w:space="0" w:color="000000"/>
-            </w:tcBorders>
-            <w:shd w:val="clear" w:color="auto" w:fill="FFFFFF"/>
-            <w:tcMar>
-              <w:top w:w="0" w:type="dxa"/>
-              <w:bottom w:w="0" w:type="dxa"/>
-              <w:left w:w="0" w:type="dxa"/>
-              <w:right w:w="0" w:type="dxa"/>
-            </w:tcMar>
-            <w:vAlign w:val="top"/>
-          </w:tcPr>
-          <w:p>
-            <w:pPr>
-              <w:pStyle w:val="Normal"/>
-              <w:jc w:val="center"/>
-              <w:pBdr>
-                <w:bottom w:val="none" w:sz="0" w:space="0" w:color="000000"/>
-                <w:top w:val="none" w:sz="0" w:space="0" w:color="000000"/>
-                <w:left w:val="none" w:sz="0" w:space="0" w:color="000000"/>
-                <w:right w:val="none" w:sz="0" w:space="0" w:color="000000"/>
-              </w:pBdr>
-              <w:spacing w:after="100" w:before="100" w:line="240"/>
-              <w:ind w:left="100" w:right="100" w:firstLine="0" w:firstLineChars="0"/>
-              <w:rPr>
-                <w:rFonts w:ascii="Helvetica" w:hAnsi="Helvetica" w:eastAsia="Helvetica" w:cs="Helvetica"/>
-                <w:i w:val="false"/>
-                <w:b w:val="false"/>
-                <w:u w:val="none"/>
-                <w:sz w:val="22"/>
-                <w:szCs w:val="22"/>
-                <w:color w:val="000000"/>
-              </w:rPr>
-            </w:pPr>
-            <w:r>
-              <w:rPr>
-                <w:rFonts w:ascii="Helvetica" w:hAnsi="Helvetica" w:eastAsia="Helvetica" w:cs="Helvetica"/>
-                <w:i w:val="false"/>
-                <w:b w:val="false"/>
-                <w:u w:val="none"/>
-                <w:sz w:val="22"/>
-                <w:szCs w:val="22"/>
-                <w:color w:val="000000"/>
-              </w:rPr>
-              <w:t xml:space="preserve">0.72, 11.9</w:t>
-            </w:r>
-          </w:p>
-        </w:tc>
-        <w:tc>
-          <w:tcPr>
-            <w:tcBorders>
-              <w:bottom w:val="none" w:sz="0" w:space="0" w:color="000000"/>
-              <w:top w:val="none" w:sz="0" w:space="0" w:color="000000"/>
-              <w:left w:val="none" w:sz="0" w:space="0" w:color="000000"/>
-              <w:right w:val="none" w:sz="0" w:space="0" w:color="000000"/>
-            </w:tcBorders>
-            <w:shd w:val="clear" w:color="auto" w:fill="FFFFFF"/>
-            <w:tcMar>
-              <w:top w:w="0" w:type="dxa"/>
-              <w:bottom w:w="0" w:type="dxa"/>
-              <w:left w:w="0" w:type="dxa"/>
-              <w:right w:w="0" w:type="dxa"/>
-            </w:tcMar>
-            <w:vAlign w:val="top"/>
-          </w:tcPr>
-          <w:p>
-            <w:pPr>
-              <w:pStyle w:val="Normal"/>
-              <w:jc w:val="center"/>
-              <w:pBdr>
-                <w:bottom w:val="none" w:sz="0" w:space="0" w:color="000000"/>
-                <w:top w:val="none" w:sz="0" w:space="0" w:color="000000"/>
-                <w:left w:val="none" w:sz="0" w:space="0" w:color="000000"/>
-                <w:right w:val="none" w:sz="0" w:space="0" w:color="000000"/>
-              </w:pBdr>
-              <w:spacing w:after="100" w:before="100" w:line="240"/>
-              <w:ind w:left="100" w:right="100" w:firstLine="0" w:firstLineChars="0"/>
-              <w:rPr>
-                <w:rFonts w:ascii="Helvetica" w:hAnsi="Helvetica" w:eastAsia="Helvetica" w:cs="Helvetica"/>
-                <w:i w:val="false"/>
-                <w:b w:val="false"/>
-                <w:u w:val="none"/>
-                <w:sz w:val="22"/>
-                <w:szCs w:val="22"/>
-                <w:color w:val="000000"/>
-              </w:rPr>
-            </w:pPr>
-            <w:r>
-              <w:rPr>
-                <w:rFonts w:ascii="Helvetica" w:hAnsi="Helvetica" w:eastAsia="Helvetica" w:cs="Helvetica"/>
-                <w:i w:val="false"/>
-                <w:b w:val="false"/>
-                <w:u w:val="none"/>
-                <w:sz w:val="22"/>
-                <w:szCs w:val="22"/>
-                <w:color w:val="000000"/>
-              </w:rPr>
-              <w:t xml:space="preserve">0.130</w:t>
+              <w:t xml:space="preserve">2.98</w:t>
+            </w:r>
+          </w:p>
+        </w:tc>
+        <w:tc>
+          <w:tcPr>
+            <w:tcBorders>
+              <w:bottom w:val="none" w:sz="0" w:space="0" w:color="000000"/>
+              <w:top w:val="none" w:sz="0" w:space="0" w:color="000000"/>
+              <w:left w:val="none" w:sz="0" w:space="0" w:color="000000"/>
+              <w:right w:val="none" w:sz="0" w:space="0" w:color="000000"/>
+            </w:tcBorders>
+            <w:shd w:val="clear" w:color="auto" w:fill="FFFFFF"/>
+            <w:tcMar>
+              <w:top w:w="0" w:type="dxa"/>
+              <w:bottom w:w="0" w:type="dxa"/>
+              <w:left w:w="0" w:type="dxa"/>
+              <w:right w:w="0" w:type="dxa"/>
+            </w:tcMar>
+            <w:vAlign w:val="top"/>
+          </w:tcPr>
+          <w:p>
+            <w:pPr>
+              <w:pStyle w:val="Normal"/>
+              <w:jc w:val="center"/>
+              <w:pBdr>
+                <w:bottom w:val="none" w:sz="0" w:space="0" w:color="000000"/>
+                <w:top w:val="none" w:sz="0" w:space="0" w:color="000000"/>
+                <w:left w:val="none" w:sz="0" w:space="0" w:color="000000"/>
+                <w:right w:val="none" w:sz="0" w:space="0" w:color="000000"/>
+              </w:pBdr>
+              <w:spacing w:after="100" w:before="100" w:line="240"/>
+              <w:ind w:left="100" w:right="100" w:firstLine="0" w:firstLineChars="0"/>
+              <w:rPr>
+                <w:rFonts w:ascii="Helvetica" w:hAnsi="Helvetica" w:eastAsia="Helvetica" w:cs="Helvetica"/>
+                <w:i w:val="false"/>
+                <w:b w:val="false"/>
+                <w:u w:val="none"/>
+                <w:sz w:val="22"/>
+                <w:szCs w:val="22"/>
+                <w:color w:val="000000"/>
+              </w:rPr>
+            </w:pPr>
+            <w:r>
+              <w:rPr>
+                <w:rFonts w:ascii="Helvetica" w:hAnsi="Helvetica" w:eastAsia="Helvetica" w:cs="Helvetica"/>
+                <w:i w:val="false"/>
+                <w:b w:val="false"/>
+                <w:u w:val="none"/>
+                <w:sz w:val="22"/>
+                <w:szCs w:val="22"/>
+                <w:color w:val="000000"/>
+              </w:rPr>
+              <w:t xml:space="preserve">0.74, 12.0</w:t>
+            </w:r>
+          </w:p>
+        </w:tc>
+        <w:tc>
+          <w:tcPr>
+            <w:tcBorders>
+              <w:bottom w:val="none" w:sz="0" w:space="0" w:color="000000"/>
+              <w:top w:val="none" w:sz="0" w:space="0" w:color="000000"/>
+              <w:left w:val="none" w:sz="0" w:space="0" w:color="000000"/>
+              <w:right w:val="none" w:sz="0" w:space="0" w:color="000000"/>
+            </w:tcBorders>
+            <w:shd w:val="clear" w:color="auto" w:fill="FFFFFF"/>
+            <w:tcMar>
+              <w:top w:w="0" w:type="dxa"/>
+              <w:bottom w:w="0" w:type="dxa"/>
+              <w:left w:w="0" w:type="dxa"/>
+              <w:right w:w="0" w:type="dxa"/>
+            </w:tcMar>
+            <w:vAlign w:val="top"/>
+          </w:tcPr>
+          <w:p>
+            <w:pPr>
+              <w:pStyle w:val="Normal"/>
+              <w:jc w:val="center"/>
+              <w:pBdr>
+                <w:bottom w:val="none" w:sz="0" w:space="0" w:color="000000"/>
+                <w:top w:val="none" w:sz="0" w:space="0" w:color="000000"/>
+                <w:left w:val="none" w:sz="0" w:space="0" w:color="000000"/>
+                <w:right w:val="none" w:sz="0" w:space="0" w:color="000000"/>
+              </w:pBdr>
+              <w:spacing w:after="100" w:before="100" w:line="240"/>
+              <w:ind w:left="100" w:right="100" w:firstLine="0" w:firstLineChars="0"/>
+              <w:rPr>
+                <w:rFonts w:ascii="Helvetica" w:hAnsi="Helvetica" w:eastAsia="Helvetica" w:cs="Helvetica"/>
+                <w:i w:val="false"/>
+                <w:b w:val="false"/>
+                <w:u w:val="none"/>
+                <w:sz w:val="22"/>
+                <w:szCs w:val="22"/>
+                <w:color w:val="000000"/>
+              </w:rPr>
+            </w:pPr>
+            <w:r>
+              <w:rPr>
+                <w:rFonts w:ascii="Helvetica" w:hAnsi="Helvetica" w:eastAsia="Helvetica" w:cs="Helvetica"/>
+                <w:i w:val="false"/>
+                <w:b w:val="false"/>
+                <w:u w:val="none"/>
+                <w:sz w:val="22"/>
+                <w:szCs w:val="22"/>
+                <w:color w:val="000000"/>
+              </w:rPr>
+              <w:t xml:space="preserve">0.120</w:t>
             </w:r>
           </w:p>
         </w:tc>
@@ -14144,60 +14144,60 @@
                 <w:szCs w:val="22"/>
                 <w:color w:val="000000"/>
               </w:rPr>
-              <w:t xml:space="preserve">12.6</w:t>
-            </w:r>
-          </w:p>
-        </w:tc>
-        <w:tc>
-          <w:tcPr>
-            <w:tcBorders>
-              <w:bottom w:val="none" w:sz="0" w:space="0" w:color="000000"/>
-              <w:top w:val="none" w:sz="0" w:space="0" w:color="000000"/>
-              <w:left w:val="none" w:sz="0" w:space="0" w:color="000000"/>
-              <w:right w:val="none" w:sz="0" w:space="0" w:color="000000"/>
-            </w:tcBorders>
-            <w:shd w:val="clear" w:color="auto" w:fill="FFFFFF"/>
-            <w:tcMar>
-              <w:top w:w="0" w:type="dxa"/>
-              <w:bottom w:w="0" w:type="dxa"/>
-              <w:left w:w="0" w:type="dxa"/>
-              <w:right w:w="0" w:type="dxa"/>
-            </w:tcMar>
-            <w:vAlign w:val="top"/>
-          </w:tcPr>
-          <w:p>
-            <w:pPr>
-              <w:pStyle w:val="Normal"/>
-              <w:jc w:val="center"/>
-              <w:pBdr>
-                <w:bottom w:val="none" w:sz="0" w:space="0" w:color="000000"/>
-                <w:top w:val="none" w:sz="0" w:space="0" w:color="000000"/>
-                <w:left w:val="none" w:sz="0" w:space="0" w:color="000000"/>
-                <w:right w:val="none" w:sz="0" w:space="0" w:color="000000"/>
-              </w:pBdr>
-              <w:spacing w:after="100" w:before="100" w:line="240"/>
-              <w:ind w:left="100" w:right="100" w:firstLine="0" w:firstLineChars="0"/>
-              <w:rPr>
-                <w:rFonts w:ascii="Helvetica" w:hAnsi="Helvetica" w:eastAsia="Helvetica" w:cs="Helvetica"/>
-                <w:i w:val="false"/>
-                <w:b w:val="false"/>
-                <w:u w:val="none"/>
-                <w:sz w:val="22"/>
-                <w:szCs w:val="22"/>
-                <w:color w:val="000000"/>
-              </w:rPr>
-            </w:pPr>
-            <w:r>
-              <w:rPr>
-                <w:rFonts w:ascii="Helvetica" w:hAnsi="Helvetica" w:eastAsia="Helvetica" w:cs="Helvetica"/>
-                <w:i w:val="false"/>
-                <w:b w:val="false"/>
-                <w:u w:val="none"/>
-                <w:sz w:val="22"/>
-                <w:szCs w:val="22"/>
-                <w:color w:val="000000"/>
-              </w:rPr>
-              <w:t xml:space="preserve">3.33, 47.5</w:t>
+              <w:t xml:space="preserve">12.8</w:t>
+            </w:r>
+          </w:p>
+        </w:tc>
+        <w:tc>
+          <w:tcPr>
+            <w:tcBorders>
+              <w:bottom w:val="none" w:sz="0" w:space="0" w:color="000000"/>
+              <w:top w:val="none" w:sz="0" w:space="0" w:color="000000"/>
+              <w:left w:val="none" w:sz="0" w:space="0" w:color="000000"/>
+              <w:right w:val="none" w:sz="0" w:space="0" w:color="000000"/>
+            </w:tcBorders>
+            <w:shd w:val="clear" w:color="auto" w:fill="FFFFFF"/>
+            <w:tcMar>
+              <w:top w:w="0" w:type="dxa"/>
+              <w:bottom w:w="0" w:type="dxa"/>
+              <w:left w:w="0" w:type="dxa"/>
+              <w:right w:w="0" w:type="dxa"/>
+            </w:tcMar>
+            <w:vAlign w:val="top"/>
+          </w:tcPr>
+          <w:p>
+            <w:pPr>
+              <w:pStyle w:val="Normal"/>
+              <w:jc w:val="center"/>
+              <w:pBdr>
+                <w:bottom w:val="none" w:sz="0" w:space="0" w:color="000000"/>
+                <w:top w:val="none" w:sz="0" w:space="0" w:color="000000"/>
+                <w:left w:val="none" w:sz="0" w:space="0" w:color="000000"/>
+                <w:right w:val="none" w:sz="0" w:space="0" w:color="000000"/>
+              </w:pBdr>
+              <w:spacing w:after="100" w:before="100" w:line="240"/>
+              <w:ind w:left="100" w:right="100" w:firstLine="0" w:firstLineChars="0"/>
+              <w:rPr>
+                <w:rFonts w:ascii="Helvetica" w:hAnsi="Helvetica" w:eastAsia="Helvetica" w:cs="Helvetica"/>
+                <w:i w:val="false"/>
+                <w:b w:val="false"/>
+                <w:u w:val="none"/>
+                <w:sz w:val="22"/>
+                <w:szCs w:val="22"/>
+                <w:color w:val="000000"/>
+              </w:rPr>
+            </w:pPr>
+            <w:r>
+              <w:rPr>
+                <w:rFonts w:ascii="Helvetica" w:hAnsi="Helvetica" w:eastAsia="Helvetica" w:cs="Helvetica"/>
+                <w:i w:val="false"/>
+                <w:b w:val="false"/>
+                <w:u w:val="none"/>
+                <w:sz w:val="22"/>
+                <w:szCs w:val="22"/>
+                <w:color w:val="000000"/>
+              </w:rPr>
+              <w:t xml:space="preserve">3.46, 47.1</w:t>
             </w:r>
           </w:p>
         </w:tc>
@@ -14680,60 +14680,60 @@
                 <w:szCs w:val="22"/>
                 <w:color w:val="000000"/>
               </w:rPr>
-              <w:t xml:space="preserve">0.04, 1.24</w:t>
-            </w:r>
-          </w:p>
-        </w:tc>
-        <w:tc>
-          <w:tcPr>
-            <w:tcBorders>
-              <w:bottom w:val="none" w:sz="0" w:space="0" w:color="000000"/>
-              <w:top w:val="none" w:sz="0" w:space="0" w:color="000000"/>
-              <w:left w:val="none" w:sz="0" w:space="0" w:color="000000"/>
-              <w:right w:val="none" w:sz="0" w:space="0" w:color="000000"/>
-            </w:tcBorders>
-            <w:shd w:val="clear" w:color="auto" w:fill="FFFFFF"/>
-            <w:tcMar>
-              <w:top w:w="0" w:type="dxa"/>
-              <w:bottom w:w="0" w:type="dxa"/>
-              <w:left w:w="0" w:type="dxa"/>
-              <w:right w:w="0" w:type="dxa"/>
-            </w:tcMar>
-            <w:vAlign w:val="top"/>
-          </w:tcPr>
-          <w:p>
-            <w:pPr>
-              <w:pStyle w:val="Normal"/>
-              <w:jc w:val="center"/>
-              <w:pBdr>
-                <w:bottom w:val="none" w:sz="0" w:space="0" w:color="000000"/>
-                <w:top w:val="none" w:sz="0" w:space="0" w:color="000000"/>
-                <w:left w:val="none" w:sz="0" w:space="0" w:color="000000"/>
-                <w:right w:val="none" w:sz="0" w:space="0" w:color="000000"/>
-              </w:pBdr>
-              <w:spacing w:after="100" w:before="100" w:line="240"/>
-              <w:ind w:left="100" w:right="100" w:firstLine="0" w:firstLineChars="0"/>
-              <w:rPr>
-                <w:rFonts w:ascii="Helvetica" w:hAnsi="Helvetica" w:eastAsia="Helvetica" w:cs="Helvetica"/>
-                <w:i w:val="false"/>
-                <w:b w:val="false"/>
-                <w:u w:val="none"/>
-                <w:sz w:val="22"/>
-                <w:szCs w:val="22"/>
-                <w:color w:val="000000"/>
-              </w:rPr>
-            </w:pPr>
-            <w:r>
-              <w:rPr>
-                <w:rFonts w:ascii="Helvetica" w:hAnsi="Helvetica" w:eastAsia="Helvetica" w:cs="Helvetica"/>
-                <w:i w:val="false"/>
-                <w:b w:val="false"/>
-                <w:u w:val="none"/>
-                <w:sz w:val="22"/>
-                <w:szCs w:val="22"/>
-                <w:color w:val="000000"/>
-              </w:rPr>
-              <w:t xml:space="preserve">0.088</w:t>
+              <w:t xml:space="preserve">0.04, 1.22</w:t>
+            </w:r>
+          </w:p>
+        </w:tc>
+        <w:tc>
+          <w:tcPr>
+            <w:tcBorders>
+              <w:bottom w:val="none" w:sz="0" w:space="0" w:color="000000"/>
+              <w:top w:val="none" w:sz="0" w:space="0" w:color="000000"/>
+              <w:left w:val="none" w:sz="0" w:space="0" w:color="000000"/>
+              <w:right w:val="none" w:sz="0" w:space="0" w:color="000000"/>
+            </w:tcBorders>
+            <w:shd w:val="clear" w:color="auto" w:fill="FFFFFF"/>
+            <w:tcMar>
+              <w:top w:w="0" w:type="dxa"/>
+              <w:bottom w:w="0" w:type="dxa"/>
+              <w:left w:w="0" w:type="dxa"/>
+              <w:right w:w="0" w:type="dxa"/>
+            </w:tcMar>
+            <w:vAlign w:val="top"/>
+          </w:tcPr>
+          <w:p>
+            <w:pPr>
+              <w:pStyle w:val="Normal"/>
+              <w:jc w:val="center"/>
+              <w:pBdr>
+                <w:bottom w:val="none" w:sz="0" w:space="0" w:color="000000"/>
+                <w:top w:val="none" w:sz="0" w:space="0" w:color="000000"/>
+                <w:left w:val="none" w:sz="0" w:space="0" w:color="000000"/>
+                <w:right w:val="none" w:sz="0" w:space="0" w:color="000000"/>
+              </w:pBdr>
+              <w:spacing w:after="100" w:before="100" w:line="240"/>
+              <w:ind w:left="100" w:right="100" w:firstLine="0" w:firstLineChars="0"/>
+              <w:rPr>
+                <w:rFonts w:ascii="Helvetica" w:hAnsi="Helvetica" w:eastAsia="Helvetica" w:cs="Helvetica"/>
+                <w:i w:val="false"/>
+                <w:b w:val="false"/>
+                <w:u w:val="none"/>
+                <w:sz w:val="22"/>
+                <w:szCs w:val="22"/>
+                <w:color w:val="000000"/>
+              </w:rPr>
+            </w:pPr>
+            <w:r>
+              <w:rPr>
+                <w:rFonts w:ascii="Helvetica" w:hAnsi="Helvetica" w:eastAsia="Helvetica" w:cs="Helvetica"/>
+                <w:i w:val="false"/>
+                <w:b w:val="false"/>
+                <w:u w:val="none"/>
+                <w:sz w:val="22"/>
+                <w:szCs w:val="22"/>
+                <w:color w:val="000000"/>
+              </w:rPr>
+              <w:t xml:space="preserve">0.085</w:t>
             </w:r>
           </w:p>
         </w:tc>
@@ -15699,7 +15699,7 @@
                 <w:szCs w:val="22"/>
                 <w:color w:val="000000"/>
               </w:rPr>
-              <w:t xml:space="preserve">0.360</w:t>
+              <w:t xml:space="preserve">0.370</w:t>
             </w:r>
           </w:p>
         </w:tc>
@@ -16076,113 +16076,113 @@
                 <w:szCs w:val="22"/>
                 <w:color w:val="000000"/>
               </w:rPr>
-              <w:t xml:space="preserve">1.12</w:t>
-            </w:r>
-          </w:p>
-        </w:tc>
-        <w:tc>
-          <w:tcPr>
-            <w:tcBorders>
-              <w:bottom w:val="none" w:sz="0" w:space="0" w:color="000000"/>
-              <w:top w:val="none" w:sz="0" w:space="0" w:color="000000"/>
-              <w:left w:val="none" w:sz="0" w:space="0" w:color="000000"/>
-              <w:right w:val="none" w:sz="0" w:space="0" w:color="000000"/>
-            </w:tcBorders>
-            <w:shd w:val="clear" w:color="auto" w:fill="FFFFFF"/>
-            <w:tcMar>
-              <w:top w:w="0" w:type="dxa"/>
-              <w:bottom w:w="0" w:type="dxa"/>
-              <w:left w:w="0" w:type="dxa"/>
-              <w:right w:w="0" w:type="dxa"/>
-            </w:tcMar>
-            <w:vAlign w:val="top"/>
-          </w:tcPr>
-          <w:p>
-            <w:pPr>
-              <w:pStyle w:val="Normal"/>
-              <w:jc w:val="center"/>
-              <w:pBdr>
-                <w:bottom w:val="none" w:sz="0" w:space="0" w:color="000000"/>
-                <w:top w:val="none" w:sz="0" w:space="0" w:color="000000"/>
-                <w:left w:val="none" w:sz="0" w:space="0" w:color="000000"/>
-                <w:right w:val="none" w:sz="0" w:space="0" w:color="000000"/>
-              </w:pBdr>
-              <w:spacing w:after="100" w:before="100" w:line="240"/>
-              <w:ind w:left="100" w:right="100" w:firstLine="0" w:firstLineChars="0"/>
-              <w:rPr>
-                <w:rFonts w:ascii="Helvetica" w:hAnsi="Helvetica" w:eastAsia="Helvetica" w:cs="Helvetica"/>
-                <w:i w:val="false"/>
-                <w:b w:val="false"/>
-                <w:u w:val="none"/>
-                <w:sz w:val="22"/>
-                <w:szCs w:val="22"/>
-                <w:color w:val="000000"/>
-              </w:rPr>
-            </w:pPr>
-            <w:r>
-              <w:rPr>
-                <w:rFonts w:ascii="Helvetica" w:hAnsi="Helvetica" w:eastAsia="Helvetica" w:cs="Helvetica"/>
-                <w:i w:val="false"/>
-                <w:b w:val="false"/>
-                <w:u w:val="none"/>
-                <w:sz w:val="22"/>
-                <w:szCs w:val="22"/>
-                <w:color w:val="000000"/>
-              </w:rPr>
-              <w:t xml:space="preserve">0.50, 2.51</w:t>
-            </w:r>
-          </w:p>
-        </w:tc>
-        <w:tc>
-          <w:tcPr>
-            <w:tcBorders>
-              <w:bottom w:val="none" w:sz="0" w:space="0" w:color="000000"/>
-              <w:top w:val="none" w:sz="0" w:space="0" w:color="000000"/>
-              <w:left w:val="none" w:sz="0" w:space="0" w:color="000000"/>
-              <w:right w:val="none" w:sz="0" w:space="0" w:color="000000"/>
-            </w:tcBorders>
-            <w:shd w:val="clear" w:color="auto" w:fill="FFFFFF"/>
-            <w:tcMar>
-              <w:top w:w="0" w:type="dxa"/>
-              <w:bottom w:w="0" w:type="dxa"/>
-              <w:left w:w="0" w:type="dxa"/>
-              <w:right w:w="0" w:type="dxa"/>
-            </w:tcMar>
-            <w:vAlign w:val="top"/>
-          </w:tcPr>
-          <w:p>
-            <w:pPr>
-              <w:pStyle w:val="Normal"/>
-              <w:jc w:val="center"/>
-              <w:pBdr>
-                <w:bottom w:val="none" w:sz="0" w:space="0" w:color="000000"/>
-                <w:top w:val="none" w:sz="0" w:space="0" w:color="000000"/>
-                <w:left w:val="none" w:sz="0" w:space="0" w:color="000000"/>
-                <w:right w:val="none" w:sz="0" w:space="0" w:color="000000"/>
-              </w:pBdr>
-              <w:spacing w:after="100" w:before="100" w:line="240"/>
-              <w:ind w:left="100" w:right="100" w:firstLine="0" w:firstLineChars="0"/>
-              <w:rPr>
-                <w:rFonts w:ascii="Helvetica" w:hAnsi="Helvetica" w:eastAsia="Helvetica" w:cs="Helvetica"/>
-                <w:i w:val="false"/>
-                <w:b w:val="false"/>
-                <w:u w:val="none"/>
-                <w:sz w:val="22"/>
-                <w:szCs w:val="22"/>
-                <w:color w:val="000000"/>
-              </w:rPr>
-            </w:pPr>
-            <w:r>
-              <w:rPr>
-                <w:rFonts w:ascii="Helvetica" w:hAnsi="Helvetica" w:eastAsia="Helvetica" w:cs="Helvetica"/>
-                <w:i w:val="false"/>
-                <w:b w:val="false"/>
-                <w:u w:val="none"/>
-                <w:sz w:val="22"/>
-                <w:szCs w:val="22"/>
-                <w:color w:val="000000"/>
-              </w:rPr>
-              <w:t xml:space="preserve">0.780</w:t>
+              <w:t xml:space="preserve">1.13</w:t>
+            </w:r>
+          </w:p>
+        </w:tc>
+        <w:tc>
+          <w:tcPr>
+            <w:tcBorders>
+              <w:bottom w:val="none" w:sz="0" w:space="0" w:color="000000"/>
+              <w:top w:val="none" w:sz="0" w:space="0" w:color="000000"/>
+              <w:left w:val="none" w:sz="0" w:space="0" w:color="000000"/>
+              <w:right w:val="none" w:sz="0" w:space="0" w:color="000000"/>
+            </w:tcBorders>
+            <w:shd w:val="clear" w:color="auto" w:fill="FFFFFF"/>
+            <w:tcMar>
+              <w:top w:w="0" w:type="dxa"/>
+              <w:bottom w:w="0" w:type="dxa"/>
+              <w:left w:w="0" w:type="dxa"/>
+              <w:right w:w="0" w:type="dxa"/>
+            </w:tcMar>
+            <w:vAlign w:val="top"/>
+          </w:tcPr>
+          <w:p>
+            <w:pPr>
+              <w:pStyle w:val="Normal"/>
+              <w:jc w:val="center"/>
+              <w:pBdr>
+                <w:bottom w:val="none" w:sz="0" w:space="0" w:color="000000"/>
+                <w:top w:val="none" w:sz="0" w:space="0" w:color="000000"/>
+                <w:left w:val="none" w:sz="0" w:space="0" w:color="000000"/>
+                <w:right w:val="none" w:sz="0" w:space="0" w:color="000000"/>
+              </w:pBdr>
+              <w:spacing w:after="100" w:before="100" w:line="240"/>
+              <w:ind w:left="100" w:right="100" w:firstLine="0" w:firstLineChars="0"/>
+              <w:rPr>
+                <w:rFonts w:ascii="Helvetica" w:hAnsi="Helvetica" w:eastAsia="Helvetica" w:cs="Helvetica"/>
+                <w:i w:val="false"/>
+                <w:b w:val="false"/>
+                <w:u w:val="none"/>
+                <w:sz w:val="22"/>
+                <w:szCs w:val="22"/>
+                <w:color w:val="000000"/>
+              </w:rPr>
+            </w:pPr>
+            <w:r>
+              <w:rPr>
+                <w:rFonts w:ascii="Helvetica" w:hAnsi="Helvetica" w:eastAsia="Helvetica" w:cs="Helvetica"/>
+                <w:i w:val="false"/>
+                <w:b w:val="false"/>
+                <w:u w:val="none"/>
+                <w:sz w:val="22"/>
+                <w:szCs w:val="22"/>
+                <w:color w:val="000000"/>
+              </w:rPr>
+              <w:t xml:space="preserve">0.50, 2.55</w:t>
+            </w:r>
+          </w:p>
+        </w:tc>
+        <w:tc>
+          <w:tcPr>
+            <w:tcBorders>
+              <w:bottom w:val="none" w:sz="0" w:space="0" w:color="000000"/>
+              <w:top w:val="none" w:sz="0" w:space="0" w:color="000000"/>
+              <w:left w:val="none" w:sz="0" w:space="0" w:color="000000"/>
+              <w:right w:val="none" w:sz="0" w:space="0" w:color="000000"/>
+            </w:tcBorders>
+            <w:shd w:val="clear" w:color="auto" w:fill="FFFFFF"/>
+            <w:tcMar>
+              <w:top w:w="0" w:type="dxa"/>
+              <w:bottom w:w="0" w:type="dxa"/>
+              <w:left w:w="0" w:type="dxa"/>
+              <w:right w:w="0" w:type="dxa"/>
+            </w:tcMar>
+            <w:vAlign w:val="top"/>
+          </w:tcPr>
+          <w:p>
+            <w:pPr>
+              <w:pStyle w:val="Normal"/>
+              <w:jc w:val="center"/>
+              <w:pBdr>
+                <w:bottom w:val="none" w:sz="0" w:space="0" w:color="000000"/>
+                <w:top w:val="none" w:sz="0" w:space="0" w:color="000000"/>
+                <w:left w:val="none" w:sz="0" w:space="0" w:color="000000"/>
+                <w:right w:val="none" w:sz="0" w:space="0" w:color="000000"/>
+              </w:pBdr>
+              <w:spacing w:after="100" w:before="100" w:line="240"/>
+              <w:ind w:left="100" w:right="100" w:firstLine="0" w:firstLineChars="0"/>
+              <w:rPr>
+                <w:rFonts w:ascii="Helvetica" w:hAnsi="Helvetica" w:eastAsia="Helvetica" w:cs="Helvetica"/>
+                <w:i w:val="false"/>
+                <w:b w:val="false"/>
+                <w:u w:val="none"/>
+                <w:sz w:val="22"/>
+                <w:szCs w:val="22"/>
+                <w:color w:val="000000"/>
+              </w:rPr>
+            </w:pPr>
+            <w:r>
+              <w:rPr>
+                <w:rFonts w:ascii="Helvetica" w:hAnsi="Helvetica" w:eastAsia="Helvetica" w:cs="Helvetica"/>
+                <w:i w:val="false"/>
+                <w:b w:val="false"/>
+                <w:u w:val="none"/>
+                <w:sz w:val="22"/>
+                <w:szCs w:val="22"/>
+                <w:color w:val="000000"/>
+              </w:rPr>
+              <w:t xml:space="preserve">0.770</w:t>
             </w:r>
           </w:p>
         </w:tc>
@@ -16241,7 +16241,7 @@
                 <w:szCs w:val="22"/>
                 <w:color w:val="000000"/>
               </w:rPr>
-              <w:t xml:space="preserve">ckd_epi_gfr_cre_cys</w:t>
+              <w:t xml:space="preserve">baseline_cre_egfr</w:t>
             </w:r>
           </w:p>
         </w:tc>
@@ -16400,7 +16400,7 @@
                 <w:szCs w:val="22"/>
                 <w:color w:val="000000"/>
               </w:rPr>
-              <w:t xml:space="preserve">0.96, 1.00</w:t>
+              <w:t xml:space="preserve">0.96, 1.01</w:t>
             </w:r>
           </w:p>
         </w:tc>
@@ -16453,7 +16453,7 @@
                 <w:szCs w:val="22"/>
                 <w:color w:val="000000"/>
               </w:rPr>
-              <w:t xml:space="preserve">0.078</w:t>
+              <w:t xml:space="preserve">0.130</w:t>
             </w:r>
           </w:p>
         </w:tc>
@@ -16665,7 +16665,7 @@
                 <w:szCs w:val="22"/>
                 <w:color w:val="000000"/>
               </w:rPr>
-              <w:t xml:space="preserve">0.780</w:t>
+              <w:t xml:space="preserve">0.820</w:t>
             </w:r>
           </w:p>
         </w:tc>
